--- a/Docs/BILA-BIMBINGAN-34.docx
+++ b/Docs/BILA-BIMBINGAN-34.docx
@@ -5936,19 +5936,7 @@
               <w:rPr>
                 <w:rStyle w:val="Hyperlink"/>
               </w:rPr>
-              <w:t xml:space="preserve">Use Case </w:t>
-            </w:r>
-            <w:r>
-              <w:rPr>
-                <w:rStyle w:val="Hyperlink"/>
-              </w:rPr>
-              <w:t>D</w:t>
-            </w:r>
-            <w:r>
-              <w:rPr>
-                <w:rStyle w:val="Hyperlink"/>
-              </w:rPr>
-              <w:t>iagram</w:t>
+              <w:t>Use Case Diagram</w:t>
             </w:r>
             <w:r>
               <w:rPr>
@@ -7330,240 +7318,69 @@
         </w:tabs>
         <w:spacing w:line="360" w:lineRule="auto"/>
         <w:ind w:left="1276" w:hanging="1276"/>
+      </w:pPr>
+      <w:r>
         <w:rPr>
           <w:rStyle w:val="Hyperlink"/>
         </w:rPr>
-      </w:pPr>
+        <w:fldChar w:fldCharType="begin"/>
+      </w:r>
       <w:r>
         <w:rPr>
           <w:rStyle w:val="Hyperlink"/>
         </w:rPr>
-        <w:fldChar w:fldCharType="begin"/>
+        <w:instrText xml:space="preserve"> TOC \h \z \c "Table 3." </w:instrText>
       </w:r>
       <w:r>
         <w:rPr>
           <w:rStyle w:val="Hyperlink"/>
         </w:rPr>
-        <w:instrText xml:space="preserve"> TOC \h \z \c "Table 3." </w:instrText>
-      </w:r>
-      <w:r>
-        <w:rPr>
-          <w:rStyle w:val="Hyperlink"/>
-        </w:rPr>
         <w:fldChar w:fldCharType="separate"/>
       </w:r>
-      <w:hyperlink w:anchor="_Toc201276528" w:history="1">
+      <w:hyperlink w:anchor="_Toc220280624" w:history="1">
         <w:r>
           <w:rPr>
             <w:rStyle w:val="Hyperlink"/>
           </w:rPr>
-          <w:t xml:space="preserve">Table 3. </w:t>
+          <w:t>Table 3.1 Tabel Wawancara</w:t>
         </w:r>
         <w:r>
           <w:rPr>
-            <w:rStyle w:val="Hyperlink"/>
-          </w:rPr>
-          <w:t>1 Tabel Wawancara</w:t>
-        </w:r>
-        <w:r>
-          <w:rPr>
-            <w:rStyle w:val="Hyperlink"/>
             <w:webHidden/>
           </w:rPr>
           <w:tab/>
         </w:r>
         <w:r>
           <w:rPr>
-            <w:rStyle w:val="Hyperlink"/>
             <w:webHidden/>
           </w:rPr>
           <w:fldChar w:fldCharType="begin"/>
         </w:r>
         <w:r>
           <w:rPr>
-            <w:rStyle w:val="Hyperlink"/>
             <w:webHidden/>
           </w:rPr>
-          <w:instrText xml:space="preserve"> PAGEREF _Toc201276528 \h </w:instrText>
+          <w:instrText xml:space="preserve"> PAGEREF _Toc220280624 \h </w:instrText>
         </w:r>
         <w:r>
           <w:rPr>
-            <w:rStyle w:val="Hyperlink"/>
             <w:webHidden/>
           </w:rPr>
         </w:r>
         <w:r>
           <w:rPr>
-            <w:rStyle w:val="Hyperlink"/>
             <w:webHidden/>
           </w:rPr>
           <w:fldChar w:fldCharType="separate"/>
         </w:r>
         <w:r>
           <w:rPr>
-            <w:rStyle w:val="Hyperlink"/>
             <w:webHidden/>
           </w:rPr>
           <w:t>24</w:t>
         </w:r>
         <w:r>
           <w:rPr>
-            <w:rStyle w:val="Hyperlink"/>
-            <w:webHidden/>
-          </w:rPr>
-          <w:fldChar w:fldCharType="end"/>
-        </w:r>
-      </w:hyperlink>
-    </w:p>
-    <w:p>
-      <w:pPr>
-        <w:pStyle w:val="TableofFigures"/>
-        <w:tabs>
-          <w:tab w:val="right" w:leader="dot" w:pos="7927"/>
-        </w:tabs>
-        <w:spacing w:line="360" w:lineRule="auto"/>
-        <w:ind w:left="1276" w:hanging="1276"/>
-        <w:rPr>
-          <w:rStyle w:val="Hyperlink"/>
-        </w:rPr>
-      </w:pPr>
-      <w:hyperlink w:anchor="_Toc201276529" w:history="1">
-        <w:r>
-          <w:rPr>
-            <w:rStyle w:val="Hyperlink"/>
-          </w:rPr>
-          <w:t xml:space="preserve">Table 3. </w:t>
-        </w:r>
-        <w:r>
-          <w:rPr>
-            <w:rStyle w:val="Hyperlink"/>
-          </w:rPr>
-          <w:t xml:space="preserve">2 </w:t>
-        </w:r>
-        <w:r>
-          <w:rPr>
-            <w:rStyle w:val="Hyperlink"/>
-            <w:i/>
-          </w:rPr>
-          <w:t>Class Diagram</w:t>
-        </w:r>
-        <w:r>
-          <w:rPr>
-            <w:rStyle w:val="Hyperlink"/>
-            <w:webHidden/>
-          </w:rPr>
-          <w:tab/>
-        </w:r>
-        <w:r>
-          <w:rPr>
-            <w:rStyle w:val="Hyperlink"/>
-            <w:webHidden/>
-          </w:rPr>
-          <w:fldChar w:fldCharType="begin"/>
-        </w:r>
-        <w:r>
-          <w:rPr>
-            <w:rStyle w:val="Hyperlink"/>
-            <w:webHidden/>
-          </w:rPr>
-          <w:instrText xml:space="preserve"> PAGEREF _Toc201276529 \h </w:instrText>
-        </w:r>
-        <w:r>
-          <w:rPr>
-            <w:rStyle w:val="Hyperlink"/>
-            <w:webHidden/>
-          </w:rPr>
-          <w:fldChar w:fldCharType="separate"/>
-        </w:r>
-        <w:r>
-          <w:rPr>
-            <w:rStyle w:val="Hyperlink"/>
-            <w:b/>
-            <w:bCs/>
-            <w:webHidden/>
-            <w:lang w:val="en-US"/>
-          </w:rPr>
-          <w:t>Error! Bookmark not defined.</w:t>
-        </w:r>
-        <w:r>
-          <w:rPr>
-            <w:rStyle w:val="Hyperlink"/>
-            <w:webHidden/>
-          </w:rPr>
-          <w:fldChar w:fldCharType="end"/>
-        </w:r>
-      </w:hyperlink>
-    </w:p>
-    <w:p>
-      <w:pPr>
-        <w:pStyle w:val="TableofFigures"/>
-        <w:tabs>
-          <w:tab w:val="right" w:leader="dot" w:pos="7927"/>
-        </w:tabs>
-        <w:spacing w:line="360" w:lineRule="auto"/>
-        <w:ind w:left="1276" w:hanging="1276"/>
-      </w:pPr>
-      <w:hyperlink w:anchor="_Toc201276530" w:history="1">
-        <w:r>
-          <w:rPr>
-            <w:rStyle w:val="Hyperlink"/>
-          </w:rPr>
-          <w:t xml:space="preserve">Table 3. </w:t>
-        </w:r>
-        <w:r>
-          <w:rPr>
-            <w:rStyle w:val="Hyperlink"/>
-          </w:rPr>
-          <w:t xml:space="preserve">3 Keterangan </w:t>
-        </w:r>
-        <w:r>
-          <w:rPr>
-            <w:rStyle w:val="Hyperlink"/>
-            <w:i/>
-          </w:rPr>
-          <w:t>Activity Diagram</w:t>
-        </w:r>
-        <w:r>
-          <w:rPr>
-            <w:rStyle w:val="Hyperlink"/>
-            <w:webHidden/>
-          </w:rPr>
-          <w:tab/>
-        </w:r>
-        <w:r>
-          <w:rPr>
-            <w:rStyle w:val="Hyperlink"/>
-            <w:webHidden/>
-          </w:rPr>
-          <w:fldChar w:fldCharType="begin"/>
-        </w:r>
-        <w:r>
-          <w:rPr>
-            <w:rStyle w:val="Hyperlink"/>
-            <w:webHidden/>
-          </w:rPr>
-          <w:instrText xml:space="preserve"> PAGEREF _Toc201276530 \h </w:instrText>
-        </w:r>
-        <w:r>
-          <w:rPr>
-            <w:rStyle w:val="Hyperlink"/>
-            <w:webHidden/>
-          </w:rPr>
-          <w:fldChar w:fldCharType="separate"/>
-        </w:r>
-        <w:r>
-          <w:rPr>
-            <w:rStyle w:val="Hyperlink"/>
-            <w:b/>
-            <w:bCs/>
-            <w:webHidden/>
-            <w:lang w:val="en-US"/>
-          </w:rPr>
-          <w:t>Error! Bookmark not defined.</w:t>
-        </w:r>
-        <w:r>
-          <w:rPr>
-            <w:rStyle w:val="Hyperlink"/>
             <w:webHidden/>
           </w:rPr>
           <w:fldChar w:fldCharType="end"/>
@@ -9059,10 +8876,12 @@
         </w:tabs>
         <w:spacing w:line="360" w:lineRule="auto"/>
         <w:rPr>
-          <w:rStyle w:val="Hyperlink"/>
-        </w:rPr>
-      </w:pPr>
-      <w:hyperlink w:anchor="_Toc218280204" w:history="1">
+          <w:rFonts w:asciiTheme="minorHAnsi" w:eastAsiaTheme="minorEastAsia" w:hAnsiTheme="minorHAnsi"/>
+          <w:szCs w:val="24"/>
+          <w:lang w:val="id-ID" w:eastAsia="id-ID" w:bidi="ar-SA"/>
+        </w:rPr>
+      </w:pPr>
+      <w:hyperlink w:anchor="_Toc220280643" w:history="1">
         <w:r>
           <w:rPr>
             <w:rStyle w:val="Hyperlink"/>
@@ -9071,48 +8890,41 @@
         </w:r>
         <w:r>
           <w:rPr>
-            <w:rStyle w:val="Hyperlink"/>
             <w:webHidden/>
           </w:rPr>
           <w:tab/>
         </w:r>
         <w:r>
           <w:rPr>
-            <w:rStyle w:val="Hyperlink"/>
             <w:webHidden/>
           </w:rPr>
           <w:fldChar w:fldCharType="begin"/>
         </w:r>
         <w:r>
           <w:rPr>
-            <w:rStyle w:val="Hyperlink"/>
             <w:webHidden/>
           </w:rPr>
-          <w:instrText xml:space="preserve"> PAGEREF _Toc218280204 \h </w:instrText>
+          <w:instrText xml:space="preserve"> PAGEREF _Toc220280643 \h </w:instrText>
         </w:r>
         <w:r>
           <w:rPr>
-            <w:rStyle w:val="Hyperlink"/>
             <w:webHidden/>
           </w:rPr>
         </w:r>
         <w:r>
           <w:rPr>
-            <w:rStyle w:val="Hyperlink"/>
             <w:webHidden/>
           </w:rPr>
           <w:fldChar w:fldCharType="separate"/>
         </w:r>
         <w:r>
           <w:rPr>
-            <w:rStyle w:val="Hyperlink"/>
             <w:webHidden/>
           </w:rPr>
           <w:t>21</w:t>
         </w:r>
         <w:r>
           <w:rPr>
-            <w:rStyle w:val="Hyperlink"/>
             <w:webHidden/>
           </w:rPr>
           <w:fldChar w:fldCharType="end"/>
@@ -9127,10 +8939,12 @@
         </w:tabs>
         <w:spacing w:line="360" w:lineRule="auto"/>
         <w:rPr>
-          <w:rStyle w:val="Hyperlink"/>
-        </w:rPr>
-      </w:pPr>
-      <w:hyperlink w:anchor="_Toc218280205" w:history="1">
+          <w:rFonts w:asciiTheme="minorHAnsi" w:eastAsiaTheme="minorEastAsia" w:hAnsiTheme="minorHAnsi"/>
+          <w:szCs w:val="24"/>
+          <w:lang w:val="id-ID" w:eastAsia="id-ID" w:bidi="ar-SA"/>
+        </w:rPr>
+      </w:pPr>
+      <w:hyperlink w:anchor="_Toc220280644" w:history="1">
         <w:r>
           <w:rPr>
             <w:rStyle w:val="Hyperlink"/>
@@ -9139,48 +8953,41 @@
         </w:r>
         <w:r>
           <w:rPr>
-            <w:rStyle w:val="Hyperlink"/>
             <w:webHidden/>
           </w:rPr>
           <w:tab/>
         </w:r>
         <w:r>
           <w:rPr>
-            <w:rStyle w:val="Hyperlink"/>
             <w:webHidden/>
           </w:rPr>
           <w:fldChar w:fldCharType="begin"/>
         </w:r>
         <w:r>
           <w:rPr>
-            <w:rStyle w:val="Hyperlink"/>
             <w:webHidden/>
           </w:rPr>
-          <w:instrText xml:space="preserve"> PAGEREF _Toc218280205 \h </w:instrText>
+          <w:instrText xml:space="preserve"> PAGEREF _Toc220280644 \h </w:instrText>
         </w:r>
         <w:r>
           <w:rPr>
-            <w:rStyle w:val="Hyperlink"/>
             <w:webHidden/>
           </w:rPr>
         </w:r>
         <w:r>
           <w:rPr>
-            <w:rStyle w:val="Hyperlink"/>
             <w:webHidden/>
           </w:rPr>
           <w:fldChar w:fldCharType="separate"/>
         </w:r>
         <w:r>
           <w:rPr>
-            <w:rStyle w:val="Hyperlink"/>
             <w:webHidden/>
           </w:rPr>
           <w:t>22</w:t>
         </w:r>
         <w:r>
           <w:rPr>
-            <w:rStyle w:val="Hyperlink"/>
             <w:webHidden/>
           </w:rPr>
           <w:fldChar w:fldCharType="end"/>
@@ -9194,11 +9001,8 @@
           <w:tab w:val="right" w:leader="dot" w:pos="7927"/>
         </w:tabs>
         <w:spacing w:line="360" w:lineRule="auto"/>
-        <w:rPr>
-          <w:rStyle w:val="Hyperlink"/>
-        </w:rPr>
-      </w:pPr>
-      <w:hyperlink w:anchor="_Toc218280206" w:history="1">
+      </w:pPr>
+      <w:hyperlink w:anchor="_Toc220280645" w:history="1">
         <w:r>
           <w:rPr>
             <w:rStyle w:val="Hyperlink"/>
@@ -9208,470 +9012,47 @@
         <w:r>
           <w:rPr>
             <w:rStyle w:val="Hyperlink"/>
+            <w:i/>
           </w:rPr>
           <w:t>Coffe</w:t>
         </w:r>
         <w:r>
           <w:rPr>
-            <w:rStyle w:val="Hyperlink"/>
             <w:webHidden/>
           </w:rPr>
           <w:tab/>
         </w:r>
         <w:r>
           <w:rPr>
-            <w:rStyle w:val="Hyperlink"/>
             <w:webHidden/>
           </w:rPr>
           <w:fldChar w:fldCharType="begin"/>
         </w:r>
         <w:r>
           <w:rPr>
-            <w:rStyle w:val="Hyperlink"/>
             <w:webHidden/>
           </w:rPr>
-          <w:instrText xml:space="preserve"> PAGEREF _Toc218280206 \h </w:instrText>
+          <w:instrText xml:space="preserve"> PAGEREF _Toc220280645 \h </w:instrText>
         </w:r>
         <w:r>
           <w:rPr>
-            <w:rStyle w:val="Hyperlink"/>
             <w:webHidden/>
           </w:rPr>
         </w:r>
         <w:r>
           <w:rPr>
-            <w:rStyle w:val="Hyperlink"/>
             <w:webHidden/>
           </w:rPr>
           <w:fldChar w:fldCharType="separate"/>
         </w:r>
         <w:r>
           <w:rPr>
-            <w:rStyle w:val="Hyperlink"/>
             <w:webHidden/>
           </w:rPr>
           <w:t>23</w:t>
         </w:r>
         <w:r>
           <w:rPr>
-            <w:rStyle w:val="Hyperlink"/>
-            <w:webHidden/>
-          </w:rPr>
-          <w:fldChar w:fldCharType="end"/>
-        </w:r>
-      </w:hyperlink>
-    </w:p>
-    <w:p>
-      <w:pPr>
-        <w:pStyle w:val="TableofFigures"/>
-        <w:tabs>
-          <w:tab w:val="right" w:leader="dot" w:pos="7927"/>
-        </w:tabs>
-        <w:spacing w:line="360" w:lineRule="auto"/>
-        <w:rPr>
-          <w:rStyle w:val="Hyperlink"/>
-        </w:rPr>
-      </w:pPr>
-      <w:hyperlink w:anchor="_Toc218280207" w:history="1">
-        <w:r>
-          <w:rPr>
-            <w:rStyle w:val="Hyperlink"/>
-          </w:rPr>
-          <w:t xml:space="preserve">Gambar 3.4 </w:t>
-        </w:r>
-        <w:r>
-          <w:rPr>
-            <w:rStyle w:val="Hyperlink"/>
-          </w:rPr>
-          <w:t xml:space="preserve">Simple Use Case Diagram </w:t>
-        </w:r>
-        <w:r>
-          <w:rPr>
-            <w:rStyle w:val="Hyperlink"/>
-          </w:rPr>
-          <w:t>( Lampiran 1 )</w:t>
-        </w:r>
-        <w:r>
-          <w:rPr>
-            <w:rStyle w:val="Hyperlink"/>
-            <w:webHidden/>
-          </w:rPr>
-          <w:tab/>
-        </w:r>
-        <w:r>
-          <w:rPr>
-            <w:rStyle w:val="Hyperlink"/>
-            <w:webHidden/>
-          </w:rPr>
-          <w:fldChar w:fldCharType="begin"/>
-        </w:r>
-        <w:r>
-          <w:rPr>
-            <w:rStyle w:val="Hyperlink"/>
-            <w:webHidden/>
-          </w:rPr>
-          <w:instrText xml:space="preserve"> PAGEREF _Toc218280207 \h </w:instrText>
-        </w:r>
-        <w:r>
-          <w:rPr>
-            <w:rStyle w:val="Hyperlink"/>
-            <w:webHidden/>
-          </w:rPr>
-          <w:fldChar w:fldCharType="separate"/>
-        </w:r>
-        <w:r>
-          <w:rPr>
-            <w:rStyle w:val="Hyperlink"/>
-            <w:b/>
-            <w:bCs/>
-            <w:webHidden/>
-            <w:lang w:val="en-US"/>
-          </w:rPr>
-          <w:t>Error! Bookmark not defined.</w:t>
-        </w:r>
-        <w:r>
-          <w:rPr>
-            <w:rStyle w:val="Hyperlink"/>
-            <w:webHidden/>
-          </w:rPr>
-          <w:fldChar w:fldCharType="end"/>
-        </w:r>
-      </w:hyperlink>
-    </w:p>
-    <w:p>
-      <w:pPr>
-        <w:pStyle w:val="TableofFigures"/>
-        <w:tabs>
-          <w:tab w:val="right" w:leader="dot" w:pos="7927"/>
-        </w:tabs>
-        <w:spacing w:line="360" w:lineRule="auto"/>
-        <w:rPr>
-          <w:rStyle w:val="Hyperlink"/>
-        </w:rPr>
-      </w:pPr>
-      <w:hyperlink w:anchor="_Toc218280208" w:history="1">
-        <w:r>
-          <w:rPr>
-            <w:rStyle w:val="Hyperlink"/>
-          </w:rPr>
-          <w:t xml:space="preserve">Gambar 3.5 </w:t>
-        </w:r>
-        <w:r>
-          <w:rPr>
-            <w:rStyle w:val="Hyperlink"/>
-          </w:rPr>
-          <w:t xml:space="preserve">Class Diagram </w:t>
-        </w:r>
-        <w:r>
-          <w:rPr>
-            <w:rStyle w:val="Hyperlink"/>
-          </w:rPr>
-          <w:t>( Lampiran 2 )</w:t>
-        </w:r>
-        <w:r>
-          <w:rPr>
-            <w:rStyle w:val="Hyperlink"/>
-            <w:webHidden/>
-          </w:rPr>
-          <w:tab/>
-        </w:r>
-        <w:r>
-          <w:rPr>
-            <w:rStyle w:val="Hyperlink"/>
-            <w:webHidden/>
-          </w:rPr>
-          <w:fldChar w:fldCharType="begin"/>
-        </w:r>
-        <w:r>
-          <w:rPr>
-            <w:rStyle w:val="Hyperlink"/>
-            <w:webHidden/>
-          </w:rPr>
-          <w:instrText xml:space="preserve"> PAGEREF _Toc218280208 \h </w:instrText>
-        </w:r>
-        <w:r>
-          <w:rPr>
-            <w:rStyle w:val="Hyperlink"/>
-            <w:webHidden/>
-          </w:rPr>
-          <w:fldChar w:fldCharType="separate"/>
-        </w:r>
-        <w:r>
-          <w:rPr>
-            <w:rStyle w:val="Hyperlink"/>
-            <w:b/>
-            <w:bCs/>
-            <w:webHidden/>
-            <w:lang w:val="en-US"/>
-          </w:rPr>
-          <w:t>Error! Bookmark not defined.</w:t>
-        </w:r>
-        <w:r>
-          <w:rPr>
-            <w:rStyle w:val="Hyperlink"/>
-            <w:webHidden/>
-          </w:rPr>
-          <w:fldChar w:fldCharType="end"/>
-        </w:r>
-      </w:hyperlink>
-    </w:p>
-    <w:p>
-      <w:pPr>
-        <w:pStyle w:val="TableofFigures"/>
-        <w:tabs>
-          <w:tab w:val="right" w:leader="dot" w:pos="7927"/>
-        </w:tabs>
-        <w:spacing w:line="360" w:lineRule="auto"/>
-        <w:rPr>
-          <w:rStyle w:val="Hyperlink"/>
-        </w:rPr>
-      </w:pPr>
-      <w:hyperlink w:anchor="_Toc218280209" w:history="1">
-        <w:r>
-          <w:rPr>
-            <w:rStyle w:val="Hyperlink"/>
-          </w:rPr>
-          <w:t>Gambar 3.6 Activity Diagram</w:t>
-        </w:r>
-        <w:r>
-          <w:rPr>
-            <w:rStyle w:val="Hyperlink"/>
-            <w:webHidden/>
-          </w:rPr>
-          <w:tab/>
-        </w:r>
-        <w:r>
-          <w:rPr>
-            <w:rStyle w:val="Hyperlink"/>
-            <w:webHidden/>
-          </w:rPr>
-          <w:fldChar w:fldCharType="begin"/>
-        </w:r>
-        <w:r>
-          <w:rPr>
-            <w:rStyle w:val="Hyperlink"/>
-            <w:webHidden/>
-          </w:rPr>
-          <w:instrText xml:space="preserve"> PAGEREF _Toc218280209 \h </w:instrText>
-        </w:r>
-        <w:r>
-          <w:rPr>
-            <w:rStyle w:val="Hyperlink"/>
-            <w:webHidden/>
-          </w:rPr>
-          <w:fldChar w:fldCharType="separate"/>
-        </w:r>
-        <w:r>
-          <w:rPr>
-            <w:rStyle w:val="Hyperlink"/>
-            <w:b/>
-            <w:bCs/>
-            <w:webHidden/>
-            <w:lang w:val="en-US"/>
-          </w:rPr>
-          <w:t>Error! Bookmark not defined.</w:t>
-        </w:r>
-        <w:r>
-          <w:rPr>
-            <w:rStyle w:val="Hyperlink"/>
-            <w:webHidden/>
-          </w:rPr>
-          <w:fldChar w:fldCharType="end"/>
-        </w:r>
-      </w:hyperlink>
-    </w:p>
-    <w:p>
-      <w:pPr>
-        <w:pStyle w:val="TableofFigures"/>
-        <w:tabs>
-          <w:tab w:val="right" w:leader="dot" w:pos="7927"/>
-        </w:tabs>
-        <w:spacing w:line="360" w:lineRule="auto"/>
-        <w:rPr>
-          <w:rStyle w:val="Hyperlink"/>
-        </w:rPr>
-      </w:pPr>
-      <w:hyperlink w:anchor="_Toc218280210" w:history="1">
-        <w:r>
-          <w:rPr>
-            <w:rStyle w:val="Hyperlink"/>
-          </w:rPr>
-          <w:t xml:space="preserve">Gambar 3.7 Halaman </w:t>
-        </w:r>
-        <w:r>
-          <w:rPr>
-            <w:rStyle w:val="Hyperlink"/>
-          </w:rPr>
-          <w:t>Login</w:t>
-        </w:r>
-        <w:r>
-          <w:rPr>
-            <w:rStyle w:val="Hyperlink"/>
-            <w:webHidden/>
-          </w:rPr>
-          <w:tab/>
-        </w:r>
-        <w:r>
-          <w:rPr>
-            <w:rStyle w:val="Hyperlink"/>
-            <w:webHidden/>
-          </w:rPr>
-          <w:fldChar w:fldCharType="begin"/>
-        </w:r>
-        <w:r>
-          <w:rPr>
-            <w:rStyle w:val="Hyperlink"/>
-            <w:webHidden/>
-          </w:rPr>
-          <w:instrText xml:space="preserve"> PAGEREF _Toc218280210 \h </w:instrText>
-        </w:r>
-        <w:r>
-          <w:rPr>
-            <w:rStyle w:val="Hyperlink"/>
-            <w:webHidden/>
-          </w:rPr>
-          <w:fldChar w:fldCharType="separate"/>
-        </w:r>
-        <w:r>
-          <w:rPr>
-            <w:rStyle w:val="Hyperlink"/>
-            <w:b/>
-            <w:bCs/>
-            <w:webHidden/>
-            <w:lang w:val="en-US"/>
-          </w:rPr>
-          <w:t>Error! Bookmark not defined.</w:t>
-        </w:r>
-        <w:r>
-          <w:rPr>
-            <w:rStyle w:val="Hyperlink"/>
-            <w:webHidden/>
-          </w:rPr>
-          <w:fldChar w:fldCharType="end"/>
-        </w:r>
-      </w:hyperlink>
-    </w:p>
-    <w:p>
-      <w:pPr>
-        <w:pStyle w:val="TableofFigures"/>
-        <w:tabs>
-          <w:tab w:val="right" w:leader="dot" w:pos="7927"/>
-        </w:tabs>
-        <w:spacing w:line="360" w:lineRule="auto"/>
-        <w:rPr>
-          <w:rStyle w:val="Hyperlink"/>
-        </w:rPr>
-      </w:pPr>
-      <w:hyperlink w:anchor="_Toc218280211" w:history="1">
-        <w:r>
-          <w:rPr>
-            <w:rStyle w:val="Hyperlink"/>
-          </w:rPr>
-          <w:t>Gambar 3.8 Halaman Pembayaran</w:t>
-        </w:r>
-        <w:r>
-          <w:rPr>
-            <w:rStyle w:val="Hyperlink"/>
-            <w:webHidden/>
-          </w:rPr>
-          <w:tab/>
-        </w:r>
-        <w:r>
-          <w:rPr>
-            <w:rStyle w:val="Hyperlink"/>
-            <w:webHidden/>
-          </w:rPr>
-          <w:fldChar w:fldCharType="begin"/>
-        </w:r>
-        <w:r>
-          <w:rPr>
-            <w:rStyle w:val="Hyperlink"/>
-            <w:webHidden/>
-          </w:rPr>
-          <w:instrText xml:space="preserve"> PAGEREF _Toc218280211 \h </w:instrText>
-        </w:r>
-        <w:r>
-          <w:rPr>
-            <w:rStyle w:val="Hyperlink"/>
-            <w:webHidden/>
-          </w:rPr>
-          <w:fldChar w:fldCharType="separate"/>
-        </w:r>
-        <w:r>
-          <w:rPr>
-            <w:rStyle w:val="Hyperlink"/>
-            <w:b/>
-            <w:bCs/>
-            <w:webHidden/>
-            <w:lang w:val="en-US"/>
-          </w:rPr>
-          <w:t>Error! Bookmark not defined.</w:t>
-        </w:r>
-        <w:r>
-          <w:rPr>
-            <w:rStyle w:val="Hyperlink"/>
-            <w:webHidden/>
-          </w:rPr>
-          <w:fldChar w:fldCharType="end"/>
-        </w:r>
-      </w:hyperlink>
-    </w:p>
-    <w:p>
-      <w:pPr>
-        <w:pStyle w:val="TableofFigures"/>
-        <w:tabs>
-          <w:tab w:val="right" w:leader="dot" w:pos="7927"/>
-        </w:tabs>
-        <w:spacing w:line="360" w:lineRule="auto"/>
-      </w:pPr>
-      <w:hyperlink w:anchor="_Toc218280212" w:history="1">
-        <w:r>
-          <w:rPr>
-            <w:rStyle w:val="Hyperlink"/>
-          </w:rPr>
-          <w:t>Gambar 3.9 Halaman Umpan Balik</w:t>
-        </w:r>
-        <w:r>
-          <w:rPr>
-            <w:rStyle w:val="Hyperlink"/>
-            <w:webHidden/>
-          </w:rPr>
-          <w:tab/>
-        </w:r>
-        <w:r>
-          <w:rPr>
-            <w:rStyle w:val="Hyperlink"/>
-            <w:webHidden/>
-          </w:rPr>
-          <w:fldChar w:fldCharType="begin"/>
-        </w:r>
-        <w:r>
-          <w:rPr>
-            <w:rStyle w:val="Hyperlink"/>
-            <w:webHidden/>
-          </w:rPr>
-          <w:instrText xml:space="preserve"> PAGEREF _Toc218280212 \h </w:instrText>
-        </w:r>
-        <w:r>
-          <w:rPr>
-            <w:rStyle w:val="Hyperlink"/>
-            <w:webHidden/>
-          </w:rPr>
-          <w:fldChar w:fldCharType="separate"/>
-        </w:r>
-        <w:r>
-          <w:rPr>
-            <w:rStyle w:val="Hyperlink"/>
-            <w:b/>
-            <w:bCs/>
-            <w:webHidden/>
-            <w:lang w:val="en-US"/>
-          </w:rPr>
-          <w:t>Error! Bookmark not defined.</w:t>
-        </w:r>
-        <w:r>
-          <w:rPr>
-            <w:rStyle w:val="Hyperlink"/>
             <w:webHidden/>
           </w:rPr>
           <w:fldChar w:fldCharType="end"/>
@@ -9775,10 +9156,13 @@
       </w:pPr>
       <w:hyperlink w:anchor="_Toc214817427" w:history="1">
         <w:r>
+          <w:t>Gambar</w:t>
+        </w:r>
+        <w:r>
           <w:rPr>
             <w:rStyle w:val="Hyperlink"/>
           </w:rPr>
-          <w:t xml:space="preserve">Gambar 4. 2 </w:t>
+          <w:t xml:space="preserve"> 4. 2 </w:t>
         </w:r>
         <w:r>
           <w:rPr>
@@ -12393,12 +11777,12 @@
         <w:lastRenderedPageBreak/>
         <w:br/>
       </w:r>
-      <w:bookmarkStart w:id="11" w:name="_Hlk198458261"/>
-      <w:bookmarkStart w:id="12" w:name="_Toc220237269"/>
+      <w:bookmarkStart w:id="11" w:name="_Toc220237269"/>
+      <w:bookmarkStart w:id="12" w:name="_Hlk198458261"/>
       <w:r>
         <w:t>PENDAHULUAN</w:t>
       </w:r>
-      <w:bookmarkEnd w:id="12"/>
+      <w:bookmarkEnd w:id="11"/>
     </w:p>
     <w:p>
       <w:pPr>
@@ -13715,7 +13099,7 @@
         </w:sectPr>
       </w:pPr>
     </w:p>
-    <w:bookmarkEnd w:id="11"/>
+    <w:bookmarkEnd w:id="12"/>
     <w:p>
       <w:pPr>
         <w:pStyle w:val="Heading1"/>
@@ -14165,7 +13549,7 @@
           <w:lang w:val="en-US" w:bidi="ar-SA"/>
         </w:rPr>
         <w:drawing>
-          <wp:inline distT="0" distB="0" distL="0" distR="0" wp14:anchorId="579DEB6B" wp14:editId="074F40EA">
+          <wp:inline distT="0" distB="0" distL="0" distR="0" wp14:anchorId="579DEB6B" wp14:editId="586B76C5">
             <wp:extent cx="2690908" cy="2457450"/>
             <wp:effectExtent l="0" t="0" r="0" b="0"/>
             <wp:docPr id="1749981188" name="Picture 2"/>
@@ -24366,7 +23750,7 @@
         <w:pStyle w:val="Caption"/>
         <w:jc w:val="center"/>
       </w:pPr>
-      <w:bookmarkStart w:id="39" w:name="_Toc218280204"/>
+      <w:bookmarkStart w:id="39" w:name="_Toc220280643"/>
       <w:r>
         <w:t>Gambar 3.</w:t>
       </w:r>
@@ -24441,7 +23825,7 @@
         <w:pStyle w:val="Caption"/>
         <w:jc w:val="center"/>
       </w:pPr>
-      <w:bookmarkStart w:id="40" w:name="_Toc218280205"/>
+      <w:bookmarkStart w:id="40" w:name="_Toc220280644"/>
       <w:r>
         <w:t>Gambar 3.</w:t>
       </w:r>
@@ -24739,7 +24123,7 @@
         <w:ind w:left="426"/>
         <w:jc w:val="center"/>
       </w:pPr>
-      <w:bookmarkStart w:id="44" w:name="_Toc218280206"/>
+      <w:bookmarkStart w:id="44" w:name="_Toc220280645"/>
       <w:r>
         <w:t>Gambar 3.</w:t>
       </w:r>
@@ -24810,7 +24194,6 @@
           <w:szCs w:val="20"/>
         </w:rPr>
       </w:pPr>
-      <w:bookmarkStart w:id="45" w:name="_Toc201276528"/>
       <w:r>
         <w:rPr>
           <w:szCs w:val="20"/>
@@ -24827,6 +24210,7 @@
           <w:szCs w:val="20"/>
         </w:rPr>
       </w:pPr>
+      <w:bookmarkStart w:id="45" w:name="_Toc220280624"/>
       <w:r>
         <w:rPr>
           <w:szCs w:val="20"/>
@@ -30720,7 +30104,7 @@
         </w:rPr>
         <w:lastRenderedPageBreak/>
         <w:drawing>
-          <wp:inline distT="0" distB="0" distL="0" distR="0" wp14:anchorId="41A9811F" wp14:editId="041DD3B4">
+          <wp:inline distT="0" distB="0" distL="0" distR="0" wp14:anchorId="41A9811F" wp14:editId="47CB2C33">
             <wp:extent cx="1407843" cy="3368040"/>
             <wp:effectExtent l="0" t="0" r="1905" b="3810"/>
             <wp:docPr id="193625474" name="Picture 5"/>
@@ -58415,6 +57799,7 @@
   <w:style w:type="character" w:default="1" w:styleId="DefaultParagraphFont">
     <w:name w:val="Default Paragraph Font"/>
     <w:uiPriority w:val="1"/>
+    <w:semiHidden/>
     <w:unhideWhenUsed/>
   </w:style>
   <w:style w:type="table" w:default="1" w:styleId="TableNormal">

--- a/Docs/BILA-BIMBINGAN-34.docx
+++ b/Docs/BILA-BIMBINGAN-34.docx
@@ -13549,7 +13549,7 @@
           <w:lang w:val="en-US" w:bidi="ar-SA"/>
         </w:rPr>
         <w:drawing>
-          <wp:inline distT="0" distB="0" distL="0" distR="0" wp14:anchorId="579DEB6B" wp14:editId="586B76C5">
+          <wp:inline distT="0" distB="0" distL="0" distR="0" wp14:anchorId="579DEB6B" wp14:editId="2615DC38">
             <wp:extent cx="2690908" cy="2457450"/>
             <wp:effectExtent l="0" t="0" r="0" b="0"/>
             <wp:docPr id="1749981188" name="Picture 2"/>
@@ -29256,22 +29256,6 @@
         <w:t>Use Case Diagram Final</w:t>
       </w:r>
       <w:bookmarkEnd w:id="59"/>
-      <w:r>
-        <w:rPr>
-          <w:i/>
-          <w:iCs w:val="0"/>
-        </w:rPr>
-        <w:t xml:space="preserve"> </w:t>
-      </w:r>
-      <w:r>
-        <w:t xml:space="preserve">(Lampiran </w:t>
-      </w:r>
-      <w:r>
-        <w:t>1</w:t>
-      </w:r>
-      <w:r>
-        <w:t>)</w:t>
-      </w:r>
     </w:p>
     <w:p>
       <w:pPr>
@@ -30104,7 +30088,7 @@
         </w:rPr>
         <w:lastRenderedPageBreak/>
         <w:drawing>
-          <wp:inline distT="0" distB="0" distL="0" distR="0" wp14:anchorId="41A9811F" wp14:editId="47CB2C33">
+          <wp:inline distT="0" distB="0" distL="0" distR="0" wp14:anchorId="41A9811F" wp14:editId="0FAACA0C">
             <wp:extent cx="1407843" cy="3368040"/>
             <wp:effectExtent l="0" t="0" r="1905" b="3810"/>
             <wp:docPr id="193625474" name="Picture 5"/>
@@ -51228,39 +51212,27 @@
         <w:lastRenderedPageBreak/>
         <w:t>LAMPIRAN</w:t>
       </w:r>
+      <w:bookmarkStart w:id="118" w:name="_Toc215441933"/>
       <w:bookmarkEnd w:id="117"/>
     </w:p>
     <w:p>
       <w:pPr>
         <w:pStyle w:val="Caption"/>
       </w:pPr>
-      <w:bookmarkStart w:id="118" w:name="_Toc215441932"/>
       <w:r>
         <w:t xml:space="preserve">Lampiran </w:t>
       </w:r>
       <w:r>
-        <w:fldChar w:fldCharType="begin"/>
-      </w:r>
-      <w:r>
-        <w:instrText xml:space="preserve"> SEQ Lampiran \* ARABIC </w:instrText>
-      </w:r>
-      <w:r>
-        <w:fldChar w:fldCharType="separate"/>
-      </w:r>
-      <w:r>
         <w:t>1</w:t>
       </w:r>
       <w:r>
-        <w:fldChar w:fldCharType="end"/>
-      </w:r>
-      <w:r>
         <w:t xml:space="preserve"> </w:t>
       </w:r>
       <w:r>
         <w:rPr>
           <w:i/>
         </w:rPr>
-        <w:t>Use</w:t>
+        <w:t>Class</w:t>
       </w:r>
       <w:r>
         <w:t xml:space="preserve"> </w:t>
@@ -51269,136 +51241,19 @@
         <w:rPr>
           <w:i/>
         </w:rPr>
-        <w:t>Case</w:t>
-      </w:r>
-      <w:r>
-        <w:t xml:space="preserve"> Diagram Final</w:t>
+        <w:t>Diagram</w:t>
       </w:r>
       <w:bookmarkEnd w:id="118"/>
     </w:p>
     <w:p>
-      <w:pPr>
-        <w:ind w:left="-851"/>
-      </w:pPr>
-      <w:r>
+      <w:r>
+        <w:rPr>
+          <w:lang w:val="en-US" w:bidi="ar-SA"/>
+        </w:rPr>
         <w:drawing>
-          <wp:inline distT="0" distB="0" distL="0" distR="0" wp14:anchorId="037D3221" wp14:editId="3F2D9EB1">
-            <wp:extent cx="6459415" cy="4446799"/>
-            <wp:effectExtent l="0" t="0" r="0" b="0"/>
-            <wp:docPr id="1813834644" name="Picture 28"/>
-            <wp:cNvGraphicFramePr>
-              <a:graphicFrameLocks xmlns:a="http://schemas.openxmlformats.org/drawingml/2006/main" noChangeAspect="1"/>
-            </wp:cNvGraphicFramePr>
-            <a:graphic xmlns:a="http://schemas.openxmlformats.org/drawingml/2006/main">
-              <a:graphicData uri="http://schemas.openxmlformats.org/drawingml/2006/picture">
-                <pic:pic xmlns:pic="http://schemas.openxmlformats.org/drawingml/2006/picture">
-                  <pic:nvPicPr>
-                    <pic:cNvPr id="0" name="Picture 3"/>
-                    <pic:cNvPicPr>
-                      <a:picLocks noChangeAspect="1" noChangeArrowheads="1"/>
-                    </pic:cNvPicPr>
-                  </pic:nvPicPr>
-                  <pic:blipFill>
-                    <a:blip r:embed="rId37">
-                      <a:extLst>
-                        <a:ext uri="{28A0092B-C50C-407E-A947-70E740481C1C}">
-                          <a14:useLocalDpi xmlns:a14="http://schemas.microsoft.com/office/drawing/2010/main" val="0"/>
-                        </a:ext>
-                      </a:extLst>
-                    </a:blip>
-                    <a:srcRect/>
-                    <a:stretch>
-                      <a:fillRect/>
-                    </a:stretch>
-                  </pic:blipFill>
-                  <pic:spPr bwMode="auto">
-                    <a:xfrm>
-                      <a:off x="0" y="0"/>
-                      <a:ext cx="6465983" cy="4451321"/>
-                    </a:xfrm>
-                    <a:prstGeom prst="rect">
-                      <a:avLst/>
-                    </a:prstGeom>
-                    <a:noFill/>
-                    <a:ln>
-                      <a:noFill/>
-                    </a:ln>
-                  </pic:spPr>
-                </pic:pic>
-              </a:graphicData>
-            </a:graphic>
-          </wp:inline>
-        </w:drawing>
-      </w:r>
-    </w:p>
-    <w:p>
-      <w:pPr>
-        <w:spacing w:after="160" w:line="259" w:lineRule="auto"/>
-        <w:jc w:val="left"/>
-        <w:rPr>
-          <w:b/>
-          <w:iCs/>
-          <w:sz w:val="20"/>
-          <w:szCs w:val="22"/>
-        </w:rPr>
-      </w:pPr>
-      <w:bookmarkStart w:id="119" w:name="_Toc215441933"/>
-      <w:r>
-        <w:br w:type="page"/>
-      </w:r>
-    </w:p>
-    <w:p>
-      <w:pPr>
-        <w:pStyle w:val="Caption"/>
-      </w:pPr>
-      <w:r>
-        <w:lastRenderedPageBreak/>
-        <w:t xml:space="preserve">Lampiran </w:t>
-      </w:r>
-      <w:r>
-        <w:fldChar w:fldCharType="begin"/>
-      </w:r>
-      <w:r>
-        <w:instrText xml:space="preserve"> SEQ Lampiran \* ARABIC </w:instrText>
-      </w:r>
-      <w:r>
-        <w:fldChar w:fldCharType="separate"/>
-      </w:r>
-      <w:r>
-        <w:t>2</w:t>
-      </w:r>
-      <w:r>
-        <w:fldChar w:fldCharType="end"/>
-      </w:r>
-      <w:r>
-        <w:t xml:space="preserve"> </w:t>
-      </w:r>
-      <w:r>
-        <w:rPr>
-          <w:i/>
-        </w:rPr>
-        <w:t>Class</w:t>
-      </w:r>
-      <w:r>
-        <w:t xml:space="preserve"> </w:t>
-      </w:r>
-      <w:r>
-        <w:rPr>
-          <w:i/>
-        </w:rPr>
-        <w:t>Diagram</w:t>
-      </w:r>
-      <w:bookmarkEnd w:id="119"/>
-    </w:p>
-    <w:p>
-      <w:r>
-        <w:rPr>
-          <w:lang w:val="en-US" w:bidi="ar-SA"/>
-        </w:rPr>
-        <w:drawing>
-          <wp:inline distT="0" distB="0" distL="0" distR="0" wp14:anchorId="562E53E2" wp14:editId="1E4B5943">
-            <wp:extent cx="7687553" cy="5082040"/>
-            <wp:effectExtent l="7302" t="0" r="0" b="0"/>
+          <wp:inline distT="0" distB="0" distL="0" distR="0" wp14:anchorId="562E53E2" wp14:editId="5BCCBB2F">
+            <wp:extent cx="6876480" cy="4545861"/>
+            <wp:effectExtent l="3493" t="0" r="4127" b="4128"/>
             <wp:docPr id="519439440" name="Picture 4"/>
             <wp:cNvGraphicFramePr>
               <a:graphicFrameLocks xmlns:a="http://schemas.openxmlformats.org/drawingml/2006/main" noChangeAspect="1"/>
@@ -51428,7 +51283,7 @@
                   <pic:spPr bwMode="auto">
                     <a:xfrm rot="5400000">
                       <a:off x="0" y="0"/>
-                      <a:ext cx="7704545" cy="5093273"/>
+                      <a:ext cx="6893294" cy="4556976"/>
                     </a:xfrm>
                     <a:prstGeom prst="rect">
                       <a:avLst/>
@@ -51464,25 +51319,13 @@
       <w:pPr>
         <w:pStyle w:val="Caption"/>
       </w:pPr>
-      <w:bookmarkStart w:id="120" w:name="_Toc215441934"/>
+      <w:bookmarkStart w:id="119" w:name="_Toc215441934"/>
       <w:r>
         <w:lastRenderedPageBreak/>
         <w:t xml:space="preserve">Lampiran </w:t>
       </w:r>
       <w:r>
-        <w:fldChar w:fldCharType="begin"/>
-      </w:r>
-      <w:r>
-        <w:instrText xml:space="preserve"> SEQ Lampiran \* ARABIC </w:instrText>
-      </w:r>
-      <w:r>
-        <w:fldChar w:fldCharType="separate"/>
-      </w:r>
-      <w:r>
-        <w:t>3</w:t>
-      </w:r>
-      <w:r>
-        <w:fldChar w:fldCharType="end"/>
+        <w:t>2</w:t>
       </w:r>
       <w:r>
         <w:t xml:space="preserve"> </w:t>
@@ -51511,7 +51354,7 @@
         </w:rPr>
         <w:t>Login</w:t>
       </w:r>
-      <w:bookmarkEnd w:id="120"/>
+      <w:bookmarkEnd w:id="119"/>
     </w:p>
     <w:p>
       <w:r>
@@ -51639,25 +51482,13 @@
       <w:pPr>
         <w:pStyle w:val="Caption"/>
       </w:pPr>
-      <w:bookmarkStart w:id="121" w:name="_Toc215441935"/>
+      <w:bookmarkStart w:id="120" w:name="_Toc215441935"/>
       <w:r>
         <w:lastRenderedPageBreak/>
         <w:t xml:space="preserve">Lampiran </w:t>
       </w:r>
       <w:r>
-        <w:fldChar w:fldCharType="begin"/>
-      </w:r>
-      <w:r>
-        <w:instrText xml:space="preserve"> SEQ Lampiran \* ARABIC </w:instrText>
-      </w:r>
-      <w:r>
-        <w:fldChar w:fldCharType="separate"/>
-      </w:r>
-      <w:r>
-        <w:t>4</w:t>
-      </w:r>
-      <w:r>
-        <w:fldChar w:fldCharType="end"/>
+        <w:t>3</w:t>
       </w:r>
       <w:r>
         <w:t xml:space="preserve"> </w:t>
@@ -51668,7 +51499,7 @@
         </w:rPr>
         <w:t>Activity Diagram Checkout</w:t>
       </w:r>
-      <w:bookmarkEnd w:id="121"/>
+      <w:bookmarkEnd w:id="120"/>
     </w:p>
     <w:p>
       <w:pPr>
@@ -51732,25 +51563,13 @@
           <w:i/>
         </w:rPr>
       </w:pPr>
-      <w:bookmarkStart w:id="122" w:name="_Toc215441936"/>
+      <w:bookmarkStart w:id="121" w:name="_Toc215441936"/>
       <w:r>
         <w:lastRenderedPageBreak/>
         <w:t xml:space="preserve">Lampiran </w:t>
       </w:r>
       <w:r>
-        <w:fldChar w:fldCharType="begin"/>
-      </w:r>
-      <w:r>
-        <w:instrText xml:space="preserve"> SEQ Lampiran \* ARABIC </w:instrText>
-      </w:r>
-      <w:r>
-        <w:fldChar w:fldCharType="separate"/>
-      </w:r>
-      <w:r>
-        <w:t>5</w:t>
-      </w:r>
-      <w:r>
-        <w:fldChar w:fldCharType="end"/>
+        <w:t>4</w:t>
       </w:r>
       <w:r>
         <w:t xml:space="preserve"> </w:t>
@@ -51761,7 +51580,7 @@
         </w:rPr>
         <w:t>Activity Diagram Dashboard</w:t>
       </w:r>
-      <w:bookmarkEnd w:id="122"/>
+      <w:bookmarkEnd w:id="121"/>
     </w:p>
     <w:p>
       <w:r>
@@ -51823,25 +51642,13 @@
       <w:pPr>
         <w:pStyle w:val="Caption"/>
       </w:pPr>
-      <w:bookmarkStart w:id="123" w:name="_Toc215441937"/>
+      <w:bookmarkStart w:id="122" w:name="_Toc215441937"/>
       <w:r>
         <w:lastRenderedPageBreak/>
         <w:t xml:space="preserve">Lampiran </w:t>
       </w:r>
       <w:r>
-        <w:fldChar w:fldCharType="begin"/>
-      </w:r>
-      <w:r>
-        <w:instrText xml:space="preserve"> SEQ Lampiran \* ARABIC </w:instrText>
-      </w:r>
-      <w:r>
-        <w:fldChar w:fldCharType="separate"/>
-      </w:r>
-      <w:r>
-        <w:t>6</w:t>
-      </w:r>
-      <w:r>
-        <w:fldChar w:fldCharType="end"/>
+        <w:t>5</w:t>
       </w:r>
       <w:r>
         <w:t xml:space="preserve"> </w:t>
@@ -51855,7 +51662,7 @@
       <w:r>
         <w:t xml:space="preserve"> Daftar Meja</w:t>
       </w:r>
-      <w:bookmarkEnd w:id="123"/>
+      <w:bookmarkEnd w:id="122"/>
     </w:p>
     <w:p>
       <w:pPr>
@@ -51920,25 +51727,13 @@
       <w:pPr>
         <w:pStyle w:val="Caption"/>
       </w:pPr>
-      <w:bookmarkStart w:id="124" w:name="_Toc215441938"/>
+      <w:bookmarkStart w:id="123" w:name="_Toc215441938"/>
       <w:r>
         <w:lastRenderedPageBreak/>
         <w:t xml:space="preserve">Lampiran </w:t>
       </w:r>
       <w:r>
-        <w:fldChar w:fldCharType="begin"/>
-      </w:r>
-      <w:r>
-        <w:instrText xml:space="preserve"> SEQ Lampiran \* ARABIC </w:instrText>
-      </w:r>
-      <w:r>
-        <w:fldChar w:fldCharType="separate"/>
-      </w:r>
-      <w:r>
-        <w:t>7</w:t>
-      </w:r>
-      <w:r>
-        <w:fldChar w:fldCharType="end"/>
+        <w:t>6</w:t>
       </w:r>
       <w:r>
         <w:t xml:space="preserve"> </w:t>
@@ -51952,7 +51747,7 @@
       <w:r>
         <w:t xml:space="preserve"> Pesanan</w:t>
       </w:r>
-      <w:bookmarkEnd w:id="124"/>
+      <w:bookmarkEnd w:id="123"/>
     </w:p>
     <w:p>
       <w:pPr>
@@ -52017,25 +51812,13 @@
       <w:pPr>
         <w:pStyle w:val="Caption"/>
       </w:pPr>
-      <w:bookmarkStart w:id="125" w:name="_Toc215441939"/>
+      <w:bookmarkStart w:id="124" w:name="_Toc215441939"/>
       <w:r>
         <w:lastRenderedPageBreak/>
         <w:t xml:space="preserve">Lampiran </w:t>
       </w:r>
       <w:r>
-        <w:fldChar w:fldCharType="begin"/>
-      </w:r>
-      <w:r>
-        <w:instrText xml:space="preserve"> SEQ Lampiran \* ARABIC </w:instrText>
-      </w:r>
-      <w:r>
-        <w:fldChar w:fldCharType="separate"/>
-      </w:r>
-      <w:r>
-        <w:t>8</w:t>
-      </w:r>
-      <w:r>
-        <w:fldChar w:fldCharType="end"/>
+        <w:t>7</w:t>
       </w:r>
       <w:r>
         <w:t xml:space="preserve"> </w:t>
@@ -52049,7 +51832,7 @@
       <w:r>
         <w:t xml:space="preserve"> Daftar Menu</w:t>
       </w:r>
-      <w:bookmarkEnd w:id="125"/>
+      <w:bookmarkEnd w:id="124"/>
     </w:p>
     <w:p>
       <w:pPr>
@@ -52114,30 +51897,18 @@
       <w:pPr>
         <w:pStyle w:val="Caption"/>
       </w:pPr>
-      <w:bookmarkStart w:id="126" w:name="_Toc215441940"/>
+      <w:bookmarkStart w:id="125" w:name="_Toc215441940"/>
       <w:r>
         <w:lastRenderedPageBreak/>
         <w:t xml:space="preserve">Lampiran </w:t>
       </w:r>
       <w:r>
-        <w:fldChar w:fldCharType="begin"/>
-      </w:r>
-      <w:r>
-        <w:instrText xml:space="preserve"> SEQ Lampiran \* ARABIC </w:instrText>
-      </w:r>
-      <w:r>
-        <w:fldChar w:fldCharType="separate"/>
-      </w:r>
-      <w:r>
-        <w:t>9</w:t>
-      </w:r>
-      <w:r>
-        <w:fldChar w:fldCharType="end"/>
+        <w:t>8</w:t>
       </w:r>
       <w:r>
         <w:t xml:space="preserve"> Kategori Menu</w:t>
       </w:r>
-      <w:bookmarkEnd w:id="126"/>
+      <w:bookmarkEnd w:id="125"/>
     </w:p>
     <w:p>
       <w:pPr>
@@ -52202,25 +51973,13 @@
       <w:pPr>
         <w:pStyle w:val="Caption"/>
       </w:pPr>
-      <w:bookmarkStart w:id="127" w:name="_Toc215441941"/>
+      <w:bookmarkStart w:id="126" w:name="_Toc215441941"/>
       <w:r>
         <w:lastRenderedPageBreak/>
         <w:t xml:space="preserve">Lampiran </w:t>
       </w:r>
       <w:r>
-        <w:fldChar w:fldCharType="begin"/>
-      </w:r>
-      <w:r>
-        <w:instrText xml:space="preserve"> SEQ Lampiran \* ARABIC </w:instrText>
-      </w:r>
-      <w:r>
-        <w:fldChar w:fldCharType="separate"/>
-      </w:r>
-      <w:r>
-        <w:t>10</w:t>
-      </w:r>
-      <w:r>
-        <w:fldChar w:fldCharType="end"/>
+        <w:t>9</w:t>
       </w:r>
       <w:r>
         <w:t xml:space="preserve"> </w:t>
@@ -52234,7 +51993,7 @@
       <w:r>
         <w:t xml:space="preserve"> Laporan Penjualan</w:t>
       </w:r>
-      <w:bookmarkEnd w:id="127"/>
+      <w:bookmarkEnd w:id="126"/>
     </w:p>
     <w:p>
       <w:pPr>
@@ -52299,7 +52058,7 @@
       <w:pPr>
         <w:pStyle w:val="Caption"/>
       </w:pPr>
-      <w:bookmarkStart w:id="128" w:name="_Toc215441942"/>
+      <w:bookmarkStart w:id="127" w:name="_Toc215441942"/>
       <w:r>
         <w:lastRenderedPageBreak/>
         <w:t xml:space="preserve">Lampiran </w:t>
@@ -52314,7 +52073,10 @@
         <w:fldChar w:fldCharType="separate"/>
       </w:r>
       <w:r>
-        <w:t>11</w:t>
+        <w:t>1</w:t>
+      </w:r>
+      <w:r>
+        <w:t>0</w:t>
       </w:r>
       <w:r>
         <w:fldChar w:fldCharType="end"/>
@@ -52322,7 +52084,7 @@
       <w:r>
         <w:t xml:space="preserve"> Meja Kerja Karyawan</w:t>
       </w:r>
-      <w:bookmarkEnd w:id="128"/>
+      <w:bookmarkEnd w:id="127"/>
     </w:p>
     <w:p>
       <w:pPr>

--- a/Docs/BILA-BIMBINGAN-34.docx
+++ b/Docs/BILA-BIMBINGAN-34.docx
@@ -20186,7 +20186,7 @@
         <w:pStyle w:val="IsiHeading2"/>
         <w:numPr>
           <w:ilvl w:val="0"/>
-          <w:numId w:val="46"/>
+          <w:numId w:val="27"/>
         </w:numPr>
         <w:ind w:left="851"/>
         <w:rPr>
@@ -20271,7 +20271,7 @@
         <w:pStyle w:val="IsiHeading2"/>
         <w:numPr>
           <w:ilvl w:val="0"/>
-          <w:numId w:val="46"/>
+          <w:numId w:val="27"/>
         </w:numPr>
         <w:ind w:left="851"/>
         <w:rPr>
@@ -20310,7 +20310,7 @@
         <w:pStyle w:val="IsiHeading2"/>
         <w:numPr>
           <w:ilvl w:val="0"/>
-          <w:numId w:val="46"/>
+          <w:numId w:val="27"/>
         </w:numPr>
         <w:ind w:left="851"/>
         <w:rPr>
@@ -20349,7 +20349,7 @@
         <w:pStyle w:val="IsiHeading2"/>
         <w:numPr>
           <w:ilvl w:val="0"/>
-          <w:numId w:val="46"/>
+          <w:numId w:val="27"/>
         </w:numPr>
         <w:ind w:left="851"/>
         <w:rPr>
@@ -25084,7 +25084,7 @@
         <w:pStyle w:val="ListParagraph"/>
         <w:numPr>
           <w:ilvl w:val="0"/>
-          <w:numId w:val="9"/>
+          <w:numId w:val="4"/>
         </w:numPr>
         <w:spacing w:line="480" w:lineRule="auto"/>
         <w:ind w:left="993"/>
@@ -25098,7 +25098,7 @@
         <w:pStyle w:val="ListParagraph"/>
         <w:numPr>
           <w:ilvl w:val="0"/>
-          <w:numId w:val="9"/>
+          <w:numId w:val="4"/>
         </w:numPr>
         <w:spacing w:line="480" w:lineRule="auto"/>
         <w:ind w:left="993"/>
@@ -25148,7 +25148,7 @@
         <w:pStyle w:val="ListParagraph"/>
         <w:numPr>
           <w:ilvl w:val="0"/>
-          <w:numId w:val="9"/>
+          <w:numId w:val="4"/>
         </w:numPr>
         <w:spacing w:line="480" w:lineRule="auto"/>
         <w:ind w:left="993"/>
@@ -25162,7 +25162,7 @@
         <w:pStyle w:val="ListParagraph"/>
         <w:numPr>
           <w:ilvl w:val="0"/>
-          <w:numId w:val="9"/>
+          <w:numId w:val="4"/>
         </w:numPr>
         <w:spacing w:line="480" w:lineRule="auto"/>
         <w:ind w:left="993"/>
@@ -25203,7 +25203,7 @@
         <w:pStyle w:val="ListParagraph"/>
         <w:numPr>
           <w:ilvl w:val="0"/>
-          <w:numId w:val="9"/>
+          <w:numId w:val="4"/>
         </w:numPr>
         <w:spacing w:line="480" w:lineRule="auto"/>
         <w:ind w:left="993"/>
@@ -25223,7 +25223,7 @@
         <w:pStyle w:val="ListParagraph"/>
         <w:numPr>
           <w:ilvl w:val="0"/>
-          <w:numId w:val="9"/>
+          <w:numId w:val="4"/>
         </w:numPr>
         <w:spacing w:line="480" w:lineRule="auto"/>
         <w:ind w:left="993"/>
@@ -25243,7 +25243,7 @@
         <w:pStyle w:val="ListParagraph"/>
         <w:numPr>
           <w:ilvl w:val="0"/>
-          <w:numId w:val="9"/>
+          <w:numId w:val="4"/>
         </w:numPr>
         <w:spacing w:line="480" w:lineRule="auto"/>
         <w:ind w:left="993"/>
@@ -25263,7 +25263,7 @@
         <w:pStyle w:val="ListParagraph"/>
         <w:numPr>
           <w:ilvl w:val="0"/>
-          <w:numId w:val="9"/>
+          <w:numId w:val="4"/>
         </w:numPr>
         <w:spacing w:line="480" w:lineRule="auto"/>
         <w:ind w:left="993"/>
@@ -25612,7 +25612,7 @@
         <w:pStyle w:val="ListParagraph"/>
         <w:numPr>
           <w:ilvl w:val="0"/>
-          <w:numId w:val="50"/>
+          <w:numId w:val="31"/>
         </w:numPr>
         <w:spacing w:line="480" w:lineRule="auto"/>
         <w:ind w:left="1843"/>
@@ -25626,7 +25626,7 @@
         <w:pStyle w:val="ListParagraph"/>
         <w:numPr>
           <w:ilvl w:val="0"/>
-          <w:numId w:val="51"/>
+          <w:numId w:val="32"/>
         </w:numPr>
         <w:spacing w:line="480" w:lineRule="auto"/>
         <w:ind w:left="2268"/>
@@ -25640,7 +25640,7 @@
         <w:pStyle w:val="ListParagraph"/>
         <w:numPr>
           <w:ilvl w:val="0"/>
-          <w:numId w:val="51"/>
+          <w:numId w:val="32"/>
         </w:numPr>
         <w:spacing w:line="480" w:lineRule="auto"/>
         <w:ind w:left="2268"/>
@@ -25654,7 +25654,7 @@
         <w:pStyle w:val="ListParagraph"/>
         <w:numPr>
           <w:ilvl w:val="0"/>
-          <w:numId w:val="51"/>
+          <w:numId w:val="32"/>
         </w:numPr>
         <w:spacing w:line="480" w:lineRule="auto"/>
         <w:ind w:left="2268"/>
@@ -25668,7 +25668,7 @@
         <w:pStyle w:val="ListParagraph"/>
         <w:numPr>
           <w:ilvl w:val="0"/>
-          <w:numId w:val="50"/>
+          <w:numId w:val="31"/>
         </w:numPr>
         <w:spacing w:line="480" w:lineRule="auto"/>
         <w:ind w:left="1843"/>
@@ -25682,7 +25682,7 @@
         <w:pStyle w:val="ListParagraph"/>
         <w:numPr>
           <w:ilvl w:val="0"/>
-          <w:numId w:val="52"/>
+          <w:numId w:val="33"/>
         </w:numPr>
         <w:spacing w:line="480" w:lineRule="auto"/>
         <w:ind w:left="2268"/>
@@ -25696,7 +25696,7 @@
         <w:pStyle w:val="ListParagraph"/>
         <w:numPr>
           <w:ilvl w:val="0"/>
-          <w:numId w:val="52"/>
+          <w:numId w:val="33"/>
         </w:numPr>
         <w:spacing w:line="480" w:lineRule="auto"/>
         <w:ind w:left="2268"/>
@@ -25710,7 +25710,7 @@
         <w:pStyle w:val="ListParagraph"/>
         <w:numPr>
           <w:ilvl w:val="0"/>
-          <w:numId w:val="52"/>
+          <w:numId w:val="33"/>
         </w:numPr>
         <w:spacing w:line="480" w:lineRule="auto"/>
         <w:ind w:left="2268"/>
@@ -26946,7 +26946,7 @@
         <w:pStyle w:val="ListParagraph"/>
         <w:numPr>
           <w:ilvl w:val="0"/>
-          <w:numId w:val="29"/>
+          <w:numId w:val="13"/>
         </w:numPr>
         <w:spacing w:after="160" w:line="480" w:lineRule="auto"/>
       </w:pPr>
@@ -26975,7 +26975,7 @@
         <w:pStyle w:val="ListParagraph"/>
         <w:numPr>
           <w:ilvl w:val="0"/>
-          <w:numId w:val="30"/>
+          <w:numId w:val="14"/>
         </w:numPr>
         <w:spacing w:after="160" w:line="480" w:lineRule="auto"/>
         <w:ind w:left="1134"/>
@@ -26990,7 +26990,7 @@
         <w:pStyle w:val="ListParagraph"/>
         <w:numPr>
           <w:ilvl w:val="0"/>
-          <w:numId w:val="30"/>
+          <w:numId w:val="14"/>
         </w:numPr>
         <w:spacing w:after="160" w:line="480" w:lineRule="auto"/>
         <w:ind w:left="1134"/>
@@ -27034,7 +27034,7 @@
         <w:pStyle w:val="ListParagraph"/>
         <w:numPr>
           <w:ilvl w:val="0"/>
-          <w:numId w:val="30"/>
+          <w:numId w:val="14"/>
         </w:numPr>
         <w:spacing w:after="160" w:line="480" w:lineRule="auto"/>
         <w:ind w:left="1134"/>
@@ -27064,707 +27064,6 @@
       </w:r>
       <w:r>
         <w:t xml:space="preserve"> yang rumit, sehingga memangkas waktu tunggu dari 5 menit menjadi kurang dari 1 menit untuk memulai pesanan.</w:t>
-      </w:r>
-    </w:p>
-    <w:p>
-      <w:pPr>
-        <w:pStyle w:val="ListParagraph"/>
-        <w:numPr>
-          <w:ilvl w:val="0"/>
-          <w:numId w:val="29"/>
-        </w:numPr>
-        <w:spacing w:after="160" w:line="480" w:lineRule="auto"/>
-      </w:pPr>
-      <w:r>
-        <w:rPr>
-          <w:i/>
-          <w:iCs/>
-        </w:rPr>
-        <w:t>Information</w:t>
-      </w:r>
-      <w:r>
-        <w:t xml:space="preserve"> (Informasi)</w:t>
-      </w:r>
-    </w:p>
-    <w:p>
-      <w:pPr>
-        <w:pStyle w:val="ListParagraph"/>
-        <w:spacing w:after="160" w:line="480" w:lineRule="auto"/>
-      </w:pPr>
-      <w:r>
-        <w:t>Aspek ini menilai kualitas, akurasi, dan kemudahan akses informasi.</w:t>
-      </w:r>
-    </w:p>
-    <w:p>
-      <w:pPr>
-        <w:pStyle w:val="ListParagraph"/>
-        <w:numPr>
-          <w:ilvl w:val="0"/>
-          <w:numId w:val="31"/>
-        </w:numPr>
-        <w:spacing w:after="160" w:line="480" w:lineRule="auto"/>
-        <w:ind w:left="1134"/>
-      </w:pPr>
-      <w:r>
-        <w:t>Analisis: Masalah informasi pada sistem lama adalah ketidakakuratan rekapitulasi karena nota kertas yang sering hilang.</w:t>
-      </w:r>
-    </w:p>
-    <w:p>
-      <w:pPr>
-        <w:pStyle w:val="ListParagraph"/>
-        <w:numPr>
-          <w:ilvl w:val="0"/>
-          <w:numId w:val="31"/>
-        </w:numPr>
-        <w:spacing w:after="160" w:line="480" w:lineRule="auto"/>
-        <w:ind w:left="1134"/>
-      </w:pPr>
-      <w:r>
-        <w:t>Alur Perancangan: Setiap transaksi yang masuk melalui pesanan QR Code disimpan ke database MySQL. Admin merancang modul laporan yang dapat menarik data secara otomatis berdasarkan tanggal transaksi.</w:t>
-      </w:r>
-    </w:p>
-    <w:p>
-      <w:pPr>
-        <w:pStyle w:val="ListParagraph"/>
-        <w:numPr>
-          <w:ilvl w:val="0"/>
-          <w:numId w:val="31"/>
-        </w:numPr>
-        <w:spacing w:after="160" w:line="480" w:lineRule="auto"/>
-        <w:ind w:left="1134"/>
-      </w:pPr>
-      <w:r>
-        <w:t xml:space="preserve">Hasil Pengujian: Pada pengujian UAT, Admin/Pemilik memvalidasi bahwa data laporan harian muncul secara akurat sesuai dengan transaksi riil. Informasi pendapatan dan menu terlaris kini dapat dilihat dalam hitungan detik melalui </w:t>
-      </w:r>
-      <w:r>
-        <w:rPr>
-          <w:i/>
-          <w:iCs/>
-        </w:rPr>
-        <w:t>dashboard</w:t>
-      </w:r>
-      <w:r>
-        <w:t>.</w:t>
-      </w:r>
-    </w:p>
-    <w:p>
-      <w:pPr>
-        <w:pStyle w:val="ListParagraph"/>
-        <w:numPr>
-          <w:ilvl w:val="0"/>
-          <w:numId w:val="29"/>
-        </w:numPr>
-        <w:spacing w:after="160" w:line="480" w:lineRule="auto"/>
-      </w:pPr>
-      <w:r>
-        <w:rPr>
-          <w:i/>
-          <w:iCs/>
-        </w:rPr>
-        <w:t>Economic</w:t>
-      </w:r>
-      <w:r>
-        <w:t xml:space="preserve"> (Ekonomi)</w:t>
-      </w:r>
-    </w:p>
-    <w:p>
-      <w:pPr>
-        <w:pStyle w:val="ListParagraph"/>
-        <w:spacing w:after="160" w:line="480" w:lineRule="auto"/>
-      </w:pPr>
-      <w:r>
-        <w:t>Aspek ini menilai biaya operasional dan potensi keuntungan.</w:t>
-      </w:r>
-    </w:p>
-    <w:p>
-      <w:pPr>
-        <w:pStyle w:val="ListParagraph"/>
-        <w:numPr>
-          <w:ilvl w:val="0"/>
-          <w:numId w:val="32"/>
-        </w:numPr>
-        <w:spacing w:after="160" w:line="480" w:lineRule="auto"/>
-        <w:ind w:left="1134"/>
-      </w:pPr>
-      <w:r>
-        <w:lastRenderedPageBreak/>
-        <w:t>Analisis: Penggunaan buku nota manual menimbulkan biaya rutin dan risiko kehilangan pendapatan akibat antrean panjang.</w:t>
-      </w:r>
-    </w:p>
-    <w:p>
-      <w:pPr>
-        <w:pStyle w:val="ListParagraph"/>
-        <w:numPr>
-          <w:ilvl w:val="0"/>
-          <w:numId w:val="32"/>
-        </w:numPr>
-        <w:spacing w:after="160" w:line="480" w:lineRule="auto"/>
-        <w:ind w:left="1134"/>
-      </w:pPr>
-      <w:r>
-        <w:t>Solusi &amp; Hasil: Dengan sistem baru, biaya pengadaan nota kertas karbon dihilangkan. Pengujian menunjukkan peningkatan potensi transaksi karena pelanggan tidak lagi membatalkan pesanan akibat melihat antrean panjang di kasir.</w:t>
-      </w:r>
-    </w:p>
-    <w:p>
-      <w:pPr>
-        <w:pStyle w:val="ListParagraph"/>
-        <w:numPr>
-          <w:ilvl w:val="0"/>
-          <w:numId w:val="29"/>
-        </w:numPr>
-        <w:spacing w:after="160" w:line="480" w:lineRule="auto"/>
-      </w:pPr>
-      <w:r>
-        <w:rPr>
-          <w:i/>
-          <w:iCs/>
-        </w:rPr>
-        <w:t>Control</w:t>
-      </w:r>
-      <w:r>
-        <w:t xml:space="preserve"> (Kendali)</w:t>
-      </w:r>
-    </w:p>
-    <w:p>
-      <w:pPr>
-        <w:pStyle w:val="ListParagraph"/>
-        <w:spacing w:after="160" w:line="480" w:lineRule="auto"/>
-      </w:pPr>
-      <w:r>
-        <w:t>Aspek ini menilai keamanan dan pengawasan terhadap data atau proses.</w:t>
-      </w:r>
-    </w:p>
-    <w:p>
-      <w:pPr>
-        <w:pStyle w:val="ListParagraph"/>
-        <w:numPr>
-          <w:ilvl w:val="0"/>
-          <w:numId w:val="33"/>
-        </w:numPr>
-        <w:spacing w:after="160" w:line="480" w:lineRule="auto"/>
-        <w:ind w:left="1134"/>
-      </w:pPr>
-      <w:r>
-        <w:t>Analisis: Pemilik kesulitan memantau pesanan yang sedang diproses oleh barista.</w:t>
-      </w:r>
-    </w:p>
-    <w:p>
-      <w:pPr>
-        <w:pStyle w:val="ListParagraph"/>
-        <w:numPr>
-          <w:ilvl w:val="0"/>
-          <w:numId w:val="33"/>
-        </w:numPr>
-        <w:spacing w:after="160" w:line="480" w:lineRule="auto"/>
-        <w:ind w:left="1134"/>
-      </w:pPr>
-      <w:r>
-        <w:t xml:space="preserve">Alur Perancangan: Dibuat sistem otorisasi </w:t>
-      </w:r>
-      <w:r>
-        <w:rPr>
-          <w:i/>
-          <w:iCs/>
-        </w:rPr>
-        <w:t>role</w:t>
-      </w:r>
-      <w:r>
-        <w:t xml:space="preserve"> (Admin dan Karyawan). Admin memiliki kendali penuh, sementara karyawan hanya melihat pesanan masuk.</w:t>
-      </w:r>
-    </w:p>
-    <w:p>
-      <w:pPr>
-        <w:pStyle w:val="ListParagraph"/>
-        <w:numPr>
-          <w:ilvl w:val="0"/>
-          <w:numId w:val="33"/>
-        </w:numPr>
-        <w:spacing w:after="160" w:line="480" w:lineRule="auto"/>
-        <w:ind w:left="1134"/>
-      </w:pPr>
-      <w:r>
-        <w:t xml:space="preserve">Hasil Pengujian: </w:t>
-      </w:r>
-      <w:r>
-        <w:rPr>
-          <w:i/>
-          <w:iCs/>
-        </w:rPr>
-        <w:t>User Acceptance Testing</w:t>
-      </w:r>
-      <w:r>
-        <w:t xml:space="preserve"> (UAT) menunjukkan bahwa pengelola kini memiliki kendali penuh melalui </w:t>
-      </w:r>
-      <w:r>
-        <w:rPr>
-          <w:i/>
-          <w:iCs/>
-        </w:rPr>
-        <w:t>Dashboard</w:t>
-      </w:r>
-      <w:r>
-        <w:t xml:space="preserve"> untuk mengubah status pesanan (baru, diproses, selesai), sehingga pengawasan operasional menjadi lebih ketat.</w:t>
-      </w:r>
-    </w:p>
-    <w:p>
-      <w:pPr>
-        <w:spacing w:after="160" w:line="259" w:lineRule="auto"/>
-        <w:jc w:val="left"/>
-        <w:rPr>
-          <w:i/>
-          <w:iCs/>
-        </w:rPr>
-      </w:pPr>
-      <w:r>
-        <w:rPr>
-          <w:i/>
-          <w:iCs/>
-        </w:rPr>
-        <w:br w:type="page"/>
-      </w:r>
-    </w:p>
-    <w:p>
-      <w:pPr>
-        <w:pStyle w:val="ListParagraph"/>
-        <w:numPr>
-          <w:ilvl w:val="0"/>
-          <w:numId w:val="29"/>
-        </w:numPr>
-        <w:spacing w:after="160" w:line="480" w:lineRule="auto"/>
-      </w:pPr>
-      <w:r>
-        <w:rPr>
-          <w:i/>
-          <w:iCs/>
-        </w:rPr>
-        <w:lastRenderedPageBreak/>
-        <w:t>Efficiency</w:t>
-      </w:r>
-      <w:r>
-        <w:t xml:space="preserve"> (Efisiensi)</w:t>
-      </w:r>
-    </w:p>
-    <w:p>
-      <w:pPr>
-        <w:pStyle w:val="ListParagraph"/>
-        <w:spacing w:after="160" w:line="480" w:lineRule="auto"/>
-      </w:pPr>
-      <w:r>
-        <w:t>Aspek ini menilai penggunaan sumber daya (waktu, tenaga) dalam beroperasi.</w:t>
-      </w:r>
-    </w:p>
-    <w:p>
-      <w:pPr>
-        <w:pStyle w:val="ListParagraph"/>
-        <w:numPr>
-          <w:ilvl w:val="0"/>
-          <w:numId w:val="34"/>
-        </w:numPr>
-        <w:spacing w:after="160" w:line="480" w:lineRule="auto"/>
-        <w:ind w:left="1134"/>
-      </w:pPr>
-      <w:r>
-        <w:t>Analisis: Alur informasi manual dari kasir ke dapur tidak efisien.</w:t>
-      </w:r>
-    </w:p>
-    <w:p>
-      <w:pPr>
-        <w:pStyle w:val="ListParagraph"/>
-        <w:numPr>
-          <w:ilvl w:val="0"/>
-          <w:numId w:val="34"/>
-        </w:numPr>
-        <w:spacing w:after="160" w:line="480" w:lineRule="auto"/>
-        <w:ind w:left="1134"/>
-      </w:pPr>
-      <w:r>
-        <w:t xml:space="preserve">Alur Perancangan: Menggunakan arsitektur </w:t>
-      </w:r>
-      <w:r>
-        <w:rPr>
-          <w:i/>
-          <w:iCs/>
-        </w:rPr>
-        <w:t>web responsive</w:t>
-      </w:r>
-      <w:r>
-        <w:t xml:space="preserve"> agar informasi pesanan dari meja pelanggan langsung tampil di "Papan Kerja Karyawan" di dapur.</w:t>
-      </w:r>
-    </w:p>
-    <w:p>
-      <w:pPr>
-        <w:pStyle w:val="ListParagraph"/>
-        <w:numPr>
-          <w:ilvl w:val="0"/>
-          <w:numId w:val="34"/>
-        </w:numPr>
-        <w:spacing w:after="160" w:line="480" w:lineRule="auto"/>
-        <w:ind w:left="1134"/>
-      </w:pPr>
-      <w:r>
-        <w:t>Hasil Pengujian: Efisiensi kerja meningkat karena karyawan tidak perlu lagi mengantar nota kertas ke dapur. Semua data pesanan sudah tersinkronisasi secara otomatis.</w:t>
-      </w:r>
-    </w:p>
-    <w:p>
-      <w:pPr>
-        <w:pStyle w:val="ListParagraph"/>
-        <w:numPr>
-          <w:ilvl w:val="0"/>
-          <w:numId w:val="29"/>
-        </w:numPr>
-        <w:spacing w:after="160" w:line="480" w:lineRule="auto"/>
-      </w:pPr>
-      <w:r>
-        <w:rPr>
-          <w:i/>
-          <w:iCs/>
-        </w:rPr>
-        <w:t>Service</w:t>
-      </w:r>
-      <w:r>
-        <w:t xml:space="preserve"> (Layanan)</w:t>
-      </w:r>
-    </w:p>
-    <w:p>
-      <w:pPr>
-        <w:pStyle w:val="ListParagraph"/>
-        <w:spacing w:after="160" w:line="480" w:lineRule="auto"/>
-      </w:pPr>
-      <w:r>
-        <w:t>Aspek ini menilai kualitas pelayanan terhadap pengguna akhir (pelanggan).</w:t>
-      </w:r>
-    </w:p>
-    <w:p>
-      <w:pPr>
-        <w:pStyle w:val="ListParagraph"/>
-        <w:numPr>
-          <w:ilvl w:val="0"/>
-          <w:numId w:val="35"/>
-        </w:numPr>
-        <w:spacing w:after="160" w:line="480" w:lineRule="auto"/>
-        <w:ind w:left="1134"/>
-      </w:pPr>
-      <w:r>
-        <w:t>Analisis: Pelanggan menginginkan layanan yang lebih modern dan praktis.</w:t>
-      </w:r>
-    </w:p>
-    <w:p>
-      <w:pPr>
-        <w:pStyle w:val="ListParagraph"/>
-        <w:numPr>
-          <w:ilvl w:val="0"/>
-          <w:numId w:val="35"/>
-        </w:numPr>
-        <w:spacing w:after="160" w:line="480" w:lineRule="auto"/>
-        <w:ind w:left="1134"/>
-      </w:pPr>
-      <w:r>
-        <w:t xml:space="preserve">Alur Perancangan: Antarmuka dirancang dengan prinsip </w:t>
-      </w:r>
-      <w:r>
-        <w:rPr>
-          <w:i/>
-          <w:iCs/>
-        </w:rPr>
-        <w:t>usability</w:t>
-      </w:r>
-      <w:r>
-        <w:t xml:space="preserve"> agar mudah digunakan oleh berbagai kalangan pelanggan.</w:t>
-      </w:r>
-    </w:p>
-    <w:p>
-      <w:pPr>
-        <w:pStyle w:val="ListParagraph"/>
-        <w:numPr>
-          <w:ilvl w:val="0"/>
-          <w:numId w:val="35"/>
-        </w:numPr>
-        <w:spacing w:after="160" w:line="480" w:lineRule="auto"/>
-        <w:ind w:left="1134"/>
-      </w:pPr>
-      <w:r>
-        <w:t>Hasil Pengujian: Berdasarkan survei UAT, pelanggan memberikan respon sangat puas karena dapat melihat rincian total bayar secara transparan sebelum melakukan pembayaran tunai ke kasir.</w:t>
-      </w:r>
-    </w:p>
-    <w:p>
-      <w:pPr>
-        <w:pStyle w:val="Heading3"/>
-      </w:pPr>
-      <w:bookmarkStart w:id="56" w:name="_Toc220237302"/>
-      <w:r>
-        <w:t>Analisis Sistem Baru</w:t>
-      </w:r>
-      <w:bookmarkEnd w:id="56"/>
-    </w:p>
-    <w:p>
-      <w:pPr>
-        <w:spacing w:line="480" w:lineRule="auto"/>
-        <w:ind w:left="567" w:firstLine="567"/>
-        <w:rPr>
-          <w:i/>
-          <w:iCs/>
-        </w:rPr>
-      </w:pPr>
-      <w:r>
-        <w:t xml:space="preserve">Sistem yang diusulkan adalah Sistem Pemesanan Makanan dan Minuman Berbasis </w:t>
-      </w:r>
-      <w:r>
-        <w:rPr>
-          <w:i/>
-        </w:rPr>
-        <w:t>QR</w:t>
-      </w:r>
-      <w:r>
-        <w:t xml:space="preserve"> </w:t>
-      </w:r>
-      <w:r>
-        <w:rPr>
-          <w:i/>
-        </w:rPr>
-        <w:t>Code</w:t>
-      </w:r>
-      <w:r>
-        <w:t xml:space="preserve"> yang dirancang untuk menggantikan proses manual yang selama ini digunakan oleh Tuan </w:t>
-      </w:r>
-      <w:r>
-        <w:rPr>
-          <w:i/>
-        </w:rPr>
-        <w:t>Coffee</w:t>
-      </w:r>
-      <w:r>
-        <w:t xml:space="preserve">. Sistem ini bertujuan </w:t>
-      </w:r>
-      <w:r>
-        <w:lastRenderedPageBreak/>
-        <w:t xml:space="preserve">untuk meningkatkan efisiensi, mengurangi antrian, dan mempercepat layanan, mulai dari pemesanan menu di meja hingga pemantauan transaksi secara </w:t>
-      </w:r>
-      <w:r>
-        <w:rPr>
-          <w:i/>
-          <w:iCs/>
-        </w:rPr>
-        <w:t>real-time</w:t>
-      </w:r>
-      <w:r>
-        <w:t xml:space="preserve">. Sistem ini akan dibangun menggunakan </w:t>
-      </w:r>
-      <w:r>
-        <w:rPr>
-          <w:i/>
-          <w:iCs/>
-        </w:rPr>
-        <w:t>Framework</w:t>
-      </w:r>
-      <w:r>
-        <w:t xml:space="preserve"> </w:t>
-      </w:r>
-      <w:r>
-        <w:rPr>
-          <w:i/>
-        </w:rPr>
-        <w:t>Laravel</w:t>
-      </w:r>
-      <w:r>
-        <w:t xml:space="preserve"> dan basis data </w:t>
-      </w:r>
-      <w:r>
-        <w:rPr>
-          <w:i/>
-          <w:iCs/>
-        </w:rPr>
-        <w:t>MySQL</w:t>
-      </w:r>
-      <w:r>
-        <w:rPr>
-          <w:i/>
-          <w:iCs/>
-        </w:rPr>
-        <w:t xml:space="preserve">, </w:t>
-      </w:r>
-      <w:r>
-        <w:t>adapun sistem baru dan keunggulan sistem baru sebagai berikut :</w:t>
-      </w:r>
-    </w:p>
-    <w:p>
-      <w:pPr>
-        <w:pStyle w:val="ListParagraph"/>
-        <w:numPr>
-          <w:ilvl w:val="0"/>
-          <w:numId w:val="12"/>
-        </w:numPr>
-        <w:spacing w:line="480" w:lineRule="auto"/>
-        <w:ind w:left="993"/>
-      </w:pPr>
-      <w:r>
-        <w:t xml:space="preserve">Proses </w:t>
-      </w:r>
-      <w:r>
-        <w:t>s</w:t>
-      </w:r>
-      <w:r>
-        <w:t xml:space="preserve">istem </w:t>
-      </w:r>
-      <w:r>
-        <w:t>b</w:t>
-      </w:r>
-      <w:r>
-        <w:t>aru</w:t>
-      </w:r>
-    </w:p>
-    <w:p>
-      <w:pPr>
-        <w:pStyle w:val="ListParagraph"/>
-        <w:numPr>
-          <w:ilvl w:val="0"/>
-          <w:numId w:val="47"/>
-        </w:numPr>
-        <w:spacing w:line="480" w:lineRule="auto"/>
-        <w:ind w:left="1418" w:hanging="425"/>
-      </w:pPr>
-      <w:r>
-        <w:t xml:space="preserve">Pelanggan memindai </w:t>
-      </w:r>
-      <w:r>
-        <w:rPr>
-          <w:i/>
-        </w:rPr>
-        <w:t>QR</w:t>
-      </w:r>
-      <w:r>
-        <w:t xml:space="preserve"> </w:t>
-      </w:r>
-      <w:r>
-        <w:rPr>
-          <w:i/>
-          <w:iCs/>
-        </w:rPr>
-        <w:t>Code</w:t>
-      </w:r>
-      <w:r>
-        <w:t xml:space="preserve"> yang ada di meja untuk mengakses menu digital</w:t>
-      </w:r>
-      <w:r>
-        <w:t>.</w:t>
-      </w:r>
-    </w:p>
-    <w:p>
-      <w:pPr>
-        <w:pStyle w:val="ListParagraph"/>
-        <w:numPr>
-          <w:ilvl w:val="0"/>
-          <w:numId w:val="47"/>
-        </w:numPr>
-        <w:spacing w:line="480" w:lineRule="auto"/>
-        <w:ind w:left="1418" w:hanging="425"/>
-        <w:rPr>
-          <w:lang w:val="fi-FI"/>
-        </w:rPr>
-      </w:pPr>
-      <w:r>
-        <w:rPr>
-          <w:lang w:val="fi-FI"/>
-        </w:rPr>
-        <w:t>Pelanggan memilih menu dan melakukan pemesanan langsung dari perangkat mereka</w:t>
-      </w:r>
-      <w:r>
-        <w:rPr>
-          <w:lang w:val="fi-FI"/>
-        </w:rPr>
-        <w:t>.</w:t>
-      </w:r>
-    </w:p>
-    <w:p>
-      <w:pPr>
-        <w:pStyle w:val="ListParagraph"/>
-        <w:numPr>
-          <w:ilvl w:val="0"/>
-          <w:numId w:val="47"/>
-        </w:numPr>
-        <w:spacing w:line="480" w:lineRule="auto"/>
-        <w:ind w:left="1418" w:hanging="425"/>
-      </w:pPr>
-      <w:r>
-        <w:t>Pengelola dapat memantau pesanan dan transaksi yang masuk secara</w:t>
-      </w:r>
-      <w:r>
-        <w:t xml:space="preserve"> </w:t>
-      </w:r>
-      <w:r>
-        <w:rPr>
-          <w:i/>
-          <w:iCs/>
-        </w:rPr>
-        <w:t>real-time</w:t>
-      </w:r>
-      <w:r>
-        <w:t xml:space="preserve"> melalui </w:t>
-      </w:r>
-      <w:r>
-        <w:rPr>
-          <w:i/>
-          <w:iCs/>
-        </w:rPr>
-        <w:t>dashboard</w:t>
-      </w:r>
-      <w:r>
-        <w:rPr>
-          <w:i/>
-          <w:iCs/>
-        </w:rPr>
-        <w:t>.</w:t>
-      </w:r>
-    </w:p>
-    <w:p>
-      <w:pPr>
-        <w:pStyle w:val="ListParagraph"/>
-        <w:numPr>
-          <w:ilvl w:val="0"/>
-          <w:numId w:val="47"/>
-        </w:numPr>
-        <w:spacing w:line="480" w:lineRule="auto"/>
-        <w:ind w:left="1418" w:hanging="425"/>
-        <w:rPr>
-          <w:lang w:val="fi-FI"/>
-        </w:rPr>
-      </w:pPr>
-      <w:r>
-        <w:rPr>
-          <w:lang w:val="fi-FI"/>
-        </w:rPr>
-        <w:t>Laporan transaksi dihasilkan secara otomatis oleh sistem</w:t>
-      </w:r>
-      <w:r>
-        <w:rPr>
-          <w:lang w:val="fi-FI"/>
-        </w:rPr>
-        <w:t>.</w:t>
-      </w:r>
-    </w:p>
-    <w:p>
-      <w:pPr>
-        <w:pStyle w:val="ListParagraph"/>
-        <w:numPr>
-          <w:ilvl w:val="0"/>
-          <w:numId w:val="12"/>
-        </w:numPr>
-        <w:spacing w:line="480" w:lineRule="auto"/>
-        <w:ind w:left="1134"/>
-      </w:pPr>
-      <w:r>
-        <w:t xml:space="preserve">Keunggulan </w:t>
-      </w:r>
-      <w:r>
-        <w:t>s</w:t>
-      </w:r>
-      <w:r>
-        <w:t xml:space="preserve">istem </w:t>
-      </w:r>
-      <w:r>
-        <w:t>b</w:t>
-      </w:r>
-      <w:r>
-        <w:t>aru</w:t>
       </w:r>
     </w:p>
     <w:p>
@@ -27774,11 +27073,75 @@
           <w:ilvl w:val="0"/>
           <w:numId w:val="13"/>
         </w:numPr>
-        <w:spacing w:line="480" w:lineRule="auto"/>
-        <w:ind w:left="1418"/>
-      </w:pPr>
-      <w:r>
-        <w:t>Mengurangi antrian dan mempercepat proses pemesanan secara signifikan</w:t>
+        <w:spacing w:after="160" w:line="480" w:lineRule="auto"/>
+      </w:pPr>
+      <w:r>
+        <w:rPr>
+          <w:i/>
+          <w:iCs/>
+        </w:rPr>
+        <w:t>Information</w:t>
+      </w:r>
+      <w:r>
+        <w:t xml:space="preserve"> (Informasi)</w:t>
+      </w:r>
+    </w:p>
+    <w:p>
+      <w:pPr>
+        <w:pStyle w:val="ListParagraph"/>
+        <w:spacing w:after="160" w:line="480" w:lineRule="auto"/>
+      </w:pPr>
+      <w:r>
+        <w:t>Aspek ini menilai kualitas, akurasi, dan kemudahan akses informasi.</w:t>
+      </w:r>
+    </w:p>
+    <w:p>
+      <w:pPr>
+        <w:pStyle w:val="ListParagraph"/>
+        <w:numPr>
+          <w:ilvl w:val="0"/>
+          <w:numId w:val="15"/>
+        </w:numPr>
+        <w:spacing w:after="160" w:line="480" w:lineRule="auto"/>
+        <w:ind w:left="1134"/>
+      </w:pPr>
+      <w:r>
+        <w:t>Analisis: Masalah informasi pada sistem lama adalah ketidakakuratan rekapitulasi karena nota kertas yang sering hilang.</w:t>
+      </w:r>
+    </w:p>
+    <w:p>
+      <w:pPr>
+        <w:pStyle w:val="ListParagraph"/>
+        <w:numPr>
+          <w:ilvl w:val="0"/>
+          <w:numId w:val="15"/>
+        </w:numPr>
+        <w:spacing w:after="160" w:line="480" w:lineRule="auto"/>
+        <w:ind w:left="1134"/>
+      </w:pPr>
+      <w:r>
+        <w:t>Alur Perancangan: Setiap transaksi yang masuk melalui pesanan QR Code disimpan ke database MySQL. Admin merancang modul laporan yang dapat menarik data secara otomatis berdasarkan tanggal transaksi.</w:t>
+      </w:r>
+    </w:p>
+    <w:p>
+      <w:pPr>
+        <w:pStyle w:val="ListParagraph"/>
+        <w:numPr>
+          <w:ilvl w:val="0"/>
+          <w:numId w:val="15"/>
+        </w:numPr>
+        <w:spacing w:after="160" w:line="480" w:lineRule="auto"/>
+        <w:ind w:left="1134"/>
+      </w:pPr>
+      <w:r>
+        <w:t xml:space="preserve">Hasil Pengujian: Pada pengujian UAT, Admin/Pemilik memvalidasi bahwa data laporan harian muncul secara akurat sesuai dengan transaksi riil. Informasi pendapatan dan menu terlaris kini dapat dilihat dalam hitungan detik melalui </w:t>
+      </w:r>
+      <w:r>
+        <w:rPr>
+          <w:i/>
+          <w:iCs/>
+        </w:rPr>
+        <w:t>dashboard</w:t>
       </w:r>
       <w:r>
         <w:t>.</w:t>
@@ -27791,23 +27154,55 @@
           <w:ilvl w:val="0"/>
           <w:numId w:val="13"/>
         </w:numPr>
-        <w:spacing w:line="480" w:lineRule="auto"/>
-        <w:ind w:left="1418"/>
-        <w:rPr>
-          <w:lang w:val="fi-FI"/>
-        </w:rPr>
-      </w:pPr>
-      <w:r>
-        <w:rPr>
-          <w:lang w:val="fi-FI"/>
-        </w:rPr>
-        <w:t>Meminimalkan kesalahan pencatatan pesanan dan transaks</w:t>
-      </w:r>
-      <w:r>
-        <w:rPr>
-          <w:lang w:val="fi-FI"/>
-        </w:rPr>
-        <w:t>i.</w:t>
+        <w:spacing w:after="160" w:line="480" w:lineRule="auto"/>
+      </w:pPr>
+      <w:r>
+        <w:rPr>
+          <w:i/>
+          <w:iCs/>
+        </w:rPr>
+        <w:t>Economic</w:t>
+      </w:r>
+      <w:r>
+        <w:t xml:space="preserve"> (Ekonomi)</w:t>
+      </w:r>
+    </w:p>
+    <w:p>
+      <w:pPr>
+        <w:pStyle w:val="ListParagraph"/>
+        <w:spacing w:after="160" w:line="480" w:lineRule="auto"/>
+      </w:pPr>
+      <w:r>
+        <w:t>Aspek ini menilai biaya operasional dan potensi keuntungan.</w:t>
+      </w:r>
+    </w:p>
+    <w:p>
+      <w:pPr>
+        <w:pStyle w:val="ListParagraph"/>
+        <w:numPr>
+          <w:ilvl w:val="0"/>
+          <w:numId w:val="16"/>
+        </w:numPr>
+        <w:spacing w:after="160" w:line="480" w:lineRule="auto"/>
+        <w:ind w:left="1134"/>
+      </w:pPr>
+      <w:r>
+        <w:lastRenderedPageBreak/>
+        <w:t>Analisis: Penggunaan buku nota manual menimbulkan biaya rutin dan risiko kehilangan pendapatan akibat antrean panjang.</w:t>
+      </w:r>
+    </w:p>
+    <w:p>
+      <w:pPr>
+        <w:pStyle w:val="ListParagraph"/>
+        <w:numPr>
+          <w:ilvl w:val="0"/>
+          <w:numId w:val="16"/>
+        </w:numPr>
+        <w:spacing w:after="160" w:line="480" w:lineRule="auto"/>
+        <w:ind w:left="1134"/>
+      </w:pPr>
+      <w:r>
+        <w:t>Solusi &amp; Hasil: Dengan sistem baru, biaya pengadaan nota kertas karbon dihilangkan. Pengujian menunjukkan peningkatan potensi transaksi karena pelanggan tidak lagi membatalkan pesanan akibat melihat antrean panjang di kasir.</w:t>
       </w:r>
     </w:p>
     <w:p>
@@ -27817,23 +27212,115 @@
           <w:ilvl w:val="0"/>
           <w:numId w:val="13"/>
         </w:numPr>
-        <w:spacing w:line="480" w:lineRule="auto"/>
-        <w:ind w:left="1418"/>
-      </w:pPr>
-      <w:r>
-        <w:t xml:space="preserve">Seluruh proses pemesanan dan data transaksi terpusat dalam satu </w:t>
-      </w:r>
-      <w:r>
-        <w:rPr>
-          <w:i/>
-        </w:rPr>
-        <w:t>platform</w:t>
-      </w:r>
-      <w:r>
-        <w:t xml:space="preserve"> yang terintegrasi</w:t>
-      </w:r>
-      <w:r>
-        <w:t>.</w:t>
+        <w:spacing w:after="160" w:line="480" w:lineRule="auto"/>
+      </w:pPr>
+      <w:r>
+        <w:rPr>
+          <w:i/>
+          <w:iCs/>
+        </w:rPr>
+        <w:t>Control</w:t>
+      </w:r>
+      <w:r>
+        <w:t xml:space="preserve"> (Kendali)</w:t>
+      </w:r>
+    </w:p>
+    <w:p>
+      <w:pPr>
+        <w:pStyle w:val="ListParagraph"/>
+        <w:spacing w:after="160" w:line="480" w:lineRule="auto"/>
+      </w:pPr>
+      <w:r>
+        <w:t>Aspek ini menilai keamanan dan pengawasan terhadap data atau proses.</w:t>
+      </w:r>
+    </w:p>
+    <w:p>
+      <w:pPr>
+        <w:pStyle w:val="ListParagraph"/>
+        <w:numPr>
+          <w:ilvl w:val="0"/>
+          <w:numId w:val="17"/>
+        </w:numPr>
+        <w:spacing w:after="160" w:line="480" w:lineRule="auto"/>
+        <w:ind w:left="1134"/>
+      </w:pPr>
+      <w:r>
+        <w:t>Analisis: Pemilik kesulitan memantau pesanan yang sedang diproses oleh barista.</w:t>
+      </w:r>
+    </w:p>
+    <w:p>
+      <w:pPr>
+        <w:pStyle w:val="ListParagraph"/>
+        <w:numPr>
+          <w:ilvl w:val="0"/>
+          <w:numId w:val="17"/>
+        </w:numPr>
+        <w:spacing w:after="160" w:line="480" w:lineRule="auto"/>
+        <w:ind w:left="1134"/>
+      </w:pPr>
+      <w:r>
+        <w:t xml:space="preserve">Alur Perancangan: Dibuat sistem otorisasi </w:t>
+      </w:r>
+      <w:r>
+        <w:rPr>
+          <w:i/>
+          <w:iCs/>
+        </w:rPr>
+        <w:t>role</w:t>
+      </w:r>
+      <w:r>
+        <w:t xml:space="preserve"> (Admin dan Karyawan). Admin memiliki kendali penuh, sementara karyawan hanya melihat pesanan masuk.</w:t>
+      </w:r>
+    </w:p>
+    <w:p>
+      <w:pPr>
+        <w:pStyle w:val="ListParagraph"/>
+        <w:numPr>
+          <w:ilvl w:val="0"/>
+          <w:numId w:val="17"/>
+        </w:numPr>
+        <w:spacing w:after="160" w:line="480" w:lineRule="auto"/>
+        <w:ind w:left="1134"/>
+      </w:pPr>
+      <w:r>
+        <w:t xml:space="preserve">Hasil Pengujian: </w:t>
+      </w:r>
+      <w:r>
+        <w:rPr>
+          <w:i/>
+          <w:iCs/>
+        </w:rPr>
+        <w:t>User Acceptance Testing</w:t>
+      </w:r>
+      <w:r>
+        <w:t xml:space="preserve"> (UAT) menunjukkan bahwa pengelola kini memiliki kendali penuh melalui </w:t>
+      </w:r>
+      <w:r>
+        <w:rPr>
+          <w:i/>
+          <w:iCs/>
+        </w:rPr>
+        <w:t>Dashboard</w:t>
+      </w:r>
+      <w:r>
+        <w:t xml:space="preserve"> untuk mengubah status pesanan (baru, diproses, selesai), sehingga pengawasan operasional menjadi lebih ketat.</w:t>
+      </w:r>
+    </w:p>
+    <w:p>
+      <w:pPr>
+        <w:spacing w:after="160" w:line="259" w:lineRule="auto"/>
+        <w:jc w:val="left"/>
+        <w:rPr>
+          <w:i/>
+          <w:iCs/>
+        </w:rPr>
+      </w:pPr>
+      <w:r>
+        <w:rPr>
+          <w:i/>
+          <w:iCs/>
+        </w:rPr>
+        <w:br w:type="page"/>
       </w:r>
     </w:p>
     <w:p>
@@ -27843,185 +27330,27 @@
           <w:ilvl w:val="0"/>
           <w:numId w:val="13"/>
         </w:numPr>
-        <w:spacing w:line="480" w:lineRule="auto"/>
-        <w:ind w:left="1418"/>
-        <w:rPr>
-          <w:lang w:val="fi-FI"/>
-        </w:rPr>
-      </w:pPr>
-      <w:r>
-        <w:rPr>
-          <w:lang w:val="fi-FI"/>
-        </w:rPr>
-        <w:t>Pihak pengelola dapat memantau progres pesanan dan status transaksi kapan saja melalui sistem.</w:t>
-      </w:r>
-      <w:r>
-        <w:rPr>
-          <w:lang w:val="fi-FI"/>
-        </w:rPr>
-        <w:t>.</w:t>
-      </w:r>
-    </w:p>
-    <w:p>
-      <w:pPr>
-        <w:pStyle w:val="Heading2"/>
-      </w:pPr>
-      <w:bookmarkStart w:id="57" w:name="_Toc220237303"/>
-      <w:r>
+        <w:spacing w:after="160" w:line="480" w:lineRule="auto"/>
+      </w:pPr>
+      <w:r>
+        <w:rPr>
+          <w:i/>
+          <w:iCs/>
+        </w:rPr>
         <w:lastRenderedPageBreak/>
-        <w:t>Perancangan Sistem</w:t>
-      </w:r>
-      <w:bookmarkEnd w:id="57"/>
-    </w:p>
-    <w:p>
-      <w:pPr>
-        <w:spacing w:line="480" w:lineRule="auto"/>
-        <w:ind w:firstLine="426"/>
-        <w:rPr>
-          <w:i/>
-          <w:iCs/>
-        </w:rPr>
-      </w:pPr>
-      <w:r>
-        <w:t>Berikut merupakan perancangan proses sistem yang terdiri dari deskripsi sistem, rancangan proses (</w:t>
-      </w:r>
-      <w:r>
-        <w:rPr>
-          <w:i/>
-          <w:iCs/>
-        </w:rPr>
-        <w:t>use case diagram</w:t>
-      </w:r>
-      <w:r>
-        <w:t xml:space="preserve">, </w:t>
-      </w:r>
-      <w:r>
-        <w:rPr>
-          <w:i/>
-          <w:iCs/>
-        </w:rPr>
-        <w:t>class diagram</w:t>
-      </w:r>
-      <w:r>
-        <w:t xml:space="preserve">, </w:t>
-      </w:r>
-      <w:r>
-        <w:rPr>
-          <w:i/>
-          <w:iCs/>
-        </w:rPr>
-        <w:t>activity diagram</w:t>
-      </w:r>
-      <w:r>
-        <w:t xml:space="preserve">), perancangan antarmuka, dan perancangan </w:t>
-      </w:r>
-      <w:r>
-        <w:rPr>
-          <w:i/>
-          <w:iCs/>
-        </w:rPr>
-        <w:t>database</w:t>
-      </w:r>
-      <w:r>
-        <w:rPr>
-          <w:i/>
-          <w:iCs/>
-        </w:rPr>
-        <w:t>.</w:t>
-      </w:r>
-    </w:p>
-    <w:p>
-      <w:pPr>
-        <w:pStyle w:val="Heading3"/>
-      </w:pPr>
-      <w:bookmarkStart w:id="58" w:name="_Toc220237304"/>
-      <w:r>
-        <w:t>Use Case Diagram</w:t>
-      </w:r>
-      <w:bookmarkEnd w:id="58"/>
-    </w:p>
-    <w:p>
-      <w:pPr>
-        <w:spacing w:line="480" w:lineRule="auto"/>
-        <w:ind w:left="567" w:firstLine="567"/>
-        <w:rPr>
-          <w:i/>
-          <w:iCs/>
-        </w:rPr>
-      </w:pPr>
-      <w:r>
-        <w:t xml:space="preserve">Perancangan proses sistem dilakukan untuk memberikan gambaran yang jelas mengenai alur kerja, interaksi pengguna, dan struktur data dari Sistem Pemesanan Makanan dan Minuman Berbasis </w:t>
-      </w:r>
-      <w:r>
-        <w:rPr>
-          <w:i/>
-        </w:rPr>
-        <w:t>QR</w:t>
-      </w:r>
-      <w:r>
-        <w:t xml:space="preserve"> </w:t>
-      </w:r>
-      <w:r>
-        <w:rPr>
-          <w:i/>
-        </w:rPr>
-        <w:t>Code</w:t>
-      </w:r>
-      <w:r>
-        <w:t xml:space="preserve"> di Tuan </w:t>
-      </w:r>
-      <w:r>
-        <w:rPr>
-          <w:i/>
-        </w:rPr>
-        <w:t>Coffee</w:t>
-      </w:r>
-      <w:r>
-        <w:t xml:space="preserve">. Perancangan ini menggunakan </w:t>
-      </w:r>
-      <w:r>
-        <w:rPr>
-          <w:i/>
-          <w:iCs/>
-        </w:rPr>
-        <w:t>Unified Modeling Language</w:t>
-      </w:r>
-      <w:r>
-        <w:t xml:space="preserve"> (UML) yang terdiri dari </w:t>
-      </w:r>
-      <w:r>
-        <w:rPr>
-          <w:i/>
-          <w:iCs/>
-        </w:rPr>
-        <w:t>Use Case Diagram</w:t>
-      </w:r>
-      <w:r>
-        <w:t xml:space="preserve">, </w:t>
-      </w:r>
-      <w:r>
-        <w:rPr>
-          <w:i/>
-          <w:iCs/>
-        </w:rPr>
-        <w:t>Class Diagram</w:t>
-      </w:r>
-      <w:r>
-        <w:t xml:space="preserve">, dan </w:t>
-      </w:r>
-      <w:r>
-        <w:rPr>
-          <w:i/>
-          <w:iCs/>
-        </w:rPr>
-        <w:t>Activity Diagram</w:t>
-      </w:r>
-      <w:r>
-        <w:rPr>
-          <w:i/>
-          <w:iCs/>
-        </w:rPr>
-        <w:t>.</w:t>
+        <w:t>Efficiency</w:t>
+      </w:r>
+      <w:r>
+        <w:t xml:space="preserve"> (Efisiensi)</w:t>
+      </w:r>
+    </w:p>
+    <w:p>
+      <w:pPr>
+        <w:pStyle w:val="ListParagraph"/>
+        <w:spacing w:after="160" w:line="480" w:lineRule="auto"/>
+      </w:pPr>
+      <w:r>
+        <w:t>Aspek ini menilai penggunaan sumber daya (waktu, tenaga) dalam beroperasi.</w:t>
       </w:r>
     </w:p>
     <w:p>
@@ -28029,7 +27358,678 @@
         <w:pStyle w:val="ListParagraph"/>
         <w:numPr>
           <w:ilvl w:val="0"/>
-          <w:numId w:val="40"/>
+          <w:numId w:val="18"/>
+        </w:numPr>
+        <w:spacing w:after="160" w:line="480" w:lineRule="auto"/>
+        <w:ind w:left="1134"/>
+      </w:pPr>
+      <w:r>
+        <w:t>Analisis: Alur informasi manual dari kasir ke dapur tidak efisien.</w:t>
+      </w:r>
+    </w:p>
+    <w:p>
+      <w:pPr>
+        <w:pStyle w:val="ListParagraph"/>
+        <w:numPr>
+          <w:ilvl w:val="0"/>
+          <w:numId w:val="18"/>
+        </w:numPr>
+        <w:spacing w:after="160" w:line="480" w:lineRule="auto"/>
+        <w:ind w:left="1134"/>
+      </w:pPr>
+      <w:r>
+        <w:t xml:space="preserve">Alur Perancangan: Menggunakan arsitektur </w:t>
+      </w:r>
+      <w:r>
+        <w:rPr>
+          <w:i/>
+          <w:iCs/>
+        </w:rPr>
+        <w:t>web responsive</w:t>
+      </w:r>
+      <w:r>
+        <w:t xml:space="preserve"> agar informasi pesanan dari meja pelanggan langsung tampil di "Papan Kerja Karyawan" di dapur.</w:t>
+      </w:r>
+    </w:p>
+    <w:p>
+      <w:pPr>
+        <w:pStyle w:val="ListParagraph"/>
+        <w:numPr>
+          <w:ilvl w:val="0"/>
+          <w:numId w:val="18"/>
+        </w:numPr>
+        <w:spacing w:after="160" w:line="480" w:lineRule="auto"/>
+        <w:ind w:left="1134"/>
+      </w:pPr>
+      <w:r>
+        <w:t>Hasil Pengujian: Efisiensi kerja meningkat karena karyawan tidak perlu lagi mengantar nota kertas ke dapur. Semua data pesanan sudah tersinkronisasi secara otomatis.</w:t>
+      </w:r>
+    </w:p>
+    <w:p>
+      <w:pPr>
+        <w:pStyle w:val="ListParagraph"/>
+        <w:numPr>
+          <w:ilvl w:val="0"/>
+          <w:numId w:val="13"/>
+        </w:numPr>
+        <w:spacing w:after="160" w:line="480" w:lineRule="auto"/>
+      </w:pPr>
+      <w:r>
+        <w:rPr>
+          <w:i/>
+          <w:iCs/>
+        </w:rPr>
+        <w:t>Service</w:t>
+      </w:r>
+      <w:r>
+        <w:t xml:space="preserve"> (Layanan)</w:t>
+      </w:r>
+    </w:p>
+    <w:p>
+      <w:pPr>
+        <w:pStyle w:val="ListParagraph"/>
+        <w:spacing w:after="160" w:line="480" w:lineRule="auto"/>
+      </w:pPr>
+      <w:r>
+        <w:t>Aspek ini menilai kualitas pelayanan terhadap pengguna akhir (pelanggan).</w:t>
+      </w:r>
+    </w:p>
+    <w:p>
+      <w:pPr>
+        <w:pStyle w:val="ListParagraph"/>
+        <w:numPr>
+          <w:ilvl w:val="0"/>
+          <w:numId w:val="19"/>
+        </w:numPr>
+        <w:spacing w:after="160" w:line="480" w:lineRule="auto"/>
+        <w:ind w:left="1134"/>
+      </w:pPr>
+      <w:r>
+        <w:t>Analisis: Pelanggan menginginkan layanan yang lebih modern dan praktis.</w:t>
+      </w:r>
+    </w:p>
+    <w:p>
+      <w:pPr>
+        <w:pStyle w:val="ListParagraph"/>
+        <w:numPr>
+          <w:ilvl w:val="0"/>
+          <w:numId w:val="19"/>
+        </w:numPr>
+        <w:spacing w:after="160" w:line="480" w:lineRule="auto"/>
+        <w:ind w:left="1134"/>
+      </w:pPr>
+      <w:r>
+        <w:t xml:space="preserve">Alur Perancangan: Antarmuka dirancang dengan prinsip </w:t>
+      </w:r>
+      <w:r>
+        <w:rPr>
+          <w:i/>
+          <w:iCs/>
+        </w:rPr>
+        <w:t>usability</w:t>
+      </w:r>
+      <w:r>
+        <w:t xml:space="preserve"> agar mudah digunakan oleh berbagai kalangan pelanggan.</w:t>
+      </w:r>
+    </w:p>
+    <w:p>
+      <w:pPr>
+        <w:pStyle w:val="ListParagraph"/>
+        <w:numPr>
+          <w:ilvl w:val="0"/>
+          <w:numId w:val="19"/>
+        </w:numPr>
+        <w:spacing w:after="160" w:line="480" w:lineRule="auto"/>
+        <w:ind w:left="1134"/>
+      </w:pPr>
+      <w:r>
+        <w:t>Hasil Pengujian: Berdasarkan survei UAT, pelanggan memberikan respon sangat puas karena dapat melihat rincian total bayar secara transparan sebelum melakukan pembayaran tunai ke kasir.</w:t>
+      </w:r>
+    </w:p>
+    <w:p>
+      <w:pPr>
+        <w:pStyle w:val="Heading3"/>
+      </w:pPr>
+      <w:bookmarkStart w:id="56" w:name="_Toc220237302"/>
+      <w:r>
+        <w:t>Analisis Sistem Baru</w:t>
+      </w:r>
+      <w:bookmarkEnd w:id="56"/>
+    </w:p>
+    <w:p>
+      <w:pPr>
+        <w:spacing w:line="480" w:lineRule="auto"/>
+        <w:ind w:left="567" w:firstLine="567"/>
+        <w:rPr>
+          <w:i/>
+          <w:iCs/>
+        </w:rPr>
+      </w:pPr>
+      <w:r>
+        <w:t xml:space="preserve">Sistem yang diusulkan adalah Sistem Pemesanan Makanan dan Minuman Berbasis </w:t>
+      </w:r>
+      <w:r>
+        <w:rPr>
+          <w:i/>
+        </w:rPr>
+        <w:t>QR</w:t>
+      </w:r>
+      <w:r>
+        <w:t xml:space="preserve"> </w:t>
+      </w:r>
+      <w:r>
+        <w:rPr>
+          <w:i/>
+        </w:rPr>
+        <w:t>Code</w:t>
+      </w:r>
+      <w:r>
+        <w:t xml:space="preserve"> yang dirancang untuk menggantikan proses manual yang selama ini digunakan oleh Tuan </w:t>
+      </w:r>
+      <w:r>
+        <w:rPr>
+          <w:i/>
+        </w:rPr>
+        <w:t>Coffee</w:t>
+      </w:r>
+      <w:r>
+        <w:t xml:space="preserve">. Sistem ini bertujuan </w:t>
+      </w:r>
+      <w:r>
+        <w:lastRenderedPageBreak/>
+        <w:t xml:space="preserve">untuk meningkatkan efisiensi, mengurangi antrian, dan mempercepat layanan, mulai dari pemesanan menu di meja hingga pemantauan transaksi secara </w:t>
+      </w:r>
+      <w:r>
+        <w:rPr>
+          <w:i/>
+          <w:iCs/>
+        </w:rPr>
+        <w:t>real-time</w:t>
+      </w:r>
+      <w:r>
+        <w:t xml:space="preserve">. Sistem ini akan dibangun menggunakan </w:t>
+      </w:r>
+      <w:r>
+        <w:rPr>
+          <w:i/>
+          <w:iCs/>
+        </w:rPr>
+        <w:t>Framework</w:t>
+      </w:r>
+      <w:r>
+        <w:t xml:space="preserve"> </w:t>
+      </w:r>
+      <w:r>
+        <w:rPr>
+          <w:i/>
+        </w:rPr>
+        <w:t>Laravel</w:t>
+      </w:r>
+      <w:r>
+        <w:t xml:space="preserve"> dan basis data </w:t>
+      </w:r>
+      <w:r>
+        <w:rPr>
+          <w:i/>
+          <w:iCs/>
+        </w:rPr>
+        <w:t>MySQL</w:t>
+      </w:r>
+      <w:r>
+        <w:rPr>
+          <w:i/>
+          <w:iCs/>
+        </w:rPr>
+        <w:t xml:space="preserve">, </w:t>
+      </w:r>
+      <w:r>
+        <w:t>adapun sistem baru dan keunggulan sistem baru sebagai berikut :</w:t>
+      </w:r>
+    </w:p>
+    <w:p>
+      <w:pPr>
+        <w:pStyle w:val="ListParagraph"/>
+        <w:numPr>
+          <w:ilvl w:val="0"/>
+          <w:numId w:val="5"/>
+        </w:numPr>
+        <w:spacing w:line="480" w:lineRule="auto"/>
+        <w:ind w:left="993"/>
+      </w:pPr>
+      <w:r>
+        <w:t xml:space="preserve">Proses </w:t>
+      </w:r>
+      <w:r>
+        <w:t>s</w:t>
+      </w:r>
+      <w:r>
+        <w:t xml:space="preserve">istem </w:t>
+      </w:r>
+      <w:r>
+        <w:t>b</w:t>
+      </w:r>
+      <w:r>
+        <w:t>aru</w:t>
+      </w:r>
+    </w:p>
+    <w:p>
+      <w:pPr>
+        <w:pStyle w:val="ListParagraph"/>
+        <w:numPr>
+          <w:ilvl w:val="0"/>
+          <w:numId w:val="28"/>
+        </w:numPr>
+        <w:spacing w:line="480" w:lineRule="auto"/>
+        <w:ind w:left="1418" w:hanging="425"/>
+      </w:pPr>
+      <w:r>
+        <w:t xml:space="preserve">Pelanggan memindai </w:t>
+      </w:r>
+      <w:r>
+        <w:rPr>
+          <w:i/>
+        </w:rPr>
+        <w:t>QR</w:t>
+      </w:r>
+      <w:r>
+        <w:t xml:space="preserve"> </w:t>
+      </w:r>
+      <w:r>
+        <w:rPr>
+          <w:i/>
+          <w:iCs/>
+        </w:rPr>
+        <w:t>Code</w:t>
+      </w:r>
+      <w:r>
+        <w:t xml:space="preserve"> yang ada di meja untuk mengakses menu digital</w:t>
+      </w:r>
+      <w:r>
+        <w:t>.</w:t>
+      </w:r>
+    </w:p>
+    <w:p>
+      <w:pPr>
+        <w:pStyle w:val="ListParagraph"/>
+        <w:numPr>
+          <w:ilvl w:val="0"/>
+          <w:numId w:val="28"/>
+        </w:numPr>
+        <w:spacing w:line="480" w:lineRule="auto"/>
+        <w:ind w:left="1418" w:hanging="425"/>
+        <w:rPr>
+          <w:lang w:val="fi-FI"/>
+        </w:rPr>
+      </w:pPr>
+      <w:r>
+        <w:rPr>
+          <w:lang w:val="fi-FI"/>
+        </w:rPr>
+        <w:t>Pelanggan memilih menu dan melakukan pemesanan langsung dari perangkat mereka</w:t>
+      </w:r>
+      <w:r>
+        <w:rPr>
+          <w:lang w:val="fi-FI"/>
+        </w:rPr>
+        <w:t>.</w:t>
+      </w:r>
+    </w:p>
+    <w:p>
+      <w:pPr>
+        <w:pStyle w:val="ListParagraph"/>
+        <w:numPr>
+          <w:ilvl w:val="0"/>
+          <w:numId w:val="28"/>
+        </w:numPr>
+        <w:spacing w:line="480" w:lineRule="auto"/>
+        <w:ind w:left="1418" w:hanging="425"/>
+      </w:pPr>
+      <w:r>
+        <w:t>Pengelola dapat memantau pesanan dan transaksi yang masuk secara</w:t>
+      </w:r>
+      <w:r>
+        <w:t xml:space="preserve"> </w:t>
+      </w:r>
+      <w:r>
+        <w:rPr>
+          <w:i/>
+          <w:iCs/>
+        </w:rPr>
+        <w:t>real-time</w:t>
+      </w:r>
+      <w:r>
+        <w:t xml:space="preserve"> melalui </w:t>
+      </w:r>
+      <w:r>
+        <w:rPr>
+          <w:i/>
+          <w:iCs/>
+        </w:rPr>
+        <w:t>dashboard</w:t>
+      </w:r>
+      <w:r>
+        <w:rPr>
+          <w:i/>
+          <w:iCs/>
+        </w:rPr>
+        <w:t>.</w:t>
+      </w:r>
+    </w:p>
+    <w:p>
+      <w:pPr>
+        <w:pStyle w:val="ListParagraph"/>
+        <w:numPr>
+          <w:ilvl w:val="0"/>
+          <w:numId w:val="28"/>
+        </w:numPr>
+        <w:spacing w:line="480" w:lineRule="auto"/>
+        <w:ind w:left="1418" w:hanging="425"/>
+        <w:rPr>
+          <w:lang w:val="fi-FI"/>
+        </w:rPr>
+      </w:pPr>
+      <w:r>
+        <w:rPr>
+          <w:lang w:val="fi-FI"/>
+        </w:rPr>
+        <w:t>Laporan transaksi dihasilkan secara otomatis oleh sistem</w:t>
+      </w:r>
+      <w:r>
+        <w:rPr>
+          <w:lang w:val="fi-FI"/>
+        </w:rPr>
+        <w:t>.</w:t>
+      </w:r>
+    </w:p>
+    <w:p>
+      <w:pPr>
+        <w:pStyle w:val="ListParagraph"/>
+        <w:numPr>
+          <w:ilvl w:val="0"/>
+          <w:numId w:val="5"/>
+        </w:numPr>
+        <w:spacing w:line="480" w:lineRule="auto"/>
+        <w:ind w:left="1134"/>
+      </w:pPr>
+      <w:r>
+        <w:t xml:space="preserve">Keunggulan </w:t>
+      </w:r>
+      <w:r>
+        <w:t>s</w:t>
+      </w:r>
+      <w:r>
+        <w:t xml:space="preserve">istem </w:t>
+      </w:r>
+      <w:r>
+        <w:t>b</w:t>
+      </w:r>
+      <w:r>
+        <w:t>aru</w:t>
+      </w:r>
+    </w:p>
+    <w:p>
+      <w:pPr>
+        <w:pStyle w:val="ListParagraph"/>
+        <w:numPr>
+          <w:ilvl w:val="0"/>
+          <w:numId w:val="6"/>
+        </w:numPr>
+        <w:spacing w:line="480" w:lineRule="auto"/>
+        <w:ind w:left="1418"/>
+      </w:pPr>
+      <w:r>
+        <w:t>Mengurangi antrian dan mempercepat proses pemesanan secara signifikan</w:t>
+      </w:r>
+      <w:r>
+        <w:t>.</w:t>
+      </w:r>
+    </w:p>
+    <w:p>
+      <w:pPr>
+        <w:pStyle w:val="ListParagraph"/>
+        <w:numPr>
+          <w:ilvl w:val="0"/>
+          <w:numId w:val="6"/>
+        </w:numPr>
+        <w:spacing w:line="480" w:lineRule="auto"/>
+        <w:ind w:left="1418"/>
+        <w:rPr>
+          <w:lang w:val="fi-FI"/>
+        </w:rPr>
+      </w:pPr>
+      <w:r>
+        <w:rPr>
+          <w:lang w:val="fi-FI"/>
+        </w:rPr>
+        <w:t>Meminimalkan kesalahan pencatatan pesanan dan transaks</w:t>
+      </w:r>
+      <w:r>
+        <w:rPr>
+          <w:lang w:val="fi-FI"/>
+        </w:rPr>
+        <w:t>i.</w:t>
+      </w:r>
+    </w:p>
+    <w:p>
+      <w:pPr>
+        <w:pStyle w:val="ListParagraph"/>
+        <w:numPr>
+          <w:ilvl w:val="0"/>
+          <w:numId w:val="6"/>
+        </w:numPr>
+        <w:spacing w:line="480" w:lineRule="auto"/>
+        <w:ind w:left="1418"/>
+      </w:pPr>
+      <w:r>
+        <w:t xml:space="preserve">Seluruh proses pemesanan dan data transaksi terpusat dalam satu </w:t>
+      </w:r>
+      <w:r>
+        <w:rPr>
+          <w:i/>
+        </w:rPr>
+        <w:t>platform</w:t>
+      </w:r>
+      <w:r>
+        <w:t xml:space="preserve"> yang terintegrasi</w:t>
+      </w:r>
+      <w:r>
+        <w:t>.</w:t>
+      </w:r>
+    </w:p>
+    <w:p>
+      <w:pPr>
+        <w:pStyle w:val="ListParagraph"/>
+        <w:numPr>
+          <w:ilvl w:val="0"/>
+          <w:numId w:val="6"/>
+        </w:numPr>
+        <w:spacing w:line="480" w:lineRule="auto"/>
+        <w:ind w:left="1418"/>
+        <w:rPr>
+          <w:lang w:val="fi-FI"/>
+        </w:rPr>
+      </w:pPr>
+      <w:r>
+        <w:rPr>
+          <w:lang w:val="fi-FI"/>
+        </w:rPr>
+        <w:t>Pihak pengelola dapat memantau progres pesanan dan status transaksi kapan saja melalui sistem.</w:t>
+      </w:r>
+      <w:r>
+        <w:rPr>
+          <w:lang w:val="fi-FI"/>
+        </w:rPr>
+        <w:t>.</w:t>
+      </w:r>
+    </w:p>
+    <w:p>
+      <w:pPr>
+        <w:pStyle w:val="Heading2"/>
+      </w:pPr>
+      <w:bookmarkStart w:id="57" w:name="_Toc220237303"/>
+      <w:r>
+        <w:lastRenderedPageBreak/>
+        <w:t>Perancangan Sistem</w:t>
+      </w:r>
+      <w:bookmarkEnd w:id="57"/>
+    </w:p>
+    <w:p>
+      <w:pPr>
+        <w:spacing w:line="480" w:lineRule="auto"/>
+        <w:ind w:firstLine="426"/>
+        <w:rPr>
+          <w:i/>
+          <w:iCs/>
+        </w:rPr>
+      </w:pPr>
+      <w:r>
+        <w:t>Berikut merupakan perancangan proses sistem yang terdiri dari deskripsi sistem, rancangan proses (</w:t>
+      </w:r>
+      <w:r>
+        <w:rPr>
+          <w:i/>
+          <w:iCs/>
+        </w:rPr>
+        <w:t>use case diagram</w:t>
+      </w:r>
+      <w:r>
+        <w:t xml:space="preserve">, </w:t>
+      </w:r>
+      <w:r>
+        <w:rPr>
+          <w:i/>
+          <w:iCs/>
+        </w:rPr>
+        <w:t>class diagram</w:t>
+      </w:r>
+      <w:r>
+        <w:t xml:space="preserve">, </w:t>
+      </w:r>
+      <w:r>
+        <w:rPr>
+          <w:i/>
+          <w:iCs/>
+        </w:rPr>
+        <w:t>activity diagram</w:t>
+      </w:r>
+      <w:r>
+        <w:t xml:space="preserve">), perancangan antarmuka, dan perancangan </w:t>
+      </w:r>
+      <w:r>
+        <w:rPr>
+          <w:i/>
+          <w:iCs/>
+        </w:rPr>
+        <w:t>database</w:t>
+      </w:r>
+      <w:r>
+        <w:rPr>
+          <w:i/>
+          <w:iCs/>
+        </w:rPr>
+        <w:t>.</w:t>
+      </w:r>
+    </w:p>
+    <w:p>
+      <w:pPr>
+        <w:pStyle w:val="Heading3"/>
+      </w:pPr>
+      <w:bookmarkStart w:id="58" w:name="_Toc220237304"/>
+      <w:r>
+        <w:t>Use Case Diagram</w:t>
+      </w:r>
+      <w:bookmarkEnd w:id="58"/>
+    </w:p>
+    <w:p>
+      <w:pPr>
+        <w:spacing w:line="480" w:lineRule="auto"/>
+        <w:ind w:left="567" w:firstLine="567"/>
+        <w:rPr>
+          <w:i/>
+          <w:iCs/>
+        </w:rPr>
+      </w:pPr>
+      <w:r>
+        <w:t xml:space="preserve">Perancangan proses sistem dilakukan untuk memberikan gambaran yang jelas mengenai alur kerja, interaksi pengguna, dan struktur data dari Sistem Pemesanan Makanan dan Minuman Berbasis </w:t>
+      </w:r>
+      <w:r>
+        <w:rPr>
+          <w:i/>
+        </w:rPr>
+        <w:t>QR</w:t>
+      </w:r>
+      <w:r>
+        <w:t xml:space="preserve"> </w:t>
+      </w:r>
+      <w:r>
+        <w:rPr>
+          <w:i/>
+        </w:rPr>
+        <w:t>Code</w:t>
+      </w:r>
+      <w:r>
+        <w:t xml:space="preserve"> di Tuan </w:t>
+      </w:r>
+      <w:r>
+        <w:rPr>
+          <w:i/>
+        </w:rPr>
+        <w:t>Coffee</w:t>
+      </w:r>
+      <w:r>
+        <w:t xml:space="preserve">. Perancangan ini menggunakan </w:t>
+      </w:r>
+      <w:r>
+        <w:rPr>
+          <w:i/>
+          <w:iCs/>
+        </w:rPr>
+        <w:t>Unified Modeling Language</w:t>
+      </w:r>
+      <w:r>
+        <w:t xml:space="preserve"> (UML) yang terdiri dari </w:t>
+      </w:r>
+      <w:r>
+        <w:rPr>
+          <w:i/>
+          <w:iCs/>
+        </w:rPr>
+        <w:t>Use Case Diagram</w:t>
+      </w:r>
+      <w:r>
+        <w:t xml:space="preserve">, </w:t>
+      </w:r>
+      <w:r>
+        <w:rPr>
+          <w:i/>
+          <w:iCs/>
+        </w:rPr>
+        <w:t>Class Diagram</w:t>
+      </w:r>
+      <w:r>
+        <w:t xml:space="preserve">, dan </w:t>
+      </w:r>
+      <w:r>
+        <w:rPr>
+          <w:i/>
+          <w:iCs/>
+        </w:rPr>
+        <w:t>Activity Diagram</w:t>
+      </w:r>
+      <w:r>
+        <w:rPr>
+          <w:i/>
+          <w:iCs/>
+        </w:rPr>
+        <w:t>.</w:t>
+      </w:r>
+    </w:p>
+    <w:p>
+      <w:pPr>
+        <w:pStyle w:val="ListParagraph"/>
+        <w:numPr>
+          <w:ilvl w:val="0"/>
+          <w:numId w:val="23"/>
         </w:numPr>
         <w:spacing w:line="480" w:lineRule="auto"/>
         <w:ind w:left="993" w:hanging="426"/>
@@ -28173,7 +28173,7 @@
         <w:pStyle w:val="ListParagraph"/>
         <w:numPr>
           <w:ilvl w:val="0"/>
-          <w:numId w:val="37"/>
+          <w:numId w:val="20"/>
         </w:numPr>
         <w:spacing w:line="480" w:lineRule="auto"/>
         <w:ind w:left="1701"/>
@@ -28212,7 +28212,7 @@
         <w:pStyle w:val="ListParagraph"/>
         <w:numPr>
           <w:ilvl w:val="0"/>
-          <w:numId w:val="37"/>
+          <w:numId w:val="20"/>
         </w:numPr>
         <w:spacing w:line="480" w:lineRule="auto"/>
         <w:ind w:left="1701"/>
@@ -28256,7 +28256,7 @@
         <w:pStyle w:val="ListParagraph"/>
         <w:numPr>
           <w:ilvl w:val="0"/>
-          <w:numId w:val="37"/>
+          <w:numId w:val="20"/>
         </w:numPr>
         <w:spacing w:line="480" w:lineRule="auto"/>
         <w:ind w:left="1701"/>
@@ -28300,7 +28300,7 @@
         <w:pStyle w:val="ListParagraph"/>
         <w:numPr>
           <w:ilvl w:val="0"/>
-          <w:numId w:val="37"/>
+          <w:numId w:val="20"/>
         </w:numPr>
         <w:spacing w:line="480" w:lineRule="auto"/>
         <w:ind w:left="1701"/>
@@ -28358,7 +28358,7 @@
         <w:pStyle w:val="ListParagraph"/>
         <w:numPr>
           <w:ilvl w:val="0"/>
-          <w:numId w:val="37"/>
+          <w:numId w:val="20"/>
         </w:numPr>
         <w:spacing w:line="480" w:lineRule="auto"/>
         <w:ind w:left="1701"/>
@@ -28390,7 +28390,7 @@
         <w:pStyle w:val="ListParagraph"/>
         <w:numPr>
           <w:ilvl w:val="0"/>
-          <w:numId w:val="40"/>
+          <w:numId w:val="23"/>
         </w:numPr>
         <w:spacing w:line="480" w:lineRule="auto"/>
         <w:ind w:left="1418"/>
@@ -28526,7 +28526,7 @@
         <w:pStyle w:val="ListParagraph"/>
         <w:numPr>
           <w:ilvl w:val="0"/>
-          <w:numId w:val="38"/>
+          <w:numId w:val="21"/>
         </w:numPr>
         <w:spacing w:line="480" w:lineRule="auto"/>
         <w:ind w:left="1843"/>
@@ -28574,7 +28574,7 @@
         <w:pStyle w:val="ListParagraph"/>
         <w:numPr>
           <w:ilvl w:val="0"/>
-          <w:numId w:val="38"/>
+          <w:numId w:val="21"/>
         </w:numPr>
         <w:spacing w:line="480" w:lineRule="auto"/>
         <w:ind w:left="1843"/>
@@ -28617,7 +28617,7 @@
         <w:pStyle w:val="ListParagraph"/>
         <w:numPr>
           <w:ilvl w:val="0"/>
-          <w:numId w:val="38"/>
+          <w:numId w:val="21"/>
         </w:numPr>
         <w:spacing w:line="480" w:lineRule="auto"/>
         <w:ind w:left="1843"/>
@@ -28647,7 +28647,7 @@
         <w:pStyle w:val="ListParagraph"/>
         <w:numPr>
           <w:ilvl w:val="0"/>
-          <w:numId w:val="38"/>
+          <w:numId w:val="21"/>
         </w:numPr>
         <w:spacing w:line="480" w:lineRule="auto"/>
         <w:ind w:left="1843"/>
@@ -28662,7 +28662,7 @@
         <w:pStyle w:val="ListParagraph"/>
         <w:numPr>
           <w:ilvl w:val="0"/>
-          <w:numId w:val="38"/>
+          <w:numId w:val="21"/>
         </w:numPr>
         <w:spacing w:line="480" w:lineRule="auto"/>
         <w:ind w:left="1843"/>
@@ -28717,7 +28717,7 @@
         <w:pStyle w:val="ListParagraph"/>
         <w:numPr>
           <w:ilvl w:val="0"/>
-          <w:numId w:val="38"/>
+          <w:numId w:val="21"/>
         </w:numPr>
         <w:spacing w:line="480" w:lineRule="auto"/>
         <w:ind w:left="1843"/>
@@ -28750,7 +28750,7 @@
         <w:pStyle w:val="ListParagraph"/>
         <w:numPr>
           <w:ilvl w:val="0"/>
-          <w:numId w:val="38"/>
+          <w:numId w:val="21"/>
         </w:numPr>
         <w:spacing w:line="480" w:lineRule="auto"/>
         <w:ind w:left="1843"/>
@@ -28783,7 +28783,7 @@
         <w:pStyle w:val="ListParagraph"/>
         <w:numPr>
           <w:ilvl w:val="0"/>
-          <w:numId w:val="38"/>
+          <w:numId w:val="21"/>
         </w:numPr>
         <w:spacing w:line="480" w:lineRule="auto"/>
         <w:ind w:left="1843"/>
@@ -28817,7 +28817,7 @@
         <w:pStyle w:val="ListParagraph"/>
         <w:numPr>
           <w:ilvl w:val="0"/>
-          <w:numId w:val="38"/>
+          <w:numId w:val="21"/>
         </w:numPr>
         <w:spacing w:line="480" w:lineRule="auto"/>
         <w:ind w:left="1843"/>
@@ -28850,7 +28850,7 @@
         <w:pStyle w:val="ListParagraph"/>
         <w:numPr>
           <w:ilvl w:val="0"/>
-          <w:numId w:val="38"/>
+          <w:numId w:val="21"/>
         </w:numPr>
         <w:spacing w:line="480" w:lineRule="auto"/>
         <w:ind w:left="1843"/>
@@ -28896,7 +28896,7 @@
         <w:pStyle w:val="ListParagraph"/>
         <w:numPr>
           <w:ilvl w:val="0"/>
-          <w:numId w:val="38"/>
+          <w:numId w:val="21"/>
         </w:numPr>
         <w:spacing w:line="480" w:lineRule="auto"/>
         <w:ind w:left="1843"/>
@@ -28994,7 +28994,7 @@
         <w:pStyle w:val="ListParagraph"/>
         <w:numPr>
           <w:ilvl w:val="0"/>
-          <w:numId w:val="38"/>
+          <w:numId w:val="21"/>
         </w:numPr>
         <w:spacing w:line="480" w:lineRule="auto"/>
         <w:ind w:left="1843"/>
@@ -29027,7 +29027,7 @@
         <w:pStyle w:val="ListParagraph"/>
         <w:numPr>
           <w:ilvl w:val="0"/>
-          <w:numId w:val="38"/>
+          <w:numId w:val="21"/>
         </w:numPr>
         <w:spacing w:line="480" w:lineRule="auto"/>
         <w:ind w:left="1843"/>
@@ -29103,7 +29103,7 @@
         <w:pStyle w:val="ListParagraph"/>
         <w:numPr>
           <w:ilvl w:val="0"/>
-          <w:numId w:val="12"/>
+          <w:numId w:val="5"/>
         </w:numPr>
         <w:spacing w:line="480" w:lineRule="auto"/>
         <w:ind w:left="1418"/>
@@ -31676,7 +31676,7 @@
         <w:pStyle w:val="ListParagraph"/>
         <w:numPr>
           <w:ilvl w:val="0"/>
-          <w:numId w:val="15"/>
+          <w:numId w:val="7"/>
         </w:numPr>
         <w:spacing w:line="480" w:lineRule="auto"/>
         <w:ind w:left="993" w:hanging="426"/>
@@ -31742,7 +31742,7 @@
         <w:pStyle w:val="ListParagraph"/>
         <w:numPr>
           <w:ilvl w:val="0"/>
-          <w:numId w:val="15"/>
+          <w:numId w:val="7"/>
         </w:numPr>
         <w:spacing w:line="480" w:lineRule="auto"/>
         <w:ind w:left="993" w:hanging="426"/>
@@ -31804,7 +31804,7 @@
         <w:pStyle w:val="ListParagraph"/>
         <w:numPr>
           <w:ilvl w:val="0"/>
-          <w:numId w:val="15"/>
+          <w:numId w:val="7"/>
         </w:numPr>
         <w:spacing w:line="480" w:lineRule="auto"/>
         <w:ind w:left="993" w:hanging="426"/>
@@ -31847,7 +31847,7 @@
         <w:pStyle w:val="ListParagraph"/>
         <w:numPr>
           <w:ilvl w:val="0"/>
-          <w:numId w:val="15"/>
+          <w:numId w:val="7"/>
         </w:numPr>
         <w:spacing w:line="480" w:lineRule="auto"/>
         <w:ind w:left="993" w:hanging="426"/>
@@ -31942,7 +31942,7 @@
         <w:pStyle w:val="ListParagraph"/>
         <w:numPr>
           <w:ilvl w:val="0"/>
-          <w:numId w:val="15"/>
+          <w:numId w:val="7"/>
         </w:numPr>
         <w:spacing w:line="480" w:lineRule="auto"/>
         <w:ind w:left="993" w:hanging="426"/>
@@ -31985,7 +31985,7 @@
         <w:pStyle w:val="ListParagraph"/>
         <w:numPr>
           <w:ilvl w:val="0"/>
-          <w:numId w:val="15"/>
+          <w:numId w:val="7"/>
         </w:numPr>
         <w:spacing w:line="480" w:lineRule="auto"/>
         <w:ind w:left="993" w:hanging="426"/>
@@ -32110,7 +32110,7 @@
         <w:pStyle w:val="ListParagraph"/>
         <w:numPr>
           <w:ilvl w:val="0"/>
-          <w:numId w:val="15"/>
+          <w:numId w:val="7"/>
         </w:numPr>
         <w:spacing w:line="480" w:lineRule="auto"/>
         <w:ind w:left="993" w:hanging="426"/>
@@ -32134,7 +32134,7 @@
         <w:pStyle w:val="ListParagraph"/>
         <w:numPr>
           <w:ilvl w:val="0"/>
-          <w:numId w:val="15"/>
+          <w:numId w:val="7"/>
         </w:numPr>
         <w:spacing w:line="480" w:lineRule="auto"/>
         <w:ind w:left="993" w:hanging="426"/>
@@ -39754,7 +39754,7 @@
         <w:pStyle w:val="ListParagraph"/>
         <w:numPr>
           <w:ilvl w:val="0"/>
-          <w:numId w:val="16"/>
+          <w:numId w:val="8"/>
         </w:numPr>
         <w:spacing w:line="480" w:lineRule="auto"/>
         <w:ind w:left="993"/>
@@ -39996,7 +39996,7 @@
         <w:pStyle w:val="ListParagraph"/>
         <w:numPr>
           <w:ilvl w:val="0"/>
-          <w:numId w:val="16"/>
+          <w:numId w:val="8"/>
         </w:numPr>
         <w:spacing w:line="480" w:lineRule="auto"/>
         <w:ind w:left="993"/>
@@ -40202,7 +40202,7 @@
         <w:pStyle w:val="ListParagraph"/>
         <w:numPr>
           <w:ilvl w:val="0"/>
-          <w:numId w:val="16"/>
+          <w:numId w:val="8"/>
         </w:numPr>
         <w:spacing w:line="480" w:lineRule="auto"/>
         <w:ind w:left="993"/>
@@ -40376,7 +40376,7 @@
         <w:pStyle w:val="ListParagraph"/>
         <w:numPr>
           <w:ilvl w:val="0"/>
-          <w:numId w:val="16"/>
+          <w:numId w:val="8"/>
         </w:numPr>
         <w:spacing w:line="480" w:lineRule="auto"/>
         <w:ind w:left="993"/>
@@ -40568,7 +40568,7 @@
         <w:pStyle w:val="ListParagraph"/>
         <w:numPr>
           <w:ilvl w:val="0"/>
-          <w:numId w:val="16"/>
+          <w:numId w:val="8"/>
         </w:numPr>
         <w:spacing w:line="480" w:lineRule="auto"/>
         <w:ind w:left="993"/>
@@ -40788,7 +40788,7 @@
         <w:pStyle w:val="ListParagraph"/>
         <w:numPr>
           <w:ilvl w:val="0"/>
-          <w:numId w:val="17"/>
+          <w:numId w:val="9"/>
         </w:numPr>
         <w:spacing w:line="480" w:lineRule="auto"/>
         <w:ind w:left="993"/>
@@ -40808,7 +40808,7 @@
         <w:pStyle w:val="ListParagraph"/>
         <w:numPr>
           <w:ilvl w:val="0"/>
-          <w:numId w:val="42"/>
+          <w:numId w:val="24"/>
         </w:numPr>
         <w:spacing w:line="480" w:lineRule="auto"/>
         <w:ind w:left="1701" w:hanging="567"/>
@@ -40997,7 +40997,7 @@
         <w:pStyle w:val="ListParagraph"/>
         <w:numPr>
           <w:ilvl w:val="0"/>
-          <w:numId w:val="42"/>
+          <w:numId w:val="24"/>
         </w:numPr>
         <w:spacing w:line="480" w:lineRule="auto"/>
         <w:ind w:left="1701" w:hanging="567"/>
@@ -41170,7 +41170,7 @@
         <w:pStyle w:val="ListParagraph"/>
         <w:numPr>
           <w:ilvl w:val="0"/>
-          <w:numId w:val="42"/>
+          <w:numId w:val="24"/>
         </w:numPr>
         <w:spacing w:line="480" w:lineRule="auto"/>
         <w:ind w:left="1985" w:hanging="567"/>
@@ -41310,7 +41310,7 @@
         <w:pStyle w:val="ListParagraph"/>
         <w:numPr>
           <w:ilvl w:val="0"/>
-          <w:numId w:val="42"/>
+          <w:numId w:val="24"/>
         </w:numPr>
         <w:spacing w:line="480" w:lineRule="auto"/>
         <w:ind w:left="1985" w:hanging="567"/>
@@ -41477,7 +41477,7 @@
         <w:pStyle w:val="ListParagraph"/>
         <w:numPr>
           <w:ilvl w:val="0"/>
-          <w:numId w:val="17"/>
+          <w:numId w:val="9"/>
         </w:numPr>
         <w:spacing w:line="480" w:lineRule="auto"/>
         <w:ind w:left="993"/>
@@ -41497,7 +41497,7 @@
         <w:pStyle w:val="ListParagraph"/>
         <w:numPr>
           <w:ilvl w:val="0"/>
-          <w:numId w:val="18"/>
+          <w:numId w:val="10"/>
         </w:numPr>
         <w:spacing w:line="480" w:lineRule="auto"/>
         <w:ind w:left="1418" w:hanging="425"/>
@@ -41663,7 +41663,7 @@
         <w:pStyle w:val="ListParagraph"/>
         <w:numPr>
           <w:ilvl w:val="0"/>
-          <w:numId w:val="18"/>
+          <w:numId w:val="10"/>
         </w:numPr>
         <w:spacing w:line="480" w:lineRule="auto"/>
         <w:ind w:left="1418" w:hanging="426"/>
@@ -41808,7 +41808,7 @@
         <w:pStyle w:val="ListParagraph"/>
         <w:numPr>
           <w:ilvl w:val="0"/>
-          <w:numId w:val="18"/>
+          <w:numId w:val="10"/>
         </w:numPr>
         <w:spacing w:line="480" w:lineRule="auto"/>
         <w:ind w:left="1418"/>
@@ -42015,7 +42015,7 @@
         <w:pStyle w:val="ListParagraph"/>
         <w:numPr>
           <w:ilvl w:val="0"/>
-          <w:numId w:val="18"/>
+          <w:numId w:val="10"/>
         </w:numPr>
         <w:spacing w:line="480" w:lineRule="auto"/>
         <w:ind w:left="1418"/>
@@ -42161,7 +42161,7 @@
         <w:pStyle w:val="ListParagraph"/>
         <w:numPr>
           <w:ilvl w:val="0"/>
-          <w:numId w:val="17"/>
+          <w:numId w:val="9"/>
         </w:numPr>
         <w:spacing w:line="480" w:lineRule="auto"/>
         <w:ind w:left="993"/>
@@ -42181,7 +42181,7 @@
         <w:pStyle w:val="ListParagraph"/>
         <w:numPr>
           <w:ilvl w:val="0"/>
-          <w:numId w:val="43"/>
+          <w:numId w:val="25"/>
         </w:numPr>
         <w:spacing w:line="480" w:lineRule="auto"/>
         <w:ind w:left="1276"/>
@@ -42336,7 +42336,7 @@
         <w:pStyle w:val="ListParagraph"/>
         <w:numPr>
           <w:ilvl w:val="0"/>
-          <w:numId w:val="43"/>
+          <w:numId w:val="25"/>
         </w:numPr>
         <w:spacing w:line="480" w:lineRule="auto"/>
         <w:ind w:left="1418"/>
@@ -42461,7 +42461,7 @@
         <w:pStyle w:val="ListParagraph"/>
         <w:numPr>
           <w:ilvl w:val="0"/>
-          <w:numId w:val="43"/>
+          <w:numId w:val="25"/>
         </w:numPr>
         <w:spacing w:line="480" w:lineRule="auto"/>
         <w:ind w:left="1418"/>
@@ -42628,7 +42628,7 @@
         <w:pStyle w:val="ListParagraph"/>
         <w:numPr>
           <w:ilvl w:val="0"/>
-          <w:numId w:val="43"/>
+          <w:numId w:val="25"/>
         </w:numPr>
         <w:spacing w:line="480" w:lineRule="auto"/>
         <w:ind w:left="1418"/>
@@ -42963,7 +42963,7 @@
         <w:pStyle w:val="ListParagraph"/>
         <w:numPr>
           <w:ilvl w:val="0"/>
-          <w:numId w:val="20"/>
+          <w:numId w:val="11"/>
         </w:numPr>
         <w:spacing w:line="480" w:lineRule="auto"/>
         <w:ind w:left="567"/>
@@ -42992,7 +42992,7 @@
         <w:pStyle w:val="ListParagraph"/>
         <w:numPr>
           <w:ilvl w:val="0"/>
-          <w:numId w:val="48"/>
+          <w:numId w:val="29"/>
         </w:numPr>
         <w:spacing w:line="480" w:lineRule="auto"/>
         <w:ind w:left="1134"/>
@@ -44019,7 +44019,7 @@
         <w:pStyle w:val="ListParagraph"/>
         <w:numPr>
           <w:ilvl w:val="0"/>
-          <w:numId w:val="48"/>
+          <w:numId w:val="29"/>
         </w:numPr>
         <w:spacing w:line="480" w:lineRule="auto"/>
         <w:ind w:left="1134"/>
@@ -44899,7 +44899,7 @@
         <w:pStyle w:val="ListParagraph"/>
         <w:numPr>
           <w:ilvl w:val="0"/>
-          <w:numId w:val="20"/>
+          <w:numId w:val="11"/>
         </w:numPr>
         <w:spacing w:line="480" w:lineRule="auto"/>
         <w:ind w:left="567"/>
@@ -44927,7 +44927,7 @@
         <w:pStyle w:val="ListParagraph"/>
         <w:numPr>
           <w:ilvl w:val="0"/>
-          <w:numId w:val="49"/>
+          <w:numId w:val="30"/>
         </w:numPr>
         <w:spacing w:line="480" w:lineRule="auto"/>
         <w:ind w:left="851"/>
@@ -45902,7 +45902,7 @@
         <w:pStyle w:val="ListParagraph"/>
         <w:numPr>
           <w:ilvl w:val="0"/>
-          <w:numId w:val="49"/>
+          <w:numId w:val="30"/>
         </w:numPr>
         <w:spacing w:line="480" w:lineRule="auto"/>
         <w:ind w:left="851"/>
@@ -46752,7 +46752,7 @@
         <w:pStyle w:val="ListParagraph"/>
         <w:numPr>
           <w:ilvl w:val="0"/>
-          <w:numId w:val="49"/>
+          <w:numId w:val="30"/>
         </w:numPr>
         <w:spacing w:line="480" w:lineRule="auto"/>
         <w:ind w:left="851"/>
@@ -48064,7 +48064,7 @@
         <w:pStyle w:val="ListParagraph"/>
         <w:numPr>
           <w:ilvl w:val="0"/>
-          <w:numId w:val="20"/>
+          <w:numId w:val="11"/>
         </w:numPr>
         <w:spacing w:line="480" w:lineRule="auto"/>
         <w:ind w:left="567"/>
@@ -48092,7 +48092,7 @@
         <w:pStyle w:val="ListParagraph"/>
         <w:numPr>
           <w:ilvl w:val="0"/>
-          <w:numId w:val="22"/>
+          <w:numId w:val="12"/>
         </w:numPr>
         <w:spacing w:line="480" w:lineRule="auto"/>
         <w:ind w:left="993" w:hanging="426"/>
@@ -49028,7 +49028,7 @@
         <w:pStyle w:val="ListParagraph"/>
         <w:numPr>
           <w:ilvl w:val="0"/>
-          <w:numId w:val="22"/>
+          <w:numId w:val="12"/>
         </w:numPr>
         <w:spacing w:line="480" w:lineRule="auto"/>
         <w:ind w:left="993" w:hanging="426"/>
@@ -50106,7 +50106,7 @@
         <w:pStyle w:val="ListParagraph"/>
         <w:numPr>
           <w:ilvl w:val="0"/>
-          <w:numId w:val="39"/>
+          <w:numId w:val="22"/>
         </w:numPr>
         <w:spacing w:line="480" w:lineRule="auto"/>
         <w:ind w:left="426" w:hanging="426"/>
@@ -50133,7 +50133,7 @@
         <w:pStyle w:val="ListParagraph"/>
         <w:numPr>
           <w:ilvl w:val="0"/>
-          <w:numId w:val="39"/>
+          <w:numId w:val="22"/>
         </w:numPr>
         <w:spacing w:line="480" w:lineRule="auto"/>
         <w:ind w:left="426" w:hanging="426"/>
@@ -50150,7 +50150,7 @@
         <w:pStyle w:val="ListParagraph"/>
         <w:numPr>
           <w:ilvl w:val="0"/>
-          <w:numId w:val="39"/>
+          <w:numId w:val="22"/>
         </w:numPr>
         <w:spacing w:line="480" w:lineRule="auto"/>
         <w:ind w:left="426" w:hanging="426"/>
@@ -50209,7 +50209,7 @@
         <w:pStyle w:val="ListParagraph"/>
         <w:numPr>
           <w:ilvl w:val="0"/>
-          <w:numId w:val="45"/>
+          <w:numId w:val="26"/>
         </w:numPr>
         <w:spacing w:line="480" w:lineRule="auto"/>
         <w:ind w:left="426"/>
@@ -50236,7 +50236,7 @@
         <w:pStyle w:val="ListParagraph"/>
         <w:numPr>
           <w:ilvl w:val="0"/>
-          <w:numId w:val="45"/>
+          <w:numId w:val="26"/>
         </w:numPr>
         <w:spacing w:line="480" w:lineRule="auto"/>
         <w:ind w:left="426"/>
@@ -50263,7 +50263,7 @@
         <w:pStyle w:val="ListParagraph"/>
         <w:numPr>
           <w:ilvl w:val="0"/>
-          <w:numId w:val="45"/>
+          <w:numId w:val="26"/>
         </w:numPr>
         <w:spacing w:line="480" w:lineRule="auto"/>
         <w:ind w:left="426"/>
@@ -52619,92 +52619,6 @@
     </w:lvl>
   </w:abstractNum>
   <w:abstractNum w:abstractNumId="3" w15:restartNumberingAfterBreak="0">
-    <w:nsid w:val="06F3370F"/>
-    <w:multiLevelType w:val="hybridMultilevel"/>
-    <w:tmpl w:val="B4803EC2"/>
-    <w:lvl w:ilvl="0" w:tplc="04210011">
-      <w:start w:val="1"/>
-      <w:numFmt w:val="decimal"/>
-      <w:lvlText w:val="%1)"/>
-      <w:lvlJc w:val="left"/>
-      <w:pPr>
-        <w:ind w:left="1647" w:hanging="360"/>
-      </w:pPr>
-    </w:lvl>
-    <w:lvl w:ilvl="1" w:tplc="38090019" w:tentative="1">
-      <w:start w:val="1"/>
-      <w:numFmt w:val="lowerLetter"/>
-      <w:lvlText w:val="%2."/>
-      <w:lvlJc w:val="left"/>
-      <w:pPr>
-        <w:ind w:left="2367" w:hanging="360"/>
-      </w:pPr>
-    </w:lvl>
-    <w:lvl w:ilvl="2" w:tplc="3809001B" w:tentative="1">
-      <w:start w:val="1"/>
-      <w:numFmt w:val="lowerRoman"/>
-      <w:lvlText w:val="%3."/>
-      <w:lvlJc w:val="right"/>
-      <w:pPr>
-        <w:ind w:left="3087" w:hanging="180"/>
-      </w:pPr>
-    </w:lvl>
-    <w:lvl w:ilvl="3" w:tplc="3809000F" w:tentative="1">
-      <w:start w:val="1"/>
-      <w:numFmt w:val="decimal"/>
-      <w:lvlText w:val="%4."/>
-      <w:lvlJc w:val="left"/>
-      <w:pPr>
-        <w:ind w:left="3807" w:hanging="360"/>
-      </w:pPr>
-    </w:lvl>
-    <w:lvl w:ilvl="4" w:tplc="38090019" w:tentative="1">
-      <w:start w:val="1"/>
-      <w:numFmt w:val="lowerLetter"/>
-      <w:lvlText w:val="%5."/>
-      <w:lvlJc w:val="left"/>
-      <w:pPr>
-        <w:ind w:left="4527" w:hanging="360"/>
-      </w:pPr>
-    </w:lvl>
-    <w:lvl w:ilvl="5" w:tplc="3809001B" w:tentative="1">
-      <w:start w:val="1"/>
-      <w:numFmt w:val="lowerRoman"/>
-      <w:lvlText w:val="%6."/>
-      <w:lvlJc w:val="right"/>
-      <w:pPr>
-        <w:ind w:left="5247" w:hanging="180"/>
-      </w:pPr>
-    </w:lvl>
-    <w:lvl w:ilvl="6" w:tplc="3809000F" w:tentative="1">
-      <w:start w:val="1"/>
-      <w:numFmt w:val="decimal"/>
-      <w:lvlText w:val="%7."/>
-      <w:lvlJc w:val="left"/>
-      <w:pPr>
-        <w:ind w:left="5967" w:hanging="360"/>
-      </w:pPr>
-    </w:lvl>
-    <w:lvl w:ilvl="7" w:tplc="38090019" w:tentative="1">
-      <w:start w:val="1"/>
-      <w:numFmt w:val="lowerLetter"/>
-      <w:lvlText w:val="%8."/>
-      <w:lvlJc w:val="left"/>
-      <w:pPr>
-        <w:ind w:left="6687" w:hanging="360"/>
-      </w:pPr>
-    </w:lvl>
-    <w:lvl w:ilvl="8" w:tplc="3809001B" w:tentative="1">
-      <w:start w:val="1"/>
-      <w:numFmt w:val="lowerRoman"/>
-      <w:lvlText w:val="%9."/>
-      <w:lvlJc w:val="right"/>
-      <w:pPr>
-        <w:ind w:left="7407" w:hanging="180"/>
-      </w:pPr>
-    </w:lvl>
-  </w:abstractNum>
-  <w:abstractNum w:abstractNumId="4" w15:restartNumberingAfterBreak="0">
     <w:nsid w:val="06F47E68"/>
     <w:multiLevelType w:val="hybridMultilevel"/>
     <w:tmpl w:val="62F25D7E"/>
@@ -52790,7 +52704,7 @@
       </w:pPr>
     </w:lvl>
   </w:abstractNum>
-  <w:abstractNum w:abstractNumId="5" w15:restartNumberingAfterBreak="0">
+  <w:abstractNum w:abstractNumId="4" w15:restartNumberingAfterBreak="0">
     <w:nsid w:val="0C0F3B47"/>
     <w:multiLevelType w:val="hybridMultilevel"/>
     <w:tmpl w:val="EDA69C52"/>
@@ -52876,7 +52790,7 @@
       </w:pPr>
     </w:lvl>
   </w:abstractNum>
-  <w:abstractNum w:abstractNumId="6" w15:restartNumberingAfterBreak="0">
+  <w:abstractNum w:abstractNumId="5" w15:restartNumberingAfterBreak="0">
     <w:nsid w:val="1571402E"/>
     <w:multiLevelType w:val="hybridMultilevel"/>
     <w:tmpl w:val="57689F00"/>
@@ -52962,7 +52876,7 @@
       </w:pPr>
     </w:lvl>
   </w:abstractNum>
-  <w:abstractNum w:abstractNumId="7" w15:restartNumberingAfterBreak="0">
+  <w:abstractNum w:abstractNumId="6" w15:restartNumberingAfterBreak="0">
     <w:nsid w:val="17165E75"/>
     <w:multiLevelType w:val="hybridMultilevel"/>
     <w:tmpl w:val="5B7E7C5C"/>
@@ -53051,7 +52965,7 @@
       </w:pPr>
     </w:lvl>
   </w:abstractNum>
-  <w:abstractNum w:abstractNumId="8" w15:restartNumberingAfterBreak="0">
+  <w:abstractNum w:abstractNumId="7" w15:restartNumberingAfterBreak="0">
     <w:nsid w:val="1A607B9C"/>
     <w:multiLevelType w:val="hybridMultilevel"/>
     <w:tmpl w:val="E9F2711E"/>
@@ -53137,17 +53051,192 @@
       </w:pPr>
     </w:lvl>
   </w:abstractNum>
-  <w:abstractNum w:abstractNumId="9" w15:restartNumberingAfterBreak="0">
-    <w:nsid w:val="1B0126B2"/>
+  <w:abstractNum w:abstractNumId="8" w15:restartNumberingAfterBreak="0">
+    <w:nsid w:val="1B4B4D3C"/>
     <w:multiLevelType w:val="hybridMultilevel"/>
-    <w:tmpl w:val="A6047072"/>
-    <w:lvl w:ilvl="0" w:tplc="FFFFFFFF">
+    <w:tmpl w:val="64E2D284"/>
+    <w:lvl w:ilvl="0" w:tplc="04210019">
       <w:start w:val="1"/>
       <w:numFmt w:val="lowerLetter"/>
       <w:lvlText w:val="%1."/>
       <w:lvlJc w:val="left"/>
       <w:pPr>
         <w:ind w:left="1778" w:hanging="360"/>
+      </w:pPr>
+      <w:rPr>
+        <w:rFonts w:hint="default"/>
+      </w:rPr>
+    </w:lvl>
+    <w:lvl w:ilvl="1" w:tplc="04210019" w:tentative="1">
+      <w:start w:val="1"/>
+      <w:numFmt w:val="lowerLetter"/>
+      <w:lvlText w:val="%2."/>
+      <w:lvlJc w:val="left"/>
+      <w:pPr>
+        <w:ind w:left="2498" w:hanging="360"/>
+      </w:pPr>
+    </w:lvl>
+    <w:lvl w:ilvl="2" w:tplc="0421001B" w:tentative="1">
+      <w:start w:val="1"/>
+      <w:numFmt w:val="lowerRoman"/>
+      <w:lvlText w:val="%3."/>
+      <w:lvlJc w:val="right"/>
+      <w:pPr>
+        <w:ind w:left="3218" w:hanging="180"/>
+      </w:pPr>
+    </w:lvl>
+    <w:lvl w:ilvl="3" w:tplc="0421000F" w:tentative="1">
+      <w:start w:val="1"/>
+      <w:numFmt w:val="decimal"/>
+      <w:lvlText w:val="%4."/>
+      <w:lvlJc w:val="left"/>
+      <w:pPr>
+        <w:ind w:left="3938" w:hanging="360"/>
+      </w:pPr>
+    </w:lvl>
+    <w:lvl w:ilvl="4" w:tplc="04210019" w:tentative="1">
+      <w:start w:val="1"/>
+      <w:numFmt w:val="lowerLetter"/>
+      <w:lvlText w:val="%5."/>
+      <w:lvlJc w:val="left"/>
+      <w:pPr>
+        <w:ind w:left="4658" w:hanging="360"/>
+      </w:pPr>
+    </w:lvl>
+    <w:lvl w:ilvl="5" w:tplc="0421001B" w:tentative="1">
+      <w:start w:val="1"/>
+      <w:numFmt w:val="lowerRoman"/>
+      <w:lvlText w:val="%6."/>
+      <w:lvlJc w:val="right"/>
+      <w:pPr>
+        <w:ind w:left="5378" w:hanging="180"/>
+      </w:pPr>
+    </w:lvl>
+    <w:lvl w:ilvl="6" w:tplc="0421000F" w:tentative="1">
+      <w:start w:val="1"/>
+      <w:numFmt w:val="decimal"/>
+      <w:lvlText w:val="%7."/>
+      <w:lvlJc w:val="left"/>
+      <w:pPr>
+        <w:ind w:left="6098" w:hanging="360"/>
+      </w:pPr>
+    </w:lvl>
+    <w:lvl w:ilvl="7" w:tplc="04210019" w:tentative="1">
+      <w:start w:val="1"/>
+      <w:numFmt w:val="lowerLetter"/>
+      <w:lvlText w:val="%8."/>
+      <w:lvlJc w:val="left"/>
+      <w:pPr>
+        <w:ind w:left="6818" w:hanging="360"/>
+      </w:pPr>
+    </w:lvl>
+    <w:lvl w:ilvl="8" w:tplc="0421001B" w:tentative="1">
+      <w:start w:val="1"/>
+      <w:numFmt w:val="lowerRoman"/>
+      <w:lvlText w:val="%9."/>
+      <w:lvlJc w:val="right"/>
+      <w:pPr>
+        <w:ind w:left="7538" w:hanging="180"/>
+      </w:pPr>
+    </w:lvl>
+  </w:abstractNum>
+  <w:abstractNum w:abstractNumId="9" w15:restartNumberingAfterBreak="0">
+    <w:nsid w:val="1C9C3DC9"/>
+    <w:multiLevelType w:val="hybridMultilevel"/>
+    <w:tmpl w:val="D2AEE8E6"/>
+    <w:lvl w:ilvl="0" w:tplc="04210011">
+      <w:start w:val="1"/>
+      <w:numFmt w:val="decimal"/>
+      <w:lvlText w:val="%1)"/>
+      <w:lvlJc w:val="left"/>
+      <w:pPr>
+        <w:ind w:left="1571" w:hanging="360"/>
+      </w:pPr>
+    </w:lvl>
+    <w:lvl w:ilvl="1" w:tplc="04210019" w:tentative="1">
+      <w:start w:val="1"/>
+      <w:numFmt w:val="lowerLetter"/>
+      <w:lvlText w:val="%2."/>
+      <w:lvlJc w:val="left"/>
+      <w:pPr>
+        <w:ind w:left="2291" w:hanging="360"/>
+      </w:pPr>
+    </w:lvl>
+    <w:lvl w:ilvl="2" w:tplc="0421001B" w:tentative="1">
+      <w:start w:val="1"/>
+      <w:numFmt w:val="lowerRoman"/>
+      <w:lvlText w:val="%3."/>
+      <w:lvlJc w:val="right"/>
+      <w:pPr>
+        <w:ind w:left="3011" w:hanging="180"/>
+      </w:pPr>
+    </w:lvl>
+    <w:lvl w:ilvl="3" w:tplc="0421000F" w:tentative="1">
+      <w:start w:val="1"/>
+      <w:numFmt w:val="decimal"/>
+      <w:lvlText w:val="%4."/>
+      <w:lvlJc w:val="left"/>
+      <w:pPr>
+        <w:ind w:left="3731" w:hanging="360"/>
+      </w:pPr>
+    </w:lvl>
+    <w:lvl w:ilvl="4" w:tplc="04210019" w:tentative="1">
+      <w:start w:val="1"/>
+      <w:numFmt w:val="lowerLetter"/>
+      <w:lvlText w:val="%5."/>
+      <w:lvlJc w:val="left"/>
+      <w:pPr>
+        <w:ind w:left="4451" w:hanging="360"/>
+      </w:pPr>
+    </w:lvl>
+    <w:lvl w:ilvl="5" w:tplc="0421001B" w:tentative="1">
+      <w:start w:val="1"/>
+      <w:numFmt w:val="lowerRoman"/>
+      <w:lvlText w:val="%6."/>
+      <w:lvlJc w:val="right"/>
+      <w:pPr>
+        <w:ind w:left="5171" w:hanging="180"/>
+      </w:pPr>
+    </w:lvl>
+    <w:lvl w:ilvl="6" w:tplc="0421000F" w:tentative="1">
+      <w:start w:val="1"/>
+      <w:numFmt w:val="decimal"/>
+      <w:lvlText w:val="%7."/>
+      <w:lvlJc w:val="left"/>
+      <w:pPr>
+        <w:ind w:left="5891" w:hanging="360"/>
+      </w:pPr>
+    </w:lvl>
+    <w:lvl w:ilvl="7" w:tplc="04210019" w:tentative="1">
+      <w:start w:val="1"/>
+      <w:numFmt w:val="lowerLetter"/>
+      <w:lvlText w:val="%8."/>
+      <w:lvlJc w:val="left"/>
+      <w:pPr>
+        <w:ind w:left="6611" w:hanging="360"/>
+      </w:pPr>
+    </w:lvl>
+    <w:lvl w:ilvl="8" w:tplc="0421001B" w:tentative="1">
+      <w:start w:val="1"/>
+      <w:numFmt w:val="lowerRoman"/>
+      <w:lvlText w:val="%9."/>
+      <w:lvlJc w:val="right"/>
+      <w:pPr>
+        <w:ind w:left="7331" w:hanging="180"/>
+      </w:pPr>
+    </w:lvl>
+  </w:abstractNum>
+  <w:abstractNum w:abstractNumId="10" w15:restartNumberingAfterBreak="0">
+    <w:nsid w:val="245F779A"/>
+    <w:multiLevelType w:val="hybridMultilevel"/>
+    <w:tmpl w:val="F6F84188"/>
+    <w:lvl w:ilvl="0" w:tplc="FFFFFFFF">
+      <w:start w:val="1"/>
+      <w:numFmt w:val="decimal"/>
+      <w:lvlText w:val="%1)"/>
+      <w:lvlJc w:val="left"/>
+      <w:pPr>
+        <w:ind w:left="2138" w:hanging="360"/>
       </w:pPr>
       <w:rPr>
         <w:rFonts w:hint="default"/>
@@ -53159,7 +53248,7 @@
       <w:lvlText w:val="%2."/>
       <w:lvlJc w:val="left"/>
       <w:pPr>
-        <w:ind w:left="2498" w:hanging="360"/>
+        <w:ind w:left="2858" w:hanging="360"/>
       </w:pPr>
     </w:lvl>
     <w:lvl w:ilvl="2" w:tplc="FFFFFFFF" w:tentative="1">
@@ -53168,7 +53257,7 @@
       <w:lvlText w:val="%3."/>
       <w:lvlJc w:val="right"/>
       <w:pPr>
-        <w:ind w:left="3218" w:hanging="180"/>
+        <w:ind w:left="3578" w:hanging="180"/>
       </w:pPr>
     </w:lvl>
     <w:lvl w:ilvl="3" w:tplc="FFFFFFFF" w:tentative="1">
@@ -53177,7 +53266,7 @@
       <w:lvlText w:val="%4."/>
       <w:lvlJc w:val="left"/>
       <w:pPr>
-        <w:ind w:left="3938" w:hanging="360"/>
+        <w:ind w:left="4298" w:hanging="360"/>
       </w:pPr>
     </w:lvl>
     <w:lvl w:ilvl="4" w:tplc="FFFFFFFF" w:tentative="1">
@@ -53186,7 +53275,7 @@
       <w:lvlText w:val="%5."/>
       <w:lvlJc w:val="left"/>
       <w:pPr>
-        <w:ind w:left="4658" w:hanging="360"/>
+        <w:ind w:left="5018" w:hanging="360"/>
       </w:pPr>
     </w:lvl>
     <w:lvl w:ilvl="5" w:tplc="FFFFFFFF" w:tentative="1">
@@ -53195,7 +53284,7 @@
       <w:lvlText w:val="%6."/>
       <w:lvlJc w:val="right"/>
       <w:pPr>
-        <w:ind w:left="5378" w:hanging="180"/>
+        <w:ind w:left="5738" w:hanging="180"/>
       </w:pPr>
     </w:lvl>
     <w:lvl w:ilvl="6" w:tplc="FFFFFFFF" w:tentative="1">
@@ -53204,7 +53293,7 @@
       <w:lvlText w:val="%7."/>
       <w:lvlJc w:val="left"/>
       <w:pPr>
-        <w:ind w:left="6098" w:hanging="360"/>
+        <w:ind w:left="6458" w:hanging="360"/>
       </w:pPr>
     </w:lvl>
     <w:lvl w:ilvl="7" w:tplc="FFFFFFFF" w:tentative="1">
@@ -53213,7 +53302,7 @@
       <w:lvlText w:val="%8."/>
       <w:lvlJc w:val="left"/>
       <w:pPr>
-        <w:ind w:left="6818" w:hanging="360"/>
+        <w:ind w:left="7178" w:hanging="360"/>
       </w:pPr>
     </w:lvl>
     <w:lvl w:ilvl="8" w:tplc="FFFFFFFF" w:tentative="1">
@@ -53222,21 +53311,21 @@
       <w:lvlText w:val="%9."/>
       <w:lvlJc w:val="right"/>
       <w:pPr>
-        <w:ind w:left="7538" w:hanging="180"/>
+        <w:ind w:left="7898" w:hanging="180"/>
       </w:pPr>
     </w:lvl>
   </w:abstractNum>
-  <w:abstractNum w:abstractNumId="10" w15:restartNumberingAfterBreak="0">
-    <w:nsid w:val="1B4B4D3C"/>
+  <w:abstractNum w:abstractNumId="11" w15:restartNumberingAfterBreak="0">
+    <w:nsid w:val="27D30DA1"/>
     <w:multiLevelType w:val="hybridMultilevel"/>
-    <w:tmpl w:val="64E2D284"/>
-    <w:lvl w:ilvl="0" w:tplc="04210019">
+    <w:tmpl w:val="9D7E76AE"/>
+    <w:lvl w:ilvl="0" w:tplc="04210011">
       <w:start w:val="1"/>
-      <w:numFmt w:val="lowerLetter"/>
-      <w:lvlText w:val="%1."/>
+      <w:numFmt w:val="decimal"/>
+      <w:lvlText w:val="%1)"/>
       <w:lvlJc w:val="left"/>
       <w:pPr>
-        <w:ind w:left="1778" w:hanging="360"/>
+        <w:ind w:left="2138" w:hanging="360"/>
       </w:pPr>
       <w:rPr>
         <w:rFonts w:hint="default"/>
@@ -53248,7 +53337,7 @@
       <w:lvlText w:val="%2."/>
       <w:lvlJc w:val="left"/>
       <w:pPr>
-        <w:ind w:left="2498" w:hanging="360"/>
+        <w:ind w:left="2858" w:hanging="360"/>
       </w:pPr>
     </w:lvl>
     <w:lvl w:ilvl="2" w:tplc="0421001B" w:tentative="1">
@@ -53257,7 +53346,7 @@
       <w:lvlText w:val="%3."/>
       <w:lvlJc w:val="right"/>
       <w:pPr>
-        <w:ind w:left="3218" w:hanging="180"/>
+        <w:ind w:left="3578" w:hanging="180"/>
       </w:pPr>
     </w:lvl>
     <w:lvl w:ilvl="3" w:tplc="0421000F" w:tentative="1">
@@ -53266,7 +53355,7 @@
       <w:lvlText w:val="%4."/>
       <w:lvlJc w:val="left"/>
       <w:pPr>
-        <w:ind w:left="3938" w:hanging="360"/>
+        <w:ind w:left="4298" w:hanging="360"/>
       </w:pPr>
     </w:lvl>
     <w:lvl w:ilvl="4" w:tplc="04210019" w:tentative="1">
@@ -53275,7 +53364,7 @@
       <w:lvlText w:val="%5."/>
       <w:lvlJc w:val="left"/>
       <w:pPr>
-        <w:ind w:left="4658" w:hanging="360"/>
+        <w:ind w:left="5018" w:hanging="360"/>
       </w:pPr>
     </w:lvl>
     <w:lvl w:ilvl="5" w:tplc="0421001B" w:tentative="1">
@@ -53284,7 +53373,7 @@
       <w:lvlText w:val="%6."/>
       <w:lvlJc w:val="right"/>
       <w:pPr>
-        <w:ind w:left="5378" w:hanging="180"/>
+        <w:ind w:left="5738" w:hanging="180"/>
       </w:pPr>
     </w:lvl>
     <w:lvl w:ilvl="6" w:tplc="0421000F" w:tentative="1">
@@ -53293,7 +53382,7 @@
       <w:lvlText w:val="%7."/>
       <w:lvlJc w:val="left"/>
       <w:pPr>
-        <w:ind w:left="6098" w:hanging="360"/>
+        <w:ind w:left="6458" w:hanging="360"/>
       </w:pPr>
     </w:lvl>
     <w:lvl w:ilvl="7" w:tplc="04210019" w:tentative="1">
@@ -53302,7 +53391,7 @@
       <w:lvlText w:val="%8."/>
       <w:lvlJc w:val="left"/>
       <w:pPr>
-        <w:ind w:left="6818" w:hanging="360"/>
+        <w:ind w:left="7178" w:hanging="360"/>
       </w:pPr>
     </w:lvl>
     <w:lvl w:ilvl="8" w:tplc="0421001B" w:tentative="1">
@@ -53311,21 +53400,21 @@
       <w:lvlText w:val="%9."/>
       <w:lvlJc w:val="right"/>
       <w:pPr>
-        <w:ind w:left="7538" w:hanging="180"/>
+        <w:ind w:left="7898" w:hanging="180"/>
       </w:pPr>
     </w:lvl>
   </w:abstractNum>
-  <w:abstractNum w:abstractNumId="11" w15:restartNumberingAfterBreak="0">
-    <w:nsid w:val="1C9C3DC9"/>
+  <w:abstractNum w:abstractNumId="12" w15:restartNumberingAfterBreak="0">
+    <w:nsid w:val="2BB45886"/>
     <w:multiLevelType w:val="hybridMultilevel"/>
-    <w:tmpl w:val="D2AEE8E6"/>
-    <w:lvl w:ilvl="0" w:tplc="04210011">
+    <w:tmpl w:val="B5C82E18"/>
+    <w:lvl w:ilvl="0" w:tplc="04210019">
       <w:start w:val="1"/>
-      <w:numFmt w:val="decimal"/>
-      <w:lvlText w:val="%1)"/>
+      <w:numFmt w:val="lowerLetter"/>
+      <w:lvlText w:val="%1."/>
       <w:lvlJc w:val="left"/>
       <w:pPr>
-        <w:ind w:left="1571" w:hanging="360"/>
+        <w:ind w:left="720" w:hanging="360"/>
       </w:pPr>
     </w:lvl>
     <w:lvl w:ilvl="1" w:tplc="04210019" w:tentative="1">
@@ -53334,7 +53423,7 @@
       <w:lvlText w:val="%2."/>
       <w:lvlJc w:val="left"/>
       <w:pPr>
-        <w:ind w:left="2291" w:hanging="360"/>
+        <w:ind w:left="1440" w:hanging="360"/>
       </w:pPr>
     </w:lvl>
     <w:lvl w:ilvl="2" w:tplc="0421001B" w:tentative="1">
@@ -53343,7 +53432,7 @@
       <w:lvlText w:val="%3."/>
       <w:lvlJc w:val="right"/>
       <w:pPr>
-        <w:ind w:left="3011" w:hanging="180"/>
+        <w:ind w:left="2160" w:hanging="180"/>
       </w:pPr>
     </w:lvl>
     <w:lvl w:ilvl="3" w:tplc="0421000F" w:tentative="1">
@@ -53352,7 +53441,7 @@
       <w:lvlText w:val="%4."/>
       <w:lvlJc w:val="left"/>
       <w:pPr>
-        <w:ind w:left="3731" w:hanging="360"/>
+        <w:ind w:left="2880" w:hanging="360"/>
       </w:pPr>
     </w:lvl>
     <w:lvl w:ilvl="4" w:tplc="04210019" w:tentative="1">
@@ -53361,7 +53450,7 @@
       <w:lvlText w:val="%5."/>
       <w:lvlJc w:val="left"/>
       <w:pPr>
-        <w:ind w:left="4451" w:hanging="360"/>
+        <w:ind w:left="3600" w:hanging="360"/>
       </w:pPr>
     </w:lvl>
     <w:lvl w:ilvl="5" w:tplc="0421001B" w:tentative="1">
@@ -53370,7 +53459,7 @@
       <w:lvlText w:val="%6."/>
       <w:lvlJc w:val="right"/>
       <w:pPr>
-        <w:ind w:left="5171" w:hanging="180"/>
+        <w:ind w:left="4320" w:hanging="180"/>
       </w:pPr>
     </w:lvl>
     <w:lvl w:ilvl="6" w:tplc="0421000F" w:tentative="1">
@@ -53379,7 +53468,7 @@
       <w:lvlText w:val="%7."/>
       <w:lvlJc w:val="left"/>
       <w:pPr>
-        <w:ind w:left="5891" w:hanging="360"/>
+        <w:ind w:left="5040" w:hanging="360"/>
       </w:pPr>
     </w:lvl>
     <w:lvl w:ilvl="7" w:tplc="04210019" w:tentative="1">
@@ -53388,7 +53477,7 @@
       <w:lvlText w:val="%8."/>
       <w:lvlJc w:val="left"/>
       <w:pPr>
-        <w:ind w:left="6611" w:hanging="360"/>
+        <w:ind w:left="5760" w:hanging="360"/>
       </w:pPr>
     </w:lvl>
     <w:lvl w:ilvl="8" w:tplc="0421001B" w:tentative="1">
@@ -53397,345 +53486,21 @@
       <w:lvlText w:val="%9."/>
       <w:lvlJc w:val="right"/>
       <w:pPr>
-        <w:ind w:left="7331" w:hanging="180"/>
-      </w:pPr>
-    </w:lvl>
-  </w:abstractNum>
-  <w:abstractNum w:abstractNumId="12" w15:restartNumberingAfterBreak="0">
-    <w:nsid w:val="1F484B58"/>
-    <w:multiLevelType w:val="multilevel"/>
-    <w:tmpl w:val="4828B41E"/>
-    <w:lvl w:ilvl="0">
-      <w:start w:val="1"/>
-      <w:numFmt w:val="decimal"/>
-      <w:lvlText w:val="%1."/>
-      <w:lvlJc w:val="left"/>
-      <w:pPr>
-        <w:tabs>
-          <w:tab w:val="num" w:pos="720"/>
-        </w:tabs>
-        <w:ind w:left="720" w:hanging="360"/>
-      </w:pPr>
-      <w:rPr>
-        <w:rFonts w:hint="default"/>
-        <w:sz w:val="20"/>
-      </w:rPr>
-    </w:lvl>
-    <w:lvl w:ilvl="1" w:tentative="1">
-      <w:start w:val="1"/>
-      <w:numFmt w:val="bullet"/>
-      <w:lvlText w:val=""/>
-      <w:lvlJc w:val="left"/>
-      <w:pPr>
-        <w:tabs>
-          <w:tab w:val="num" w:pos="1440"/>
-        </w:tabs>
-        <w:ind w:left="1440" w:hanging="360"/>
-      </w:pPr>
-      <w:rPr>
-        <w:rFonts w:ascii="Symbol" w:hAnsi="Symbol" w:hint="default"/>
-        <w:sz w:val="20"/>
-      </w:rPr>
-    </w:lvl>
-    <w:lvl w:ilvl="2" w:tentative="1">
-      <w:start w:val="1"/>
-      <w:numFmt w:val="bullet"/>
-      <w:lvlText w:val=""/>
-      <w:lvlJc w:val="left"/>
-      <w:pPr>
-        <w:tabs>
-          <w:tab w:val="num" w:pos="2160"/>
-        </w:tabs>
-        <w:ind w:left="2160" w:hanging="360"/>
-      </w:pPr>
-      <w:rPr>
-        <w:rFonts w:ascii="Symbol" w:hAnsi="Symbol" w:hint="default"/>
-        <w:sz w:val="20"/>
-      </w:rPr>
-    </w:lvl>
-    <w:lvl w:ilvl="3" w:tentative="1">
-      <w:start w:val="1"/>
-      <w:numFmt w:val="bullet"/>
-      <w:lvlText w:val=""/>
-      <w:lvlJc w:val="left"/>
-      <w:pPr>
-        <w:tabs>
-          <w:tab w:val="num" w:pos="2880"/>
-        </w:tabs>
-        <w:ind w:left="2880" w:hanging="360"/>
-      </w:pPr>
-      <w:rPr>
-        <w:rFonts w:ascii="Symbol" w:hAnsi="Symbol" w:hint="default"/>
-        <w:sz w:val="20"/>
-      </w:rPr>
-    </w:lvl>
-    <w:lvl w:ilvl="4" w:tentative="1">
-      <w:start w:val="1"/>
-      <w:numFmt w:val="bullet"/>
-      <w:lvlText w:val=""/>
-      <w:lvlJc w:val="left"/>
-      <w:pPr>
-        <w:tabs>
-          <w:tab w:val="num" w:pos="3600"/>
-        </w:tabs>
-        <w:ind w:left="3600" w:hanging="360"/>
-      </w:pPr>
-      <w:rPr>
-        <w:rFonts w:ascii="Symbol" w:hAnsi="Symbol" w:hint="default"/>
-        <w:sz w:val="20"/>
-      </w:rPr>
-    </w:lvl>
-    <w:lvl w:ilvl="5" w:tentative="1">
-      <w:start w:val="1"/>
-      <w:numFmt w:val="bullet"/>
-      <w:lvlText w:val=""/>
-      <w:lvlJc w:val="left"/>
-      <w:pPr>
-        <w:tabs>
-          <w:tab w:val="num" w:pos="4320"/>
-        </w:tabs>
-        <w:ind w:left="4320" w:hanging="360"/>
-      </w:pPr>
-      <w:rPr>
-        <w:rFonts w:ascii="Symbol" w:hAnsi="Symbol" w:hint="default"/>
-        <w:sz w:val="20"/>
-      </w:rPr>
-    </w:lvl>
-    <w:lvl w:ilvl="6" w:tentative="1">
-      <w:start w:val="1"/>
-      <w:numFmt w:val="bullet"/>
-      <w:lvlText w:val=""/>
-      <w:lvlJc w:val="left"/>
-      <w:pPr>
-        <w:tabs>
-          <w:tab w:val="num" w:pos="5040"/>
-        </w:tabs>
-        <w:ind w:left="5040" w:hanging="360"/>
-      </w:pPr>
-      <w:rPr>
-        <w:rFonts w:ascii="Symbol" w:hAnsi="Symbol" w:hint="default"/>
-        <w:sz w:val="20"/>
-      </w:rPr>
-    </w:lvl>
-    <w:lvl w:ilvl="7" w:tentative="1">
-      <w:start w:val="1"/>
-      <w:numFmt w:val="bullet"/>
-      <w:lvlText w:val=""/>
-      <w:lvlJc w:val="left"/>
-      <w:pPr>
-        <w:tabs>
-          <w:tab w:val="num" w:pos="5760"/>
-        </w:tabs>
-        <w:ind w:left="5760" w:hanging="360"/>
-      </w:pPr>
-      <w:rPr>
-        <w:rFonts w:ascii="Symbol" w:hAnsi="Symbol" w:hint="default"/>
-        <w:sz w:val="20"/>
-      </w:rPr>
-    </w:lvl>
-    <w:lvl w:ilvl="8" w:tentative="1">
-      <w:start w:val="1"/>
-      <w:numFmt w:val="bullet"/>
-      <w:lvlText w:val=""/>
-      <w:lvlJc w:val="left"/>
-      <w:pPr>
-        <w:tabs>
-          <w:tab w:val="num" w:pos="6480"/>
-        </w:tabs>
-        <w:ind w:left="6480" w:hanging="360"/>
-      </w:pPr>
-      <w:rPr>
-        <w:rFonts w:ascii="Symbol" w:hAnsi="Symbol" w:hint="default"/>
-        <w:sz w:val="20"/>
-      </w:rPr>
+        <w:ind w:left="6480" w:hanging="180"/>
+      </w:pPr>
     </w:lvl>
   </w:abstractNum>
   <w:abstractNum w:abstractNumId="13" w15:restartNumberingAfterBreak="0">
-    <w:nsid w:val="245F779A"/>
+    <w:nsid w:val="2F1B65CA"/>
     <w:multiLevelType w:val="hybridMultilevel"/>
-    <w:tmpl w:val="F6F84188"/>
-    <w:lvl w:ilvl="0" w:tplc="FFFFFFFF">
-      <w:start w:val="1"/>
-      <w:numFmt w:val="decimal"/>
-      <w:lvlText w:val="%1)"/>
-      <w:lvlJc w:val="left"/>
-      <w:pPr>
-        <w:ind w:left="2138" w:hanging="360"/>
-      </w:pPr>
-      <w:rPr>
-        <w:rFonts w:hint="default"/>
-      </w:rPr>
-    </w:lvl>
-    <w:lvl w:ilvl="1" w:tplc="FFFFFFFF" w:tentative="1">
+    <w:tmpl w:val="D97637B6"/>
+    <w:lvl w:ilvl="0" w:tplc="04210019">
       <w:start w:val="1"/>
       <w:numFmt w:val="lowerLetter"/>
-      <w:lvlText w:val="%2."/>
+      <w:lvlText w:val="%1."/>
       <w:lvlJc w:val="left"/>
       <w:pPr>
-        <w:ind w:left="2858" w:hanging="360"/>
-      </w:pPr>
-    </w:lvl>
-    <w:lvl w:ilvl="2" w:tplc="FFFFFFFF" w:tentative="1">
-      <w:start w:val="1"/>
-      <w:numFmt w:val="lowerRoman"/>
-      <w:lvlText w:val="%3."/>
-      <w:lvlJc w:val="right"/>
-      <w:pPr>
-        <w:ind w:left="3578" w:hanging="180"/>
-      </w:pPr>
-    </w:lvl>
-    <w:lvl w:ilvl="3" w:tplc="FFFFFFFF" w:tentative="1">
-      <w:start w:val="1"/>
-      <w:numFmt w:val="decimal"/>
-      <w:lvlText w:val="%4."/>
-      <w:lvlJc w:val="left"/>
-      <w:pPr>
-        <w:ind w:left="4298" w:hanging="360"/>
-      </w:pPr>
-    </w:lvl>
-    <w:lvl w:ilvl="4" w:tplc="FFFFFFFF" w:tentative="1">
-      <w:start w:val="1"/>
-      <w:numFmt w:val="lowerLetter"/>
-      <w:lvlText w:val="%5."/>
-      <w:lvlJc w:val="left"/>
-      <w:pPr>
-        <w:ind w:left="5018" w:hanging="360"/>
-      </w:pPr>
-    </w:lvl>
-    <w:lvl w:ilvl="5" w:tplc="FFFFFFFF" w:tentative="1">
-      <w:start w:val="1"/>
-      <w:numFmt w:val="lowerRoman"/>
-      <w:lvlText w:val="%6."/>
-      <w:lvlJc w:val="right"/>
-      <w:pPr>
-        <w:ind w:left="5738" w:hanging="180"/>
-      </w:pPr>
-    </w:lvl>
-    <w:lvl w:ilvl="6" w:tplc="FFFFFFFF" w:tentative="1">
-      <w:start w:val="1"/>
-      <w:numFmt w:val="decimal"/>
-      <w:lvlText w:val="%7."/>
-      <w:lvlJc w:val="left"/>
-      <w:pPr>
-        <w:ind w:left="6458" w:hanging="360"/>
-      </w:pPr>
-    </w:lvl>
-    <w:lvl w:ilvl="7" w:tplc="FFFFFFFF" w:tentative="1">
-      <w:start w:val="1"/>
-      <w:numFmt w:val="lowerLetter"/>
-      <w:lvlText w:val="%8."/>
-      <w:lvlJc w:val="left"/>
-      <w:pPr>
-        <w:ind w:left="7178" w:hanging="360"/>
-      </w:pPr>
-    </w:lvl>
-    <w:lvl w:ilvl="8" w:tplc="FFFFFFFF" w:tentative="1">
-      <w:start w:val="1"/>
-      <w:numFmt w:val="lowerRoman"/>
-      <w:lvlText w:val="%9."/>
-      <w:lvlJc w:val="right"/>
-      <w:pPr>
-        <w:ind w:left="7898" w:hanging="180"/>
-      </w:pPr>
-    </w:lvl>
-  </w:abstractNum>
-  <w:abstractNum w:abstractNumId="14" w15:restartNumberingAfterBreak="0">
-    <w:nsid w:val="24A054EA"/>
-    <w:multiLevelType w:val="hybridMultilevel"/>
-    <w:tmpl w:val="D74C2E7A"/>
-    <w:lvl w:ilvl="0" w:tplc="04210017">
-      <w:start w:val="1"/>
-      <w:numFmt w:val="lowerLetter"/>
-      <w:lvlText w:val="%1)"/>
-      <w:lvlJc w:val="left"/>
-      <w:pPr>
-        <w:ind w:left="1713" w:hanging="360"/>
-      </w:pPr>
-    </w:lvl>
-    <w:lvl w:ilvl="1" w:tplc="04210019">
-      <w:start w:val="1"/>
-      <w:numFmt w:val="lowerLetter"/>
-      <w:lvlText w:val="%2."/>
-      <w:lvlJc w:val="left"/>
-      <w:pPr>
-        <w:ind w:left="2433" w:hanging="360"/>
-      </w:pPr>
-    </w:lvl>
-    <w:lvl w:ilvl="2" w:tplc="0421001B" w:tentative="1">
-      <w:start w:val="1"/>
-      <w:numFmt w:val="lowerRoman"/>
-      <w:lvlText w:val="%3."/>
-      <w:lvlJc w:val="right"/>
-      <w:pPr>
-        <w:ind w:left="3153" w:hanging="180"/>
-      </w:pPr>
-    </w:lvl>
-    <w:lvl w:ilvl="3" w:tplc="0421000F" w:tentative="1">
-      <w:start w:val="1"/>
-      <w:numFmt w:val="decimal"/>
-      <w:lvlText w:val="%4."/>
-      <w:lvlJc w:val="left"/>
-      <w:pPr>
-        <w:ind w:left="3873" w:hanging="360"/>
-      </w:pPr>
-    </w:lvl>
-    <w:lvl w:ilvl="4" w:tplc="04210019" w:tentative="1">
-      <w:start w:val="1"/>
-      <w:numFmt w:val="lowerLetter"/>
-      <w:lvlText w:val="%5."/>
-      <w:lvlJc w:val="left"/>
-      <w:pPr>
-        <w:ind w:left="4593" w:hanging="360"/>
-      </w:pPr>
-    </w:lvl>
-    <w:lvl w:ilvl="5" w:tplc="0421001B" w:tentative="1">
-      <w:start w:val="1"/>
-      <w:numFmt w:val="lowerRoman"/>
-      <w:lvlText w:val="%6."/>
-      <w:lvlJc w:val="right"/>
-      <w:pPr>
-        <w:ind w:left="5313" w:hanging="180"/>
-      </w:pPr>
-    </w:lvl>
-    <w:lvl w:ilvl="6" w:tplc="0421000F" w:tentative="1">
-      <w:start w:val="1"/>
-      <w:numFmt w:val="decimal"/>
-      <w:lvlText w:val="%7."/>
-      <w:lvlJc w:val="left"/>
-      <w:pPr>
-        <w:ind w:left="6033" w:hanging="360"/>
-      </w:pPr>
-    </w:lvl>
-    <w:lvl w:ilvl="7" w:tplc="04210019" w:tentative="1">
-      <w:start w:val="1"/>
-      <w:numFmt w:val="lowerLetter"/>
-      <w:lvlText w:val="%8."/>
-      <w:lvlJc w:val="left"/>
-      <w:pPr>
-        <w:ind w:left="6753" w:hanging="360"/>
-      </w:pPr>
-    </w:lvl>
-    <w:lvl w:ilvl="8" w:tplc="0421001B" w:tentative="1">
-      <w:start w:val="1"/>
-      <w:numFmt w:val="lowerRoman"/>
-      <w:lvlText w:val="%9."/>
-      <w:lvlJc w:val="right"/>
-      <w:pPr>
-        <w:ind w:left="7473" w:hanging="180"/>
-      </w:pPr>
-    </w:lvl>
-  </w:abstractNum>
-  <w:abstractNum w:abstractNumId="15" w15:restartNumberingAfterBreak="0">
-    <w:nsid w:val="27D30DA1"/>
-    <w:multiLevelType w:val="hybridMultilevel"/>
-    <w:tmpl w:val="9D7E76AE"/>
-    <w:lvl w:ilvl="0" w:tplc="04210011">
-      <w:start w:val="1"/>
-      <w:numFmt w:val="decimal"/>
-      <w:lvlText w:val="%1)"/>
-      <w:lvlJc w:val="left"/>
-      <w:pPr>
-        <w:ind w:left="2138" w:hanging="360"/>
+        <w:ind w:left="1778" w:hanging="360"/>
       </w:pPr>
       <w:rPr>
         <w:rFonts w:hint="default"/>
@@ -53747,7 +53512,7 @@
       <w:lvlText w:val="%2."/>
       <w:lvlJc w:val="left"/>
       <w:pPr>
-        <w:ind w:left="2858" w:hanging="360"/>
+        <w:ind w:left="2498" w:hanging="360"/>
       </w:pPr>
     </w:lvl>
     <w:lvl w:ilvl="2" w:tplc="0421001B" w:tentative="1">
@@ -53756,7 +53521,7 @@
       <w:lvlText w:val="%3."/>
       <w:lvlJc w:val="right"/>
       <w:pPr>
-        <w:ind w:left="3578" w:hanging="180"/>
+        <w:ind w:left="3218" w:hanging="180"/>
       </w:pPr>
     </w:lvl>
     <w:lvl w:ilvl="3" w:tplc="0421000F" w:tentative="1">
@@ -53765,7 +53530,7 @@
       <w:lvlText w:val="%4."/>
       <w:lvlJc w:val="left"/>
       <w:pPr>
-        <w:ind w:left="4298" w:hanging="360"/>
+        <w:ind w:left="3938" w:hanging="360"/>
       </w:pPr>
     </w:lvl>
     <w:lvl w:ilvl="4" w:tplc="04210019" w:tentative="1">
@@ -53774,7 +53539,7 @@
       <w:lvlText w:val="%5."/>
       <w:lvlJc w:val="left"/>
       <w:pPr>
-        <w:ind w:left="5018" w:hanging="360"/>
+        <w:ind w:left="4658" w:hanging="360"/>
       </w:pPr>
     </w:lvl>
     <w:lvl w:ilvl="5" w:tplc="0421001B" w:tentative="1">
@@ -53783,7 +53548,7 @@
       <w:lvlText w:val="%6."/>
       <w:lvlJc w:val="right"/>
       <w:pPr>
-        <w:ind w:left="5738" w:hanging="180"/>
+        <w:ind w:left="5378" w:hanging="180"/>
       </w:pPr>
     </w:lvl>
     <w:lvl w:ilvl="6" w:tplc="0421000F" w:tentative="1">
@@ -53792,7 +53557,7 @@
       <w:lvlText w:val="%7."/>
       <w:lvlJc w:val="left"/>
       <w:pPr>
-        <w:ind w:left="6458" w:hanging="360"/>
+        <w:ind w:left="6098" w:hanging="360"/>
       </w:pPr>
     </w:lvl>
     <w:lvl w:ilvl="7" w:tplc="04210019" w:tentative="1">
@@ -53801,7 +53566,7 @@
       <w:lvlText w:val="%8."/>
       <w:lvlJc w:val="left"/>
       <w:pPr>
-        <w:ind w:left="7178" w:hanging="360"/>
+        <w:ind w:left="6818" w:hanging="360"/>
       </w:pPr>
     </w:lvl>
     <w:lvl w:ilvl="8" w:tplc="0421001B" w:tentative="1">
@@ -53810,21 +53575,196 @@
       <w:lvlText w:val="%9."/>
       <w:lvlJc w:val="right"/>
       <w:pPr>
-        <w:ind w:left="7898" w:hanging="180"/>
+        <w:ind w:left="7538" w:hanging="180"/>
       </w:pPr>
     </w:lvl>
   </w:abstractNum>
-  <w:abstractNum w:abstractNumId="16" w15:restartNumberingAfterBreak="0">
-    <w:nsid w:val="2BB45886"/>
+  <w:abstractNum w:abstractNumId="14" w15:restartNumberingAfterBreak="0">
+    <w:nsid w:val="34AD0E1D"/>
     <w:multiLevelType w:val="hybridMultilevel"/>
-    <w:tmpl w:val="B5C82E18"/>
+    <w:tmpl w:val="B23E7BA6"/>
     <w:lvl w:ilvl="0" w:tplc="04210019">
       <w:start w:val="1"/>
       <w:numFmt w:val="lowerLetter"/>
       <w:lvlText w:val="%1."/>
       <w:lvlJc w:val="left"/>
       <w:pPr>
-        <w:ind w:left="720" w:hanging="360"/>
+        <w:ind w:left="1778" w:hanging="360"/>
+      </w:pPr>
+      <w:rPr>
+        <w:rFonts w:hint="default"/>
+      </w:rPr>
+    </w:lvl>
+    <w:lvl w:ilvl="1" w:tplc="38090019" w:tentative="1">
+      <w:start w:val="1"/>
+      <w:numFmt w:val="lowerLetter"/>
+      <w:lvlText w:val="%2."/>
+      <w:lvlJc w:val="left"/>
+      <w:pPr>
+        <w:ind w:left="2498" w:hanging="360"/>
+      </w:pPr>
+    </w:lvl>
+    <w:lvl w:ilvl="2" w:tplc="3809001B" w:tentative="1">
+      <w:start w:val="1"/>
+      <w:numFmt w:val="lowerRoman"/>
+      <w:lvlText w:val="%3."/>
+      <w:lvlJc w:val="right"/>
+      <w:pPr>
+        <w:ind w:left="3218" w:hanging="180"/>
+      </w:pPr>
+    </w:lvl>
+    <w:lvl w:ilvl="3" w:tplc="3809000F" w:tentative="1">
+      <w:start w:val="1"/>
+      <w:numFmt w:val="decimal"/>
+      <w:lvlText w:val="%4."/>
+      <w:lvlJc w:val="left"/>
+      <w:pPr>
+        <w:ind w:left="3938" w:hanging="360"/>
+      </w:pPr>
+    </w:lvl>
+    <w:lvl w:ilvl="4" w:tplc="38090019" w:tentative="1">
+      <w:start w:val="1"/>
+      <w:numFmt w:val="lowerLetter"/>
+      <w:lvlText w:val="%5."/>
+      <w:lvlJc w:val="left"/>
+      <w:pPr>
+        <w:ind w:left="4658" w:hanging="360"/>
+      </w:pPr>
+    </w:lvl>
+    <w:lvl w:ilvl="5" w:tplc="3809001B" w:tentative="1">
+      <w:start w:val="1"/>
+      <w:numFmt w:val="lowerRoman"/>
+      <w:lvlText w:val="%6."/>
+      <w:lvlJc w:val="right"/>
+      <w:pPr>
+        <w:ind w:left="5378" w:hanging="180"/>
+      </w:pPr>
+    </w:lvl>
+    <w:lvl w:ilvl="6" w:tplc="3809000F" w:tentative="1">
+      <w:start w:val="1"/>
+      <w:numFmt w:val="decimal"/>
+      <w:lvlText w:val="%7."/>
+      <w:lvlJc w:val="left"/>
+      <w:pPr>
+        <w:ind w:left="6098" w:hanging="360"/>
+      </w:pPr>
+    </w:lvl>
+    <w:lvl w:ilvl="7" w:tplc="38090019" w:tentative="1">
+      <w:start w:val="1"/>
+      <w:numFmt w:val="lowerLetter"/>
+      <w:lvlText w:val="%8."/>
+      <w:lvlJc w:val="left"/>
+      <w:pPr>
+        <w:ind w:left="6818" w:hanging="360"/>
+      </w:pPr>
+    </w:lvl>
+    <w:lvl w:ilvl="8" w:tplc="3809001B" w:tentative="1">
+      <w:start w:val="1"/>
+      <w:numFmt w:val="lowerRoman"/>
+      <w:lvlText w:val="%9."/>
+      <w:lvlJc w:val="right"/>
+      <w:pPr>
+        <w:ind w:left="7538" w:hanging="180"/>
+      </w:pPr>
+    </w:lvl>
+  </w:abstractNum>
+  <w:abstractNum w:abstractNumId="15" w15:restartNumberingAfterBreak="0">
+    <w:nsid w:val="35195081"/>
+    <w:multiLevelType w:val="hybridMultilevel"/>
+    <w:tmpl w:val="E9F4D14C"/>
+    <w:lvl w:ilvl="0" w:tplc="FFFFFFFF">
+      <w:start w:val="1"/>
+      <w:numFmt w:val="decimal"/>
+      <w:lvlText w:val="%1)"/>
+      <w:lvlJc w:val="left"/>
+      <w:pPr>
+        <w:ind w:left="1647" w:hanging="360"/>
+      </w:pPr>
+    </w:lvl>
+    <w:lvl w:ilvl="1" w:tplc="FFFFFFFF" w:tentative="1">
+      <w:start w:val="1"/>
+      <w:numFmt w:val="lowerLetter"/>
+      <w:lvlText w:val="%2."/>
+      <w:lvlJc w:val="left"/>
+      <w:pPr>
+        <w:ind w:left="2367" w:hanging="360"/>
+      </w:pPr>
+    </w:lvl>
+    <w:lvl w:ilvl="2" w:tplc="FFFFFFFF" w:tentative="1">
+      <w:start w:val="1"/>
+      <w:numFmt w:val="lowerRoman"/>
+      <w:lvlText w:val="%3."/>
+      <w:lvlJc w:val="right"/>
+      <w:pPr>
+        <w:ind w:left="3087" w:hanging="180"/>
+      </w:pPr>
+    </w:lvl>
+    <w:lvl w:ilvl="3" w:tplc="FFFFFFFF" w:tentative="1">
+      <w:start w:val="1"/>
+      <w:numFmt w:val="decimal"/>
+      <w:lvlText w:val="%4."/>
+      <w:lvlJc w:val="left"/>
+      <w:pPr>
+        <w:ind w:left="3807" w:hanging="360"/>
+      </w:pPr>
+    </w:lvl>
+    <w:lvl w:ilvl="4" w:tplc="FFFFFFFF" w:tentative="1">
+      <w:start w:val="1"/>
+      <w:numFmt w:val="lowerLetter"/>
+      <w:lvlText w:val="%5."/>
+      <w:lvlJc w:val="left"/>
+      <w:pPr>
+        <w:ind w:left="4527" w:hanging="360"/>
+      </w:pPr>
+    </w:lvl>
+    <w:lvl w:ilvl="5" w:tplc="FFFFFFFF" w:tentative="1">
+      <w:start w:val="1"/>
+      <w:numFmt w:val="lowerRoman"/>
+      <w:lvlText w:val="%6."/>
+      <w:lvlJc w:val="right"/>
+      <w:pPr>
+        <w:ind w:left="5247" w:hanging="180"/>
+      </w:pPr>
+    </w:lvl>
+    <w:lvl w:ilvl="6" w:tplc="FFFFFFFF" w:tentative="1">
+      <w:start w:val="1"/>
+      <w:numFmt w:val="decimal"/>
+      <w:lvlText w:val="%7."/>
+      <w:lvlJc w:val="left"/>
+      <w:pPr>
+        <w:ind w:left="5967" w:hanging="360"/>
+      </w:pPr>
+    </w:lvl>
+    <w:lvl w:ilvl="7" w:tplc="FFFFFFFF" w:tentative="1">
+      <w:start w:val="1"/>
+      <w:numFmt w:val="lowerLetter"/>
+      <w:lvlText w:val="%8."/>
+      <w:lvlJc w:val="left"/>
+      <w:pPr>
+        <w:ind w:left="6687" w:hanging="360"/>
+      </w:pPr>
+    </w:lvl>
+    <w:lvl w:ilvl="8" w:tplc="FFFFFFFF" w:tentative="1">
+      <w:start w:val="1"/>
+      <w:numFmt w:val="lowerRoman"/>
+      <w:lvlText w:val="%9."/>
+      <w:lvlJc w:val="right"/>
+      <w:pPr>
+        <w:ind w:left="7407" w:hanging="180"/>
+      </w:pPr>
+    </w:lvl>
+  </w:abstractNum>
+  <w:abstractNum w:abstractNumId="16" w15:restartNumberingAfterBreak="0">
+    <w:nsid w:val="392A44FB"/>
+    <w:multiLevelType w:val="hybridMultilevel"/>
+    <w:tmpl w:val="40881902"/>
+    <w:lvl w:ilvl="0" w:tplc="04210011">
+      <w:start w:val="1"/>
+      <w:numFmt w:val="decimal"/>
+      <w:lvlText w:val="%1)"/>
+      <w:lvlJc w:val="left"/>
+      <w:pPr>
+        <w:ind w:left="2138" w:hanging="360"/>
       </w:pPr>
     </w:lvl>
     <w:lvl w:ilvl="1" w:tplc="04210019" w:tentative="1">
@@ -53833,7 +53773,7 @@
       <w:lvlText w:val="%2."/>
       <w:lvlJc w:val="left"/>
       <w:pPr>
-        <w:ind w:left="1440" w:hanging="360"/>
+        <w:ind w:left="2858" w:hanging="360"/>
       </w:pPr>
     </w:lvl>
     <w:lvl w:ilvl="2" w:tplc="0421001B" w:tentative="1">
@@ -53842,7 +53782,7 @@
       <w:lvlText w:val="%3."/>
       <w:lvlJc w:val="right"/>
       <w:pPr>
-        <w:ind w:left="2160" w:hanging="180"/>
+        <w:ind w:left="3578" w:hanging="180"/>
       </w:pPr>
     </w:lvl>
     <w:lvl w:ilvl="3" w:tplc="0421000F" w:tentative="1">
@@ -53851,7 +53791,7 @@
       <w:lvlText w:val="%4."/>
       <w:lvlJc w:val="left"/>
       <w:pPr>
-        <w:ind w:left="2880" w:hanging="360"/>
+        <w:ind w:left="4298" w:hanging="360"/>
       </w:pPr>
     </w:lvl>
     <w:lvl w:ilvl="4" w:tplc="04210019" w:tentative="1">
@@ -53860,7 +53800,7 @@
       <w:lvlText w:val="%5."/>
       <w:lvlJc w:val="left"/>
       <w:pPr>
-        <w:ind w:left="3600" w:hanging="360"/>
+        <w:ind w:left="5018" w:hanging="360"/>
       </w:pPr>
     </w:lvl>
     <w:lvl w:ilvl="5" w:tplc="0421001B" w:tentative="1">
@@ -53869,7 +53809,7 @@
       <w:lvlText w:val="%6."/>
       <w:lvlJc w:val="right"/>
       <w:pPr>
-        <w:ind w:left="4320" w:hanging="180"/>
+        <w:ind w:left="5738" w:hanging="180"/>
       </w:pPr>
     </w:lvl>
     <w:lvl w:ilvl="6" w:tplc="0421000F" w:tentative="1">
@@ -53878,7 +53818,7 @@
       <w:lvlText w:val="%7."/>
       <w:lvlJc w:val="left"/>
       <w:pPr>
-        <w:ind w:left="5040" w:hanging="360"/>
+        <w:ind w:left="6458" w:hanging="360"/>
       </w:pPr>
     </w:lvl>
     <w:lvl w:ilvl="7" w:tplc="04210019" w:tentative="1">
@@ -53887,7 +53827,7 @@
       <w:lvlText w:val="%8."/>
       <w:lvlJc w:val="left"/>
       <w:pPr>
-        <w:ind w:left="5760" w:hanging="360"/>
+        <w:ind w:left="7178" w:hanging="360"/>
       </w:pPr>
     </w:lvl>
     <w:lvl w:ilvl="8" w:tplc="0421001B" w:tentative="1">
@@ -53896,21 +53836,107 @@
       <w:lvlText w:val="%9."/>
       <w:lvlJc w:val="right"/>
       <w:pPr>
-        <w:ind w:left="6480" w:hanging="180"/>
+        <w:ind w:left="7898" w:hanging="180"/>
       </w:pPr>
     </w:lvl>
   </w:abstractNum>
   <w:abstractNum w:abstractNumId="17" w15:restartNumberingAfterBreak="0">
-    <w:nsid w:val="2F1B65CA"/>
+    <w:nsid w:val="39621A53"/>
     <w:multiLevelType w:val="hybridMultilevel"/>
-    <w:tmpl w:val="D97637B6"/>
+    <w:tmpl w:val="9DD812A6"/>
     <w:lvl w:ilvl="0" w:tplc="04210019">
       <w:start w:val="1"/>
       <w:numFmt w:val="lowerLetter"/>
       <w:lvlText w:val="%1."/>
       <w:lvlJc w:val="left"/>
       <w:pPr>
-        <w:ind w:left="1778" w:hanging="360"/>
+        <w:ind w:left="720" w:hanging="360"/>
+      </w:pPr>
+    </w:lvl>
+    <w:lvl w:ilvl="1" w:tplc="38090019" w:tentative="1">
+      <w:start w:val="1"/>
+      <w:numFmt w:val="lowerLetter"/>
+      <w:lvlText w:val="%2."/>
+      <w:lvlJc w:val="left"/>
+      <w:pPr>
+        <w:ind w:left="1440" w:hanging="360"/>
+      </w:pPr>
+    </w:lvl>
+    <w:lvl w:ilvl="2" w:tplc="3809001B" w:tentative="1">
+      <w:start w:val="1"/>
+      <w:numFmt w:val="lowerRoman"/>
+      <w:lvlText w:val="%3."/>
+      <w:lvlJc w:val="right"/>
+      <w:pPr>
+        <w:ind w:left="2160" w:hanging="180"/>
+      </w:pPr>
+    </w:lvl>
+    <w:lvl w:ilvl="3" w:tplc="3809000F" w:tentative="1">
+      <w:start w:val="1"/>
+      <w:numFmt w:val="decimal"/>
+      <w:lvlText w:val="%4."/>
+      <w:lvlJc w:val="left"/>
+      <w:pPr>
+        <w:ind w:left="2880" w:hanging="360"/>
+      </w:pPr>
+    </w:lvl>
+    <w:lvl w:ilvl="4" w:tplc="38090019" w:tentative="1">
+      <w:start w:val="1"/>
+      <w:numFmt w:val="lowerLetter"/>
+      <w:lvlText w:val="%5."/>
+      <w:lvlJc w:val="left"/>
+      <w:pPr>
+        <w:ind w:left="3600" w:hanging="360"/>
+      </w:pPr>
+    </w:lvl>
+    <w:lvl w:ilvl="5" w:tplc="3809001B" w:tentative="1">
+      <w:start w:val="1"/>
+      <w:numFmt w:val="lowerRoman"/>
+      <w:lvlText w:val="%6."/>
+      <w:lvlJc w:val="right"/>
+      <w:pPr>
+        <w:ind w:left="4320" w:hanging="180"/>
+      </w:pPr>
+    </w:lvl>
+    <w:lvl w:ilvl="6" w:tplc="3809000F" w:tentative="1">
+      <w:start w:val="1"/>
+      <w:numFmt w:val="decimal"/>
+      <w:lvlText w:val="%7."/>
+      <w:lvlJc w:val="left"/>
+      <w:pPr>
+        <w:ind w:left="5040" w:hanging="360"/>
+      </w:pPr>
+    </w:lvl>
+    <w:lvl w:ilvl="7" w:tplc="38090019" w:tentative="1">
+      <w:start w:val="1"/>
+      <w:numFmt w:val="lowerLetter"/>
+      <w:lvlText w:val="%8."/>
+      <w:lvlJc w:val="left"/>
+      <w:pPr>
+        <w:ind w:left="5760" w:hanging="360"/>
+      </w:pPr>
+    </w:lvl>
+    <w:lvl w:ilvl="8" w:tplc="3809001B" w:tentative="1">
+      <w:start w:val="1"/>
+      <w:numFmt w:val="lowerRoman"/>
+      <w:lvlText w:val="%9."/>
+      <w:lvlJc w:val="right"/>
+      <w:pPr>
+        <w:ind w:left="6480" w:hanging="180"/>
+      </w:pPr>
+    </w:lvl>
+  </w:abstractNum>
+  <w:abstractNum w:abstractNumId="18" w15:restartNumberingAfterBreak="0">
+    <w:nsid w:val="43DC18BA"/>
+    <w:multiLevelType w:val="hybridMultilevel"/>
+    <w:tmpl w:val="BF328C5A"/>
+    <w:lvl w:ilvl="0" w:tplc="04210011">
+      <w:start w:val="1"/>
+      <w:numFmt w:val="decimal"/>
+      <w:lvlText w:val="%1)"/>
+      <w:lvlJc w:val="left"/>
+      <w:pPr>
+        <w:ind w:left="2858" w:hanging="360"/>
       </w:pPr>
       <w:rPr>
         <w:rFonts w:hint="default"/>
@@ -53922,7 +53948,7 @@
       <w:lvlText w:val="%2."/>
       <w:lvlJc w:val="left"/>
       <w:pPr>
-        <w:ind w:left="2498" w:hanging="360"/>
+        <w:ind w:left="3578" w:hanging="360"/>
       </w:pPr>
     </w:lvl>
     <w:lvl w:ilvl="2" w:tplc="0421001B" w:tentative="1">
@@ -53931,7 +53957,7 @@
       <w:lvlText w:val="%3."/>
       <w:lvlJc w:val="right"/>
       <w:pPr>
-        <w:ind w:left="3218" w:hanging="180"/>
+        <w:ind w:left="4298" w:hanging="180"/>
       </w:pPr>
     </w:lvl>
     <w:lvl w:ilvl="3" w:tplc="0421000F" w:tentative="1">
@@ -53940,7 +53966,7 @@
       <w:lvlText w:val="%4."/>
       <w:lvlJc w:val="left"/>
       <w:pPr>
-        <w:ind w:left="3938" w:hanging="360"/>
+        <w:ind w:left="5018" w:hanging="360"/>
       </w:pPr>
     </w:lvl>
     <w:lvl w:ilvl="4" w:tplc="04210019" w:tentative="1">
@@ -53949,7 +53975,7 @@
       <w:lvlText w:val="%5."/>
       <w:lvlJc w:val="left"/>
       <w:pPr>
-        <w:ind w:left="4658" w:hanging="360"/>
+        <w:ind w:left="5738" w:hanging="360"/>
       </w:pPr>
     </w:lvl>
     <w:lvl w:ilvl="5" w:tplc="0421001B" w:tentative="1">
@@ -53958,7 +53984,7 @@
       <w:lvlText w:val="%6."/>
       <w:lvlJc w:val="right"/>
       <w:pPr>
-        <w:ind w:left="5378" w:hanging="180"/>
+        <w:ind w:left="6458" w:hanging="180"/>
       </w:pPr>
     </w:lvl>
     <w:lvl w:ilvl="6" w:tplc="0421000F" w:tentative="1">
@@ -53967,7 +53993,7 @@
       <w:lvlText w:val="%7."/>
       <w:lvlJc w:val="left"/>
       <w:pPr>
-        <w:ind w:left="6098" w:hanging="360"/>
+        <w:ind w:left="7178" w:hanging="360"/>
       </w:pPr>
     </w:lvl>
     <w:lvl w:ilvl="7" w:tplc="04210019" w:tentative="1">
@@ -53976,7 +54002,7 @@
       <w:lvlText w:val="%8."/>
       <w:lvlJc w:val="left"/>
       <w:pPr>
-        <w:ind w:left="6818" w:hanging="360"/>
+        <w:ind w:left="7898" w:hanging="360"/>
       </w:pPr>
     </w:lvl>
     <w:lvl w:ilvl="8" w:tplc="0421001B" w:tentative="1">
@@ -53985,800 +54011,11 @@
       <w:lvlText w:val="%9."/>
       <w:lvlJc w:val="right"/>
       <w:pPr>
-        <w:ind w:left="7538" w:hanging="180"/>
-      </w:pPr>
-    </w:lvl>
-  </w:abstractNum>
-  <w:abstractNum w:abstractNumId="18" w15:restartNumberingAfterBreak="0">
-    <w:nsid w:val="34AD0E1D"/>
-    <w:multiLevelType w:val="hybridMultilevel"/>
-    <w:tmpl w:val="B23E7BA6"/>
-    <w:lvl w:ilvl="0" w:tplc="04210019">
-      <w:start w:val="1"/>
-      <w:numFmt w:val="lowerLetter"/>
-      <w:lvlText w:val="%1."/>
-      <w:lvlJc w:val="left"/>
-      <w:pPr>
-        <w:ind w:left="1778" w:hanging="360"/>
-      </w:pPr>
-      <w:rPr>
-        <w:rFonts w:hint="default"/>
-      </w:rPr>
-    </w:lvl>
-    <w:lvl w:ilvl="1" w:tplc="38090019" w:tentative="1">
-      <w:start w:val="1"/>
-      <w:numFmt w:val="lowerLetter"/>
-      <w:lvlText w:val="%2."/>
-      <w:lvlJc w:val="left"/>
-      <w:pPr>
-        <w:ind w:left="2498" w:hanging="360"/>
-      </w:pPr>
-    </w:lvl>
-    <w:lvl w:ilvl="2" w:tplc="3809001B" w:tentative="1">
-      <w:start w:val="1"/>
-      <w:numFmt w:val="lowerRoman"/>
-      <w:lvlText w:val="%3."/>
-      <w:lvlJc w:val="right"/>
-      <w:pPr>
-        <w:ind w:left="3218" w:hanging="180"/>
-      </w:pPr>
-    </w:lvl>
-    <w:lvl w:ilvl="3" w:tplc="3809000F" w:tentative="1">
-      <w:start w:val="1"/>
-      <w:numFmt w:val="decimal"/>
-      <w:lvlText w:val="%4."/>
-      <w:lvlJc w:val="left"/>
-      <w:pPr>
-        <w:ind w:left="3938" w:hanging="360"/>
-      </w:pPr>
-    </w:lvl>
-    <w:lvl w:ilvl="4" w:tplc="38090019" w:tentative="1">
-      <w:start w:val="1"/>
-      <w:numFmt w:val="lowerLetter"/>
-      <w:lvlText w:val="%5."/>
-      <w:lvlJc w:val="left"/>
-      <w:pPr>
-        <w:ind w:left="4658" w:hanging="360"/>
-      </w:pPr>
-    </w:lvl>
-    <w:lvl w:ilvl="5" w:tplc="3809001B" w:tentative="1">
-      <w:start w:val="1"/>
-      <w:numFmt w:val="lowerRoman"/>
-      <w:lvlText w:val="%6."/>
-      <w:lvlJc w:val="right"/>
-      <w:pPr>
-        <w:ind w:left="5378" w:hanging="180"/>
-      </w:pPr>
-    </w:lvl>
-    <w:lvl w:ilvl="6" w:tplc="3809000F" w:tentative="1">
-      <w:start w:val="1"/>
-      <w:numFmt w:val="decimal"/>
-      <w:lvlText w:val="%7."/>
-      <w:lvlJc w:val="left"/>
-      <w:pPr>
-        <w:ind w:left="6098" w:hanging="360"/>
-      </w:pPr>
-    </w:lvl>
-    <w:lvl w:ilvl="7" w:tplc="38090019" w:tentative="1">
-      <w:start w:val="1"/>
-      <w:numFmt w:val="lowerLetter"/>
-      <w:lvlText w:val="%8."/>
-      <w:lvlJc w:val="left"/>
-      <w:pPr>
-        <w:ind w:left="6818" w:hanging="360"/>
-      </w:pPr>
-    </w:lvl>
-    <w:lvl w:ilvl="8" w:tplc="3809001B" w:tentative="1">
-      <w:start w:val="1"/>
-      <w:numFmt w:val="lowerRoman"/>
-      <w:lvlText w:val="%9."/>
-      <w:lvlJc w:val="right"/>
-      <w:pPr>
-        <w:ind w:left="7538" w:hanging="180"/>
+        <w:ind w:left="8618" w:hanging="180"/>
       </w:pPr>
     </w:lvl>
   </w:abstractNum>
   <w:abstractNum w:abstractNumId="19" w15:restartNumberingAfterBreak="0">
-    <w:nsid w:val="34E15847"/>
-    <w:multiLevelType w:val="hybridMultilevel"/>
-    <w:tmpl w:val="C2DACD96"/>
-    <w:lvl w:ilvl="0" w:tplc="FFFFFFFF">
-      <w:start w:val="1"/>
-      <w:numFmt w:val="decimal"/>
-      <w:lvlText w:val="%1)"/>
-      <w:lvlJc w:val="left"/>
-      <w:pPr>
-        <w:ind w:left="2138" w:hanging="360"/>
-      </w:pPr>
-      <w:rPr>
-        <w:rFonts w:hint="default"/>
-      </w:rPr>
-    </w:lvl>
-    <w:lvl w:ilvl="1" w:tplc="FFFFFFFF" w:tentative="1">
-      <w:start w:val="1"/>
-      <w:numFmt w:val="lowerLetter"/>
-      <w:lvlText w:val="%2."/>
-      <w:lvlJc w:val="left"/>
-      <w:pPr>
-        <w:ind w:left="2858" w:hanging="360"/>
-      </w:pPr>
-    </w:lvl>
-    <w:lvl w:ilvl="2" w:tplc="FFFFFFFF" w:tentative="1">
-      <w:start w:val="1"/>
-      <w:numFmt w:val="lowerRoman"/>
-      <w:lvlText w:val="%3."/>
-      <w:lvlJc w:val="right"/>
-      <w:pPr>
-        <w:ind w:left="3578" w:hanging="180"/>
-      </w:pPr>
-    </w:lvl>
-    <w:lvl w:ilvl="3" w:tplc="FFFFFFFF" w:tentative="1">
-      <w:start w:val="1"/>
-      <w:numFmt w:val="decimal"/>
-      <w:lvlText w:val="%4."/>
-      <w:lvlJc w:val="left"/>
-      <w:pPr>
-        <w:ind w:left="4298" w:hanging="360"/>
-      </w:pPr>
-    </w:lvl>
-    <w:lvl w:ilvl="4" w:tplc="FFFFFFFF" w:tentative="1">
-      <w:start w:val="1"/>
-      <w:numFmt w:val="lowerLetter"/>
-      <w:lvlText w:val="%5."/>
-      <w:lvlJc w:val="left"/>
-      <w:pPr>
-        <w:ind w:left="5018" w:hanging="360"/>
-      </w:pPr>
-    </w:lvl>
-    <w:lvl w:ilvl="5" w:tplc="FFFFFFFF" w:tentative="1">
-      <w:start w:val="1"/>
-      <w:numFmt w:val="lowerRoman"/>
-      <w:lvlText w:val="%6."/>
-      <w:lvlJc w:val="right"/>
-      <w:pPr>
-        <w:ind w:left="5738" w:hanging="180"/>
-      </w:pPr>
-    </w:lvl>
-    <w:lvl w:ilvl="6" w:tplc="FFFFFFFF" w:tentative="1">
-      <w:start w:val="1"/>
-      <w:numFmt w:val="decimal"/>
-      <w:lvlText w:val="%7."/>
-      <w:lvlJc w:val="left"/>
-      <w:pPr>
-        <w:ind w:left="6458" w:hanging="360"/>
-      </w:pPr>
-    </w:lvl>
-    <w:lvl w:ilvl="7" w:tplc="FFFFFFFF" w:tentative="1">
-      <w:start w:val="1"/>
-      <w:numFmt w:val="lowerLetter"/>
-      <w:lvlText w:val="%8."/>
-      <w:lvlJc w:val="left"/>
-      <w:pPr>
-        <w:ind w:left="7178" w:hanging="360"/>
-      </w:pPr>
-    </w:lvl>
-    <w:lvl w:ilvl="8" w:tplc="FFFFFFFF" w:tentative="1">
-      <w:start w:val="1"/>
-      <w:numFmt w:val="lowerRoman"/>
-      <w:lvlText w:val="%9."/>
-      <w:lvlJc w:val="right"/>
-      <w:pPr>
-        <w:ind w:left="7898" w:hanging="180"/>
-      </w:pPr>
-    </w:lvl>
-  </w:abstractNum>
-  <w:abstractNum w:abstractNumId="20" w15:restartNumberingAfterBreak="0">
-    <w:nsid w:val="35195081"/>
-    <w:multiLevelType w:val="hybridMultilevel"/>
-    <w:tmpl w:val="E9F4D14C"/>
-    <w:lvl w:ilvl="0" w:tplc="FFFFFFFF">
-      <w:start w:val="1"/>
-      <w:numFmt w:val="decimal"/>
-      <w:lvlText w:val="%1)"/>
-      <w:lvlJc w:val="left"/>
-      <w:pPr>
-        <w:ind w:left="1647" w:hanging="360"/>
-      </w:pPr>
-    </w:lvl>
-    <w:lvl w:ilvl="1" w:tplc="FFFFFFFF" w:tentative="1">
-      <w:start w:val="1"/>
-      <w:numFmt w:val="lowerLetter"/>
-      <w:lvlText w:val="%2."/>
-      <w:lvlJc w:val="left"/>
-      <w:pPr>
-        <w:ind w:left="2367" w:hanging="360"/>
-      </w:pPr>
-    </w:lvl>
-    <w:lvl w:ilvl="2" w:tplc="FFFFFFFF" w:tentative="1">
-      <w:start w:val="1"/>
-      <w:numFmt w:val="lowerRoman"/>
-      <w:lvlText w:val="%3."/>
-      <w:lvlJc w:val="right"/>
-      <w:pPr>
-        <w:ind w:left="3087" w:hanging="180"/>
-      </w:pPr>
-    </w:lvl>
-    <w:lvl w:ilvl="3" w:tplc="FFFFFFFF" w:tentative="1">
-      <w:start w:val="1"/>
-      <w:numFmt w:val="decimal"/>
-      <w:lvlText w:val="%4."/>
-      <w:lvlJc w:val="left"/>
-      <w:pPr>
-        <w:ind w:left="3807" w:hanging="360"/>
-      </w:pPr>
-    </w:lvl>
-    <w:lvl w:ilvl="4" w:tplc="FFFFFFFF" w:tentative="1">
-      <w:start w:val="1"/>
-      <w:numFmt w:val="lowerLetter"/>
-      <w:lvlText w:val="%5."/>
-      <w:lvlJc w:val="left"/>
-      <w:pPr>
-        <w:ind w:left="4527" w:hanging="360"/>
-      </w:pPr>
-    </w:lvl>
-    <w:lvl w:ilvl="5" w:tplc="FFFFFFFF" w:tentative="1">
-      <w:start w:val="1"/>
-      <w:numFmt w:val="lowerRoman"/>
-      <w:lvlText w:val="%6."/>
-      <w:lvlJc w:val="right"/>
-      <w:pPr>
-        <w:ind w:left="5247" w:hanging="180"/>
-      </w:pPr>
-    </w:lvl>
-    <w:lvl w:ilvl="6" w:tplc="FFFFFFFF" w:tentative="1">
-      <w:start w:val="1"/>
-      <w:numFmt w:val="decimal"/>
-      <w:lvlText w:val="%7."/>
-      <w:lvlJc w:val="left"/>
-      <w:pPr>
-        <w:ind w:left="5967" w:hanging="360"/>
-      </w:pPr>
-    </w:lvl>
-    <w:lvl w:ilvl="7" w:tplc="FFFFFFFF" w:tentative="1">
-      <w:start w:val="1"/>
-      <w:numFmt w:val="lowerLetter"/>
-      <w:lvlText w:val="%8."/>
-      <w:lvlJc w:val="left"/>
-      <w:pPr>
-        <w:ind w:left="6687" w:hanging="360"/>
-      </w:pPr>
-    </w:lvl>
-    <w:lvl w:ilvl="8" w:tplc="FFFFFFFF" w:tentative="1">
-      <w:start w:val="1"/>
-      <w:numFmt w:val="lowerRoman"/>
-      <w:lvlText w:val="%9."/>
-      <w:lvlJc w:val="right"/>
-      <w:pPr>
-        <w:ind w:left="7407" w:hanging="180"/>
-      </w:pPr>
-    </w:lvl>
-  </w:abstractNum>
-  <w:abstractNum w:abstractNumId="21" w15:restartNumberingAfterBreak="0">
-    <w:nsid w:val="392A44FB"/>
-    <w:multiLevelType w:val="hybridMultilevel"/>
-    <w:tmpl w:val="40881902"/>
-    <w:lvl w:ilvl="0" w:tplc="04210011">
-      <w:start w:val="1"/>
-      <w:numFmt w:val="decimal"/>
-      <w:lvlText w:val="%1)"/>
-      <w:lvlJc w:val="left"/>
-      <w:pPr>
-        <w:ind w:left="2138" w:hanging="360"/>
-      </w:pPr>
-    </w:lvl>
-    <w:lvl w:ilvl="1" w:tplc="04210019" w:tentative="1">
-      <w:start w:val="1"/>
-      <w:numFmt w:val="lowerLetter"/>
-      <w:lvlText w:val="%2."/>
-      <w:lvlJc w:val="left"/>
-      <w:pPr>
-        <w:ind w:left="2858" w:hanging="360"/>
-      </w:pPr>
-    </w:lvl>
-    <w:lvl w:ilvl="2" w:tplc="0421001B" w:tentative="1">
-      <w:start w:val="1"/>
-      <w:numFmt w:val="lowerRoman"/>
-      <w:lvlText w:val="%3."/>
-      <w:lvlJc w:val="right"/>
-      <w:pPr>
-        <w:ind w:left="3578" w:hanging="180"/>
-      </w:pPr>
-    </w:lvl>
-    <w:lvl w:ilvl="3" w:tplc="0421000F" w:tentative="1">
-      <w:start w:val="1"/>
-      <w:numFmt w:val="decimal"/>
-      <w:lvlText w:val="%4."/>
-      <w:lvlJc w:val="left"/>
-      <w:pPr>
-        <w:ind w:left="4298" w:hanging="360"/>
-      </w:pPr>
-    </w:lvl>
-    <w:lvl w:ilvl="4" w:tplc="04210019" w:tentative="1">
-      <w:start w:val="1"/>
-      <w:numFmt w:val="lowerLetter"/>
-      <w:lvlText w:val="%5."/>
-      <w:lvlJc w:val="left"/>
-      <w:pPr>
-        <w:ind w:left="5018" w:hanging="360"/>
-      </w:pPr>
-    </w:lvl>
-    <w:lvl w:ilvl="5" w:tplc="0421001B" w:tentative="1">
-      <w:start w:val="1"/>
-      <w:numFmt w:val="lowerRoman"/>
-      <w:lvlText w:val="%6."/>
-      <w:lvlJc w:val="right"/>
-      <w:pPr>
-        <w:ind w:left="5738" w:hanging="180"/>
-      </w:pPr>
-    </w:lvl>
-    <w:lvl w:ilvl="6" w:tplc="0421000F" w:tentative="1">
-      <w:start w:val="1"/>
-      <w:numFmt w:val="decimal"/>
-      <w:lvlText w:val="%7."/>
-      <w:lvlJc w:val="left"/>
-      <w:pPr>
-        <w:ind w:left="6458" w:hanging="360"/>
-      </w:pPr>
-    </w:lvl>
-    <w:lvl w:ilvl="7" w:tplc="04210019" w:tentative="1">
-      <w:start w:val="1"/>
-      <w:numFmt w:val="lowerLetter"/>
-      <w:lvlText w:val="%8."/>
-      <w:lvlJc w:val="left"/>
-      <w:pPr>
-        <w:ind w:left="7178" w:hanging="360"/>
-      </w:pPr>
-    </w:lvl>
-    <w:lvl w:ilvl="8" w:tplc="0421001B" w:tentative="1">
-      <w:start w:val="1"/>
-      <w:numFmt w:val="lowerRoman"/>
-      <w:lvlText w:val="%9."/>
-      <w:lvlJc w:val="right"/>
-      <w:pPr>
-        <w:ind w:left="7898" w:hanging="180"/>
-      </w:pPr>
-    </w:lvl>
-  </w:abstractNum>
-  <w:abstractNum w:abstractNumId="22" w15:restartNumberingAfterBreak="0">
-    <w:nsid w:val="39621A53"/>
-    <w:multiLevelType w:val="hybridMultilevel"/>
-    <w:tmpl w:val="9DD812A6"/>
-    <w:lvl w:ilvl="0" w:tplc="04210019">
-      <w:start w:val="1"/>
-      <w:numFmt w:val="lowerLetter"/>
-      <w:lvlText w:val="%1."/>
-      <w:lvlJc w:val="left"/>
-      <w:pPr>
-        <w:ind w:left="720" w:hanging="360"/>
-      </w:pPr>
-    </w:lvl>
-    <w:lvl w:ilvl="1" w:tplc="38090019" w:tentative="1">
-      <w:start w:val="1"/>
-      <w:numFmt w:val="lowerLetter"/>
-      <w:lvlText w:val="%2."/>
-      <w:lvlJc w:val="left"/>
-      <w:pPr>
-        <w:ind w:left="1440" w:hanging="360"/>
-      </w:pPr>
-    </w:lvl>
-    <w:lvl w:ilvl="2" w:tplc="3809001B" w:tentative="1">
-      <w:start w:val="1"/>
-      <w:numFmt w:val="lowerRoman"/>
-      <w:lvlText w:val="%3."/>
-      <w:lvlJc w:val="right"/>
-      <w:pPr>
-        <w:ind w:left="2160" w:hanging="180"/>
-      </w:pPr>
-    </w:lvl>
-    <w:lvl w:ilvl="3" w:tplc="3809000F" w:tentative="1">
-      <w:start w:val="1"/>
-      <w:numFmt w:val="decimal"/>
-      <w:lvlText w:val="%4."/>
-      <w:lvlJc w:val="left"/>
-      <w:pPr>
-        <w:ind w:left="2880" w:hanging="360"/>
-      </w:pPr>
-    </w:lvl>
-    <w:lvl w:ilvl="4" w:tplc="38090019" w:tentative="1">
-      <w:start w:val="1"/>
-      <w:numFmt w:val="lowerLetter"/>
-      <w:lvlText w:val="%5."/>
-      <w:lvlJc w:val="left"/>
-      <w:pPr>
-        <w:ind w:left="3600" w:hanging="360"/>
-      </w:pPr>
-    </w:lvl>
-    <w:lvl w:ilvl="5" w:tplc="3809001B" w:tentative="1">
-      <w:start w:val="1"/>
-      <w:numFmt w:val="lowerRoman"/>
-      <w:lvlText w:val="%6."/>
-      <w:lvlJc w:val="right"/>
-      <w:pPr>
-        <w:ind w:left="4320" w:hanging="180"/>
-      </w:pPr>
-    </w:lvl>
-    <w:lvl w:ilvl="6" w:tplc="3809000F" w:tentative="1">
-      <w:start w:val="1"/>
-      <w:numFmt w:val="decimal"/>
-      <w:lvlText w:val="%7."/>
-      <w:lvlJc w:val="left"/>
-      <w:pPr>
-        <w:ind w:left="5040" w:hanging="360"/>
-      </w:pPr>
-    </w:lvl>
-    <w:lvl w:ilvl="7" w:tplc="38090019" w:tentative="1">
-      <w:start w:val="1"/>
-      <w:numFmt w:val="lowerLetter"/>
-      <w:lvlText w:val="%8."/>
-      <w:lvlJc w:val="left"/>
-      <w:pPr>
-        <w:ind w:left="5760" w:hanging="360"/>
-      </w:pPr>
-    </w:lvl>
-    <w:lvl w:ilvl="8" w:tplc="3809001B" w:tentative="1">
-      <w:start w:val="1"/>
-      <w:numFmt w:val="lowerRoman"/>
-      <w:lvlText w:val="%9."/>
-      <w:lvlJc w:val="right"/>
-      <w:pPr>
-        <w:ind w:left="6480" w:hanging="180"/>
-      </w:pPr>
-    </w:lvl>
-  </w:abstractNum>
-  <w:abstractNum w:abstractNumId="23" w15:restartNumberingAfterBreak="0">
-    <w:nsid w:val="429045F6"/>
-    <w:multiLevelType w:val="hybridMultilevel"/>
-    <w:tmpl w:val="830492DC"/>
-    <w:lvl w:ilvl="0" w:tplc="192AD676">
-      <w:start w:val="2"/>
-      <w:numFmt w:val="lowerLetter"/>
-      <w:lvlText w:val="%1."/>
-      <w:lvlJc w:val="left"/>
-      <w:pPr>
-        <w:ind w:left="720" w:hanging="360"/>
-      </w:pPr>
-      <w:rPr>
-        <w:rFonts w:hint="default"/>
-      </w:rPr>
-    </w:lvl>
-    <w:lvl w:ilvl="1" w:tplc="04210019" w:tentative="1">
-      <w:start w:val="1"/>
-      <w:numFmt w:val="lowerLetter"/>
-      <w:lvlText w:val="%2."/>
-      <w:lvlJc w:val="left"/>
-      <w:pPr>
-        <w:ind w:left="1440" w:hanging="360"/>
-      </w:pPr>
-    </w:lvl>
-    <w:lvl w:ilvl="2" w:tplc="0421001B" w:tentative="1">
-      <w:start w:val="1"/>
-      <w:numFmt w:val="lowerRoman"/>
-      <w:lvlText w:val="%3."/>
-      <w:lvlJc w:val="right"/>
-      <w:pPr>
-        <w:ind w:left="2160" w:hanging="180"/>
-      </w:pPr>
-    </w:lvl>
-    <w:lvl w:ilvl="3" w:tplc="0421000F" w:tentative="1">
-      <w:start w:val="1"/>
-      <w:numFmt w:val="decimal"/>
-      <w:lvlText w:val="%4."/>
-      <w:lvlJc w:val="left"/>
-      <w:pPr>
-        <w:ind w:left="2880" w:hanging="360"/>
-      </w:pPr>
-    </w:lvl>
-    <w:lvl w:ilvl="4" w:tplc="04210019" w:tentative="1">
-      <w:start w:val="1"/>
-      <w:numFmt w:val="lowerLetter"/>
-      <w:lvlText w:val="%5."/>
-      <w:lvlJc w:val="left"/>
-      <w:pPr>
-        <w:ind w:left="3600" w:hanging="360"/>
-      </w:pPr>
-    </w:lvl>
-    <w:lvl w:ilvl="5" w:tplc="0421001B" w:tentative="1">
-      <w:start w:val="1"/>
-      <w:numFmt w:val="lowerRoman"/>
-      <w:lvlText w:val="%6."/>
-      <w:lvlJc w:val="right"/>
-      <w:pPr>
-        <w:ind w:left="4320" w:hanging="180"/>
-      </w:pPr>
-    </w:lvl>
-    <w:lvl w:ilvl="6" w:tplc="0421000F" w:tentative="1">
-      <w:start w:val="1"/>
-      <w:numFmt w:val="decimal"/>
-      <w:lvlText w:val="%7."/>
-      <w:lvlJc w:val="left"/>
-      <w:pPr>
-        <w:ind w:left="5040" w:hanging="360"/>
-      </w:pPr>
-    </w:lvl>
-    <w:lvl w:ilvl="7" w:tplc="04210019" w:tentative="1">
-      <w:start w:val="1"/>
-      <w:numFmt w:val="lowerLetter"/>
-      <w:lvlText w:val="%8."/>
-      <w:lvlJc w:val="left"/>
-      <w:pPr>
-        <w:ind w:left="5760" w:hanging="360"/>
-      </w:pPr>
-    </w:lvl>
-    <w:lvl w:ilvl="8" w:tplc="0421001B" w:tentative="1">
-      <w:start w:val="1"/>
-      <w:numFmt w:val="lowerRoman"/>
-      <w:lvlText w:val="%9."/>
-      <w:lvlJc w:val="right"/>
-      <w:pPr>
-        <w:ind w:left="6480" w:hanging="180"/>
-      </w:pPr>
-    </w:lvl>
-  </w:abstractNum>
-  <w:abstractNum w:abstractNumId="24" w15:restartNumberingAfterBreak="0">
-    <w:nsid w:val="43264632"/>
-    <w:multiLevelType w:val="hybridMultilevel"/>
-    <w:tmpl w:val="6024DEE4"/>
-    <w:lvl w:ilvl="0" w:tplc="38090019">
-      <w:start w:val="1"/>
-      <w:numFmt w:val="lowerLetter"/>
-      <w:lvlText w:val="%1."/>
-      <w:lvlJc w:val="left"/>
-      <w:pPr>
-        <w:ind w:left="1440" w:hanging="360"/>
-      </w:pPr>
-    </w:lvl>
-    <w:lvl w:ilvl="1" w:tplc="04210019" w:tentative="1">
-      <w:start w:val="1"/>
-      <w:numFmt w:val="lowerLetter"/>
-      <w:lvlText w:val="%2."/>
-      <w:lvlJc w:val="left"/>
-      <w:pPr>
-        <w:ind w:left="2160" w:hanging="360"/>
-      </w:pPr>
-    </w:lvl>
-    <w:lvl w:ilvl="2" w:tplc="0421001B" w:tentative="1">
-      <w:start w:val="1"/>
-      <w:numFmt w:val="lowerRoman"/>
-      <w:lvlText w:val="%3."/>
-      <w:lvlJc w:val="right"/>
-      <w:pPr>
-        <w:ind w:left="2880" w:hanging="180"/>
-      </w:pPr>
-    </w:lvl>
-    <w:lvl w:ilvl="3" w:tplc="0421000F" w:tentative="1">
-      <w:start w:val="1"/>
-      <w:numFmt w:val="decimal"/>
-      <w:lvlText w:val="%4."/>
-      <w:lvlJc w:val="left"/>
-      <w:pPr>
-        <w:ind w:left="3600" w:hanging="360"/>
-      </w:pPr>
-    </w:lvl>
-    <w:lvl w:ilvl="4" w:tplc="04210019" w:tentative="1">
-      <w:start w:val="1"/>
-      <w:numFmt w:val="lowerLetter"/>
-      <w:lvlText w:val="%5."/>
-      <w:lvlJc w:val="left"/>
-      <w:pPr>
-        <w:ind w:left="4320" w:hanging="360"/>
-      </w:pPr>
-    </w:lvl>
-    <w:lvl w:ilvl="5" w:tplc="0421001B" w:tentative="1">
-      <w:start w:val="1"/>
-      <w:numFmt w:val="lowerRoman"/>
-      <w:lvlText w:val="%6."/>
-      <w:lvlJc w:val="right"/>
-      <w:pPr>
-        <w:ind w:left="5040" w:hanging="180"/>
-      </w:pPr>
-    </w:lvl>
-    <w:lvl w:ilvl="6" w:tplc="0421000F" w:tentative="1">
-      <w:start w:val="1"/>
-      <w:numFmt w:val="decimal"/>
-      <w:lvlText w:val="%7."/>
-      <w:lvlJc w:val="left"/>
-      <w:pPr>
-        <w:ind w:left="5760" w:hanging="360"/>
-      </w:pPr>
-    </w:lvl>
-    <w:lvl w:ilvl="7" w:tplc="04210019" w:tentative="1">
-      <w:start w:val="1"/>
-      <w:numFmt w:val="lowerLetter"/>
-      <w:lvlText w:val="%8."/>
-      <w:lvlJc w:val="left"/>
-      <w:pPr>
-        <w:ind w:left="6480" w:hanging="360"/>
-      </w:pPr>
-    </w:lvl>
-    <w:lvl w:ilvl="8" w:tplc="0421001B" w:tentative="1">
-      <w:start w:val="1"/>
-      <w:numFmt w:val="lowerRoman"/>
-      <w:lvlText w:val="%9."/>
-      <w:lvlJc w:val="right"/>
-      <w:pPr>
-        <w:ind w:left="7200" w:hanging="180"/>
-      </w:pPr>
-    </w:lvl>
-  </w:abstractNum>
-  <w:abstractNum w:abstractNumId="25" w15:restartNumberingAfterBreak="0">
-    <w:nsid w:val="43DC18BA"/>
-    <w:multiLevelType w:val="hybridMultilevel"/>
-    <w:tmpl w:val="BF328C5A"/>
-    <w:lvl w:ilvl="0" w:tplc="04210011">
-      <w:start w:val="1"/>
-      <w:numFmt w:val="decimal"/>
-      <w:lvlText w:val="%1)"/>
-      <w:lvlJc w:val="left"/>
-      <w:pPr>
-        <w:ind w:left="2858" w:hanging="360"/>
-      </w:pPr>
-      <w:rPr>
-        <w:rFonts w:hint="default"/>
-      </w:rPr>
-    </w:lvl>
-    <w:lvl w:ilvl="1" w:tplc="04210019" w:tentative="1">
-      <w:start w:val="1"/>
-      <w:numFmt w:val="lowerLetter"/>
-      <w:lvlText w:val="%2."/>
-      <w:lvlJc w:val="left"/>
-      <w:pPr>
-        <w:ind w:left="3578" w:hanging="360"/>
-      </w:pPr>
-    </w:lvl>
-    <w:lvl w:ilvl="2" w:tplc="0421001B" w:tentative="1">
-      <w:start w:val="1"/>
-      <w:numFmt w:val="lowerRoman"/>
-      <w:lvlText w:val="%3."/>
-      <w:lvlJc w:val="right"/>
-      <w:pPr>
-        <w:ind w:left="4298" w:hanging="180"/>
-      </w:pPr>
-    </w:lvl>
-    <w:lvl w:ilvl="3" w:tplc="0421000F" w:tentative="1">
-      <w:start w:val="1"/>
-      <w:numFmt w:val="decimal"/>
-      <w:lvlText w:val="%4."/>
-      <w:lvlJc w:val="left"/>
-      <w:pPr>
-        <w:ind w:left="5018" w:hanging="360"/>
-      </w:pPr>
-    </w:lvl>
-    <w:lvl w:ilvl="4" w:tplc="04210019" w:tentative="1">
-      <w:start w:val="1"/>
-      <w:numFmt w:val="lowerLetter"/>
-      <w:lvlText w:val="%5."/>
-      <w:lvlJc w:val="left"/>
-      <w:pPr>
-        <w:ind w:left="5738" w:hanging="360"/>
-      </w:pPr>
-    </w:lvl>
-    <w:lvl w:ilvl="5" w:tplc="0421001B" w:tentative="1">
-      <w:start w:val="1"/>
-      <w:numFmt w:val="lowerRoman"/>
-      <w:lvlText w:val="%6."/>
-      <w:lvlJc w:val="right"/>
-      <w:pPr>
-        <w:ind w:left="6458" w:hanging="180"/>
-      </w:pPr>
-    </w:lvl>
-    <w:lvl w:ilvl="6" w:tplc="0421000F" w:tentative="1">
-      <w:start w:val="1"/>
-      <w:numFmt w:val="decimal"/>
-      <w:lvlText w:val="%7."/>
-      <w:lvlJc w:val="left"/>
-      <w:pPr>
-        <w:ind w:left="7178" w:hanging="360"/>
-      </w:pPr>
-    </w:lvl>
-    <w:lvl w:ilvl="7" w:tplc="04210019" w:tentative="1">
-      <w:start w:val="1"/>
-      <w:numFmt w:val="lowerLetter"/>
-      <w:lvlText w:val="%8."/>
-      <w:lvlJc w:val="left"/>
-      <w:pPr>
-        <w:ind w:left="7898" w:hanging="360"/>
-      </w:pPr>
-    </w:lvl>
-    <w:lvl w:ilvl="8" w:tplc="0421001B" w:tentative="1">
-      <w:start w:val="1"/>
-      <w:numFmt w:val="lowerRoman"/>
-      <w:lvlText w:val="%9."/>
-      <w:lvlJc w:val="right"/>
-      <w:pPr>
-        <w:ind w:left="8618" w:hanging="180"/>
-      </w:pPr>
-    </w:lvl>
-  </w:abstractNum>
-  <w:abstractNum w:abstractNumId="26" w15:restartNumberingAfterBreak="0">
-    <w:nsid w:val="48F3537A"/>
-    <w:multiLevelType w:val="hybridMultilevel"/>
-    <w:tmpl w:val="8AF2D8B8"/>
-    <w:lvl w:ilvl="0" w:tplc="38090019">
-      <w:start w:val="1"/>
-      <w:numFmt w:val="lowerLetter"/>
-      <w:lvlText w:val="%1."/>
-      <w:lvlJc w:val="left"/>
-      <w:pPr>
-        <w:ind w:left="1778" w:hanging="360"/>
-      </w:pPr>
-      <w:rPr>
-        <w:rFonts w:hint="default"/>
-      </w:rPr>
-    </w:lvl>
-    <w:lvl w:ilvl="1" w:tplc="38090019" w:tentative="1">
-      <w:start w:val="1"/>
-      <w:numFmt w:val="lowerLetter"/>
-      <w:lvlText w:val="%2."/>
-      <w:lvlJc w:val="left"/>
-      <w:pPr>
-        <w:ind w:left="2498" w:hanging="360"/>
-      </w:pPr>
-    </w:lvl>
-    <w:lvl w:ilvl="2" w:tplc="3809001B" w:tentative="1">
-      <w:start w:val="1"/>
-      <w:numFmt w:val="lowerRoman"/>
-      <w:lvlText w:val="%3."/>
-      <w:lvlJc w:val="right"/>
-      <w:pPr>
-        <w:ind w:left="3218" w:hanging="180"/>
-      </w:pPr>
-    </w:lvl>
-    <w:lvl w:ilvl="3" w:tplc="3809000F" w:tentative="1">
-      <w:start w:val="1"/>
-      <w:numFmt w:val="decimal"/>
-      <w:lvlText w:val="%4."/>
-      <w:lvlJc w:val="left"/>
-      <w:pPr>
-        <w:ind w:left="3938" w:hanging="360"/>
-      </w:pPr>
-    </w:lvl>
-    <w:lvl w:ilvl="4" w:tplc="38090019" w:tentative="1">
-      <w:start w:val="1"/>
-      <w:numFmt w:val="lowerLetter"/>
-      <w:lvlText w:val="%5."/>
-      <w:lvlJc w:val="left"/>
-      <w:pPr>
-        <w:ind w:left="4658" w:hanging="360"/>
-      </w:pPr>
-    </w:lvl>
-    <w:lvl w:ilvl="5" w:tplc="3809001B" w:tentative="1">
-      <w:start w:val="1"/>
-      <w:numFmt w:val="lowerRoman"/>
-      <w:lvlText w:val="%6."/>
-      <w:lvlJc w:val="right"/>
-      <w:pPr>
-        <w:ind w:left="5378" w:hanging="180"/>
-      </w:pPr>
-    </w:lvl>
-    <w:lvl w:ilvl="6" w:tplc="3809000F" w:tentative="1">
-      <w:start w:val="1"/>
-      <w:numFmt w:val="decimal"/>
-      <w:lvlText w:val="%7."/>
-      <w:lvlJc w:val="left"/>
-      <w:pPr>
-        <w:ind w:left="6098" w:hanging="360"/>
-      </w:pPr>
-    </w:lvl>
-    <w:lvl w:ilvl="7" w:tplc="38090019" w:tentative="1">
-      <w:start w:val="1"/>
-      <w:numFmt w:val="lowerLetter"/>
-      <w:lvlText w:val="%8."/>
-      <w:lvlJc w:val="left"/>
-      <w:pPr>
-        <w:ind w:left="6818" w:hanging="360"/>
-      </w:pPr>
-    </w:lvl>
-    <w:lvl w:ilvl="8" w:tplc="3809001B" w:tentative="1">
-      <w:start w:val="1"/>
-      <w:numFmt w:val="lowerRoman"/>
-      <w:lvlText w:val="%9."/>
-      <w:lvlJc w:val="right"/>
-      <w:pPr>
-        <w:ind w:left="7538" w:hanging="180"/>
-      </w:pPr>
-    </w:lvl>
-  </w:abstractNum>
-  <w:abstractNum w:abstractNumId="27" w15:restartNumberingAfterBreak="0">
     <w:nsid w:val="4BE857CB"/>
     <w:multiLevelType w:val="multilevel"/>
     <w:tmpl w:val="7D5832BE"/>
@@ -54908,7 +54145,7 @@
       </w:rPr>
     </w:lvl>
   </w:abstractNum>
-  <w:abstractNum w:abstractNumId="28" w15:restartNumberingAfterBreak="0">
+  <w:abstractNum w:abstractNumId="20" w15:restartNumberingAfterBreak="0">
     <w:nsid w:val="4CEB07F1"/>
     <w:multiLevelType w:val="hybridMultilevel"/>
     <w:tmpl w:val="22B4AC2C"/>
@@ -54994,7 +54231,7 @@
       </w:pPr>
     </w:lvl>
   </w:abstractNum>
-  <w:abstractNum w:abstractNumId="29" w15:restartNumberingAfterBreak="0">
+  <w:abstractNum w:abstractNumId="21" w15:restartNumberingAfterBreak="0">
     <w:nsid w:val="505E71EC"/>
     <w:multiLevelType w:val="hybridMultilevel"/>
     <w:tmpl w:val="6240CA7E"/>
@@ -55080,93 +54317,7 @@
       </w:pPr>
     </w:lvl>
   </w:abstractNum>
-  <w:abstractNum w:abstractNumId="30" w15:restartNumberingAfterBreak="0">
-    <w:nsid w:val="5081351B"/>
-    <w:multiLevelType w:val="hybridMultilevel"/>
-    <w:tmpl w:val="F934D9D2"/>
-    <w:lvl w:ilvl="0" w:tplc="04210011">
-      <w:start w:val="1"/>
-      <w:numFmt w:val="decimal"/>
-      <w:lvlText w:val="%1)"/>
-      <w:lvlJc w:val="left"/>
-      <w:pPr>
-        <w:ind w:left="2421" w:hanging="360"/>
-      </w:pPr>
-    </w:lvl>
-    <w:lvl w:ilvl="1" w:tplc="04210019" w:tentative="1">
-      <w:start w:val="1"/>
-      <w:numFmt w:val="lowerLetter"/>
-      <w:lvlText w:val="%2."/>
-      <w:lvlJc w:val="left"/>
-      <w:pPr>
-        <w:ind w:left="3141" w:hanging="360"/>
-      </w:pPr>
-    </w:lvl>
-    <w:lvl w:ilvl="2" w:tplc="0421001B" w:tentative="1">
-      <w:start w:val="1"/>
-      <w:numFmt w:val="lowerRoman"/>
-      <w:lvlText w:val="%3."/>
-      <w:lvlJc w:val="right"/>
-      <w:pPr>
-        <w:ind w:left="3861" w:hanging="180"/>
-      </w:pPr>
-    </w:lvl>
-    <w:lvl w:ilvl="3" w:tplc="0421000F" w:tentative="1">
-      <w:start w:val="1"/>
-      <w:numFmt w:val="decimal"/>
-      <w:lvlText w:val="%4."/>
-      <w:lvlJc w:val="left"/>
-      <w:pPr>
-        <w:ind w:left="4581" w:hanging="360"/>
-      </w:pPr>
-    </w:lvl>
-    <w:lvl w:ilvl="4" w:tplc="04210019" w:tentative="1">
-      <w:start w:val="1"/>
-      <w:numFmt w:val="lowerLetter"/>
-      <w:lvlText w:val="%5."/>
-      <w:lvlJc w:val="left"/>
-      <w:pPr>
-        <w:ind w:left="5301" w:hanging="360"/>
-      </w:pPr>
-    </w:lvl>
-    <w:lvl w:ilvl="5" w:tplc="0421001B" w:tentative="1">
-      <w:start w:val="1"/>
-      <w:numFmt w:val="lowerRoman"/>
-      <w:lvlText w:val="%6."/>
-      <w:lvlJc w:val="right"/>
-      <w:pPr>
-        <w:ind w:left="6021" w:hanging="180"/>
-      </w:pPr>
-    </w:lvl>
-    <w:lvl w:ilvl="6" w:tplc="0421000F" w:tentative="1">
-      <w:start w:val="1"/>
-      <w:numFmt w:val="decimal"/>
-      <w:lvlText w:val="%7."/>
-      <w:lvlJc w:val="left"/>
-      <w:pPr>
-        <w:ind w:left="6741" w:hanging="360"/>
-      </w:pPr>
-    </w:lvl>
-    <w:lvl w:ilvl="7" w:tplc="04210019" w:tentative="1">
-      <w:start w:val="1"/>
-      <w:numFmt w:val="lowerLetter"/>
-      <w:lvlText w:val="%8."/>
-      <w:lvlJc w:val="left"/>
-      <w:pPr>
-        <w:ind w:left="7461" w:hanging="360"/>
-      </w:pPr>
-    </w:lvl>
-    <w:lvl w:ilvl="8" w:tplc="0421001B" w:tentative="1">
-      <w:start w:val="1"/>
-      <w:numFmt w:val="lowerRoman"/>
-      <w:lvlText w:val="%9."/>
-      <w:lvlJc w:val="right"/>
-      <w:pPr>
-        <w:ind w:left="8181" w:hanging="180"/>
-      </w:pPr>
-    </w:lvl>
-  </w:abstractNum>
-  <w:abstractNum w:abstractNumId="31" w15:restartNumberingAfterBreak="0">
+  <w:abstractNum w:abstractNumId="22" w15:restartNumberingAfterBreak="0">
     <w:nsid w:val="52455BA3"/>
     <w:multiLevelType w:val="hybridMultilevel"/>
     <w:tmpl w:val="90A22AD2"/>
@@ -55252,7 +54403,7 @@
       </w:pPr>
     </w:lvl>
   </w:abstractNum>
-  <w:abstractNum w:abstractNumId="32" w15:restartNumberingAfterBreak="0">
+  <w:abstractNum w:abstractNumId="23" w15:restartNumberingAfterBreak="0">
     <w:nsid w:val="54131665"/>
     <w:multiLevelType w:val="hybridMultilevel"/>
     <w:tmpl w:val="7242B990"/>
@@ -55338,17 +54489,290 @@
       </w:pPr>
     </w:lvl>
   </w:abstractNum>
-  <w:abstractNum w:abstractNumId="33" w15:restartNumberingAfterBreak="0">
-    <w:nsid w:val="59D5040E"/>
+  <w:abstractNum w:abstractNumId="24" w15:restartNumberingAfterBreak="0">
+    <w:nsid w:val="5A8A2B2D"/>
     <w:multiLevelType w:val="hybridMultilevel"/>
-    <w:tmpl w:val="60CC0480"/>
-    <w:lvl w:ilvl="0" w:tplc="04210011">
+    <w:tmpl w:val="C32CEA58"/>
+    <w:lvl w:ilvl="0" w:tplc="FFFFFFFF">
       <w:start w:val="1"/>
       <w:numFmt w:val="decimal"/>
       <w:lvlText w:val="%1)"/>
       <w:lvlJc w:val="left"/>
       <w:pPr>
-        <w:ind w:left="1353" w:hanging="360"/>
+        <w:ind w:left="2138" w:hanging="360"/>
+      </w:pPr>
+      <w:rPr>
+        <w:rFonts w:hint="default"/>
+      </w:rPr>
+    </w:lvl>
+    <w:lvl w:ilvl="1" w:tplc="FFFFFFFF" w:tentative="1">
+      <w:start w:val="1"/>
+      <w:numFmt w:val="lowerLetter"/>
+      <w:lvlText w:val="%2."/>
+      <w:lvlJc w:val="left"/>
+      <w:pPr>
+        <w:ind w:left="2858" w:hanging="360"/>
+      </w:pPr>
+    </w:lvl>
+    <w:lvl w:ilvl="2" w:tplc="FFFFFFFF" w:tentative="1">
+      <w:start w:val="1"/>
+      <w:numFmt w:val="lowerRoman"/>
+      <w:lvlText w:val="%3."/>
+      <w:lvlJc w:val="right"/>
+      <w:pPr>
+        <w:ind w:left="3578" w:hanging="180"/>
+      </w:pPr>
+    </w:lvl>
+    <w:lvl w:ilvl="3" w:tplc="FFFFFFFF" w:tentative="1">
+      <w:start w:val="1"/>
+      <w:numFmt w:val="decimal"/>
+      <w:lvlText w:val="%4."/>
+      <w:lvlJc w:val="left"/>
+      <w:pPr>
+        <w:ind w:left="4298" w:hanging="360"/>
+      </w:pPr>
+    </w:lvl>
+    <w:lvl w:ilvl="4" w:tplc="FFFFFFFF" w:tentative="1">
+      <w:start w:val="1"/>
+      <w:numFmt w:val="lowerLetter"/>
+      <w:lvlText w:val="%5."/>
+      <w:lvlJc w:val="left"/>
+      <w:pPr>
+        <w:ind w:left="5018" w:hanging="360"/>
+      </w:pPr>
+    </w:lvl>
+    <w:lvl w:ilvl="5" w:tplc="FFFFFFFF" w:tentative="1">
+      <w:start w:val="1"/>
+      <w:numFmt w:val="lowerRoman"/>
+      <w:lvlText w:val="%6."/>
+      <w:lvlJc w:val="right"/>
+      <w:pPr>
+        <w:ind w:left="5738" w:hanging="180"/>
+      </w:pPr>
+    </w:lvl>
+    <w:lvl w:ilvl="6" w:tplc="FFFFFFFF" w:tentative="1">
+      <w:start w:val="1"/>
+      <w:numFmt w:val="decimal"/>
+      <w:lvlText w:val="%7."/>
+      <w:lvlJc w:val="left"/>
+      <w:pPr>
+        <w:ind w:left="6458" w:hanging="360"/>
+      </w:pPr>
+    </w:lvl>
+    <w:lvl w:ilvl="7" w:tplc="FFFFFFFF" w:tentative="1">
+      <w:start w:val="1"/>
+      <w:numFmt w:val="lowerLetter"/>
+      <w:lvlText w:val="%8."/>
+      <w:lvlJc w:val="left"/>
+      <w:pPr>
+        <w:ind w:left="7178" w:hanging="360"/>
+      </w:pPr>
+    </w:lvl>
+    <w:lvl w:ilvl="8" w:tplc="FFFFFFFF" w:tentative="1">
+      <w:start w:val="1"/>
+      <w:numFmt w:val="lowerRoman"/>
+      <w:lvlText w:val="%9."/>
+      <w:lvlJc w:val="right"/>
+      <w:pPr>
+        <w:ind w:left="7898" w:hanging="180"/>
+      </w:pPr>
+    </w:lvl>
+  </w:abstractNum>
+  <w:abstractNum w:abstractNumId="25" w15:restartNumberingAfterBreak="0">
+    <w:nsid w:val="5C044487"/>
+    <w:multiLevelType w:val="hybridMultilevel"/>
+    <w:tmpl w:val="B1E2D932"/>
+    <w:lvl w:ilvl="0" w:tplc="FFFFFFFF">
+      <w:start w:val="1"/>
+      <w:numFmt w:val="lowerLetter"/>
+      <w:lvlText w:val="%1."/>
+      <w:lvlJc w:val="left"/>
+      <w:pPr>
+        <w:ind w:left="1778" w:hanging="360"/>
+      </w:pPr>
+      <w:rPr>
+        <w:rFonts w:hint="default"/>
+      </w:rPr>
+    </w:lvl>
+    <w:lvl w:ilvl="1" w:tplc="FFFFFFFF">
+      <w:start w:val="1"/>
+      <w:numFmt w:val="decimal"/>
+      <w:lvlText w:val="%2)"/>
+      <w:lvlJc w:val="left"/>
+      <w:pPr>
+        <w:ind w:left="2498" w:hanging="360"/>
+      </w:pPr>
+      <w:rPr>
+        <w:rFonts w:hint="default"/>
+      </w:rPr>
+    </w:lvl>
+    <w:lvl w:ilvl="2" w:tplc="FFFFFFFF" w:tentative="1">
+      <w:start w:val="1"/>
+      <w:numFmt w:val="lowerRoman"/>
+      <w:lvlText w:val="%3."/>
+      <w:lvlJc w:val="right"/>
+      <w:pPr>
+        <w:ind w:left="3218" w:hanging="180"/>
+      </w:pPr>
+    </w:lvl>
+    <w:lvl w:ilvl="3" w:tplc="FFFFFFFF" w:tentative="1">
+      <w:start w:val="1"/>
+      <w:numFmt w:val="decimal"/>
+      <w:lvlText w:val="%4."/>
+      <w:lvlJc w:val="left"/>
+      <w:pPr>
+        <w:ind w:left="3938" w:hanging="360"/>
+      </w:pPr>
+    </w:lvl>
+    <w:lvl w:ilvl="4" w:tplc="FFFFFFFF" w:tentative="1">
+      <w:start w:val="1"/>
+      <w:numFmt w:val="lowerLetter"/>
+      <w:lvlText w:val="%5."/>
+      <w:lvlJc w:val="left"/>
+      <w:pPr>
+        <w:ind w:left="4658" w:hanging="360"/>
+      </w:pPr>
+    </w:lvl>
+    <w:lvl w:ilvl="5" w:tplc="FFFFFFFF" w:tentative="1">
+      <w:start w:val="1"/>
+      <w:numFmt w:val="lowerRoman"/>
+      <w:lvlText w:val="%6."/>
+      <w:lvlJc w:val="right"/>
+      <w:pPr>
+        <w:ind w:left="5378" w:hanging="180"/>
+      </w:pPr>
+    </w:lvl>
+    <w:lvl w:ilvl="6" w:tplc="FFFFFFFF" w:tentative="1">
+      <w:start w:val="1"/>
+      <w:numFmt w:val="decimal"/>
+      <w:lvlText w:val="%7."/>
+      <w:lvlJc w:val="left"/>
+      <w:pPr>
+        <w:ind w:left="6098" w:hanging="360"/>
+      </w:pPr>
+    </w:lvl>
+    <w:lvl w:ilvl="7" w:tplc="FFFFFFFF" w:tentative="1">
+      <w:start w:val="1"/>
+      <w:numFmt w:val="lowerLetter"/>
+      <w:lvlText w:val="%8."/>
+      <w:lvlJc w:val="left"/>
+      <w:pPr>
+        <w:ind w:left="6818" w:hanging="360"/>
+      </w:pPr>
+    </w:lvl>
+    <w:lvl w:ilvl="8" w:tplc="FFFFFFFF" w:tentative="1">
+      <w:start w:val="1"/>
+      <w:numFmt w:val="lowerRoman"/>
+      <w:lvlText w:val="%9."/>
+      <w:lvlJc w:val="right"/>
+      <w:pPr>
+        <w:ind w:left="7538" w:hanging="180"/>
+      </w:pPr>
+    </w:lvl>
+  </w:abstractNum>
+  <w:abstractNum w:abstractNumId="26" w15:restartNumberingAfterBreak="0">
+    <w:nsid w:val="5DBD58C9"/>
+    <w:multiLevelType w:val="hybridMultilevel"/>
+    <w:tmpl w:val="AB14B3BE"/>
+    <w:lvl w:ilvl="0" w:tplc="04210019">
+      <w:start w:val="1"/>
+      <w:numFmt w:val="lowerLetter"/>
+      <w:lvlText w:val="%1."/>
+      <w:lvlJc w:val="left"/>
+      <w:pPr>
+        <w:ind w:left="1778" w:hanging="360"/>
+      </w:pPr>
+      <w:rPr>
+        <w:rFonts w:hint="default"/>
+      </w:rPr>
+    </w:lvl>
+    <w:lvl w:ilvl="1" w:tplc="C654317A">
+      <w:start w:val="1"/>
+      <w:numFmt w:val="decimal"/>
+      <w:lvlText w:val="%2)"/>
+      <w:lvlJc w:val="left"/>
+      <w:pPr>
+        <w:ind w:left="2498" w:hanging="360"/>
+      </w:pPr>
+      <w:rPr>
+        <w:rFonts w:hint="default"/>
+      </w:rPr>
+    </w:lvl>
+    <w:lvl w:ilvl="2" w:tplc="0421001B" w:tentative="1">
+      <w:start w:val="1"/>
+      <w:numFmt w:val="lowerRoman"/>
+      <w:lvlText w:val="%3."/>
+      <w:lvlJc w:val="right"/>
+      <w:pPr>
+        <w:ind w:left="3218" w:hanging="180"/>
+      </w:pPr>
+    </w:lvl>
+    <w:lvl w:ilvl="3" w:tplc="0421000F" w:tentative="1">
+      <w:start w:val="1"/>
+      <w:numFmt w:val="decimal"/>
+      <w:lvlText w:val="%4."/>
+      <w:lvlJc w:val="left"/>
+      <w:pPr>
+        <w:ind w:left="3938" w:hanging="360"/>
+      </w:pPr>
+    </w:lvl>
+    <w:lvl w:ilvl="4" w:tplc="04210019" w:tentative="1">
+      <w:start w:val="1"/>
+      <w:numFmt w:val="lowerLetter"/>
+      <w:lvlText w:val="%5."/>
+      <w:lvlJc w:val="left"/>
+      <w:pPr>
+        <w:ind w:left="4658" w:hanging="360"/>
+      </w:pPr>
+    </w:lvl>
+    <w:lvl w:ilvl="5" w:tplc="0421001B" w:tentative="1">
+      <w:start w:val="1"/>
+      <w:numFmt w:val="lowerRoman"/>
+      <w:lvlText w:val="%6."/>
+      <w:lvlJc w:val="right"/>
+      <w:pPr>
+        <w:ind w:left="5378" w:hanging="180"/>
+      </w:pPr>
+    </w:lvl>
+    <w:lvl w:ilvl="6" w:tplc="0421000F" w:tentative="1">
+      <w:start w:val="1"/>
+      <w:numFmt w:val="decimal"/>
+      <w:lvlText w:val="%7."/>
+      <w:lvlJc w:val="left"/>
+      <w:pPr>
+        <w:ind w:left="6098" w:hanging="360"/>
+      </w:pPr>
+    </w:lvl>
+    <w:lvl w:ilvl="7" w:tplc="04210019" w:tentative="1">
+      <w:start w:val="1"/>
+      <w:numFmt w:val="lowerLetter"/>
+      <w:lvlText w:val="%8."/>
+      <w:lvlJc w:val="left"/>
+      <w:pPr>
+        <w:ind w:left="6818" w:hanging="360"/>
+      </w:pPr>
+    </w:lvl>
+    <w:lvl w:ilvl="8" w:tplc="0421001B" w:tentative="1">
+      <w:start w:val="1"/>
+      <w:numFmt w:val="lowerRoman"/>
+      <w:lvlText w:val="%9."/>
+      <w:lvlJc w:val="right"/>
+      <w:pPr>
+        <w:ind w:left="7538" w:hanging="180"/>
+      </w:pPr>
+    </w:lvl>
+  </w:abstractNum>
+  <w:abstractNum w:abstractNumId="27" w15:restartNumberingAfterBreak="0">
+    <w:nsid w:val="603A5AD2"/>
+    <w:multiLevelType w:val="hybridMultilevel"/>
+    <w:tmpl w:val="34840F40"/>
+    <w:lvl w:ilvl="0" w:tplc="04210019">
+      <w:start w:val="1"/>
+      <w:numFmt w:val="lowerLetter"/>
+      <w:lvlText w:val="%1."/>
+      <w:lvlJc w:val="left"/>
+      <w:pPr>
+        <w:ind w:left="1778" w:hanging="360"/>
       </w:pPr>
       <w:rPr>
         <w:rFonts w:hint="default"/>
@@ -55360,7 +54784,7 @@
       <w:lvlText w:val="%2."/>
       <w:lvlJc w:val="left"/>
       <w:pPr>
-        <w:ind w:left="2073" w:hanging="360"/>
+        <w:ind w:left="2498" w:hanging="360"/>
       </w:pPr>
     </w:lvl>
     <w:lvl w:ilvl="2" w:tplc="3809001B" w:tentative="1">
@@ -55369,7 +54793,7 @@
       <w:lvlText w:val="%3."/>
       <w:lvlJc w:val="right"/>
       <w:pPr>
-        <w:ind w:left="2793" w:hanging="180"/>
+        <w:ind w:left="3218" w:hanging="180"/>
       </w:pPr>
     </w:lvl>
     <w:lvl w:ilvl="3" w:tplc="3809000F" w:tentative="1">
@@ -55378,7 +54802,7 @@
       <w:lvlText w:val="%4."/>
       <w:lvlJc w:val="left"/>
       <w:pPr>
-        <w:ind w:left="3513" w:hanging="360"/>
+        <w:ind w:left="3938" w:hanging="360"/>
       </w:pPr>
     </w:lvl>
     <w:lvl w:ilvl="4" w:tplc="38090019" w:tentative="1">
@@ -55387,7 +54811,7 @@
       <w:lvlText w:val="%5."/>
       <w:lvlJc w:val="left"/>
       <w:pPr>
-        <w:ind w:left="4233" w:hanging="360"/>
+        <w:ind w:left="4658" w:hanging="360"/>
       </w:pPr>
     </w:lvl>
     <w:lvl w:ilvl="5" w:tplc="3809001B" w:tentative="1">
@@ -55396,7 +54820,7 @@
       <w:lvlText w:val="%6."/>
       <w:lvlJc w:val="right"/>
       <w:pPr>
-        <w:ind w:left="4953" w:hanging="180"/>
+        <w:ind w:left="5378" w:hanging="180"/>
       </w:pPr>
     </w:lvl>
     <w:lvl w:ilvl="6" w:tplc="3809000F" w:tentative="1">
@@ -55405,7 +54829,7 @@
       <w:lvlText w:val="%7."/>
       <w:lvlJc w:val="left"/>
       <w:pPr>
-        <w:ind w:left="5673" w:hanging="360"/>
+        <w:ind w:left="6098" w:hanging="360"/>
       </w:pPr>
     </w:lvl>
     <w:lvl w:ilvl="7" w:tplc="38090019" w:tentative="1">
@@ -55414,7 +54838,7 @@
       <w:lvlText w:val="%8."/>
       <w:lvlJc w:val="left"/>
       <w:pPr>
-        <w:ind w:left="6393" w:hanging="360"/>
+        <w:ind w:left="6818" w:hanging="360"/>
       </w:pPr>
     </w:lvl>
     <w:lvl w:ilvl="8" w:tplc="3809001B" w:tentative="1">
@@ -55423,110 +54847,21 @@
       <w:lvlText w:val="%9."/>
       <w:lvlJc w:val="right"/>
       <w:pPr>
-        <w:ind w:left="7113" w:hanging="180"/>
+        <w:ind w:left="7538" w:hanging="180"/>
       </w:pPr>
     </w:lvl>
   </w:abstractNum>
-  <w:abstractNum w:abstractNumId="34" w15:restartNumberingAfterBreak="0">
-    <w:nsid w:val="59FF53EF"/>
+  <w:abstractNum w:abstractNumId="28" w15:restartNumberingAfterBreak="0">
+    <w:nsid w:val="63A923DB"/>
     <w:multiLevelType w:val="hybridMultilevel"/>
-    <w:tmpl w:val="2AE89390"/>
-    <w:lvl w:ilvl="0" w:tplc="50D43852">
+    <w:tmpl w:val="6C264C56"/>
+    <w:lvl w:ilvl="0" w:tplc="E8580378">
       <w:start w:val="1"/>
-      <w:numFmt w:val="decimal"/>
+      <w:numFmt w:val="lowerLetter"/>
       <w:lvlText w:val="%1."/>
       <w:lvlJc w:val="left"/>
       <w:pPr>
-        <w:ind w:left="1080" w:hanging="360"/>
-      </w:pPr>
-      <w:rPr>
-        <w:rFonts w:hint="default"/>
-      </w:rPr>
-    </w:lvl>
-    <w:lvl w:ilvl="1" w:tplc="04210019" w:tentative="1">
-      <w:start w:val="1"/>
-      <w:numFmt w:val="lowerLetter"/>
-      <w:lvlText w:val="%2."/>
-      <w:lvlJc w:val="left"/>
-      <w:pPr>
-        <w:ind w:left="1800" w:hanging="360"/>
-      </w:pPr>
-    </w:lvl>
-    <w:lvl w:ilvl="2" w:tplc="0421001B" w:tentative="1">
-      <w:start w:val="1"/>
-      <w:numFmt w:val="lowerRoman"/>
-      <w:lvlText w:val="%3."/>
-      <w:lvlJc w:val="right"/>
-      <w:pPr>
-        <w:ind w:left="2520" w:hanging="180"/>
-      </w:pPr>
-    </w:lvl>
-    <w:lvl w:ilvl="3" w:tplc="0421000F" w:tentative="1">
-      <w:start w:val="1"/>
-      <w:numFmt w:val="decimal"/>
-      <w:lvlText w:val="%4."/>
-      <w:lvlJc w:val="left"/>
-      <w:pPr>
-        <w:ind w:left="3240" w:hanging="360"/>
-      </w:pPr>
-    </w:lvl>
-    <w:lvl w:ilvl="4" w:tplc="04210019" w:tentative="1">
-      <w:start w:val="1"/>
-      <w:numFmt w:val="lowerLetter"/>
-      <w:lvlText w:val="%5."/>
-      <w:lvlJc w:val="left"/>
-      <w:pPr>
-        <w:ind w:left="3960" w:hanging="360"/>
-      </w:pPr>
-    </w:lvl>
-    <w:lvl w:ilvl="5" w:tplc="0421001B" w:tentative="1">
-      <w:start w:val="1"/>
-      <w:numFmt w:val="lowerRoman"/>
-      <w:lvlText w:val="%6."/>
-      <w:lvlJc w:val="right"/>
-      <w:pPr>
-        <w:ind w:left="4680" w:hanging="180"/>
-      </w:pPr>
-    </w:lvl>
-    <w:lvl w:ilvl="6" w:tplc="0421000F" w:tentative="1">
-      <w:start w:val="1"/>
-      <w:numFmt w:val="decimal"/>
-      <w:lvlText w:val="%7."/>
-      <w:lvlJc w:val="left"/>
-      <w:pPr>
-        <w:ind w:left="5400" w:hanging="360"/>
-      </w:pPr>
-    </w:lvl>
-    <w:lvl w:ilvl="7" w:tplc="04210019" w:tentative="1">
-      <w:start w:val="1"/>
-      <w:numFmt w:val="lowerLetter"/>
-      <w:lvlText w:val="%8."/>
-      <w:lvlJc w:val="left"/>
-      <w:pPr>
-        <w:ind w:left="6120" w:hanging="360"/>
-      </w:pPr>
-    </w:lvl>
-    <w:lvl w:ilvl="8" w:tplc="0421001B" w:tentative="1">
-      <w:start w:val="1"/>
-      <w:numFmt w:val="lowerRoman"/>
-      <w:lvlText w:val="%9."/>
-      <w:lvlJc w:val="right"/>
-      <w:pPr>
-        <w:ind w:left="6840" w:hanging="180"/>
-      </w:pPr>
-    </w:lvl>
-  </w:abstractNum>
-  <w:abstractNum w:abstractNumId="35" w15:restartNumberingAfterBreak="0">
-    <w:nsid w:val="5A8A2B2D"/>
-    <w:multiLevelType w:val="hybridMultilevel"/>
-    <w:tmpl w:val="C32CEA58"/>
-    <w:lvl w:ilvl="0" w:tplc="FFFFFFFF">
-      <w:start w:val="1"/>
-      <w:numFmt w:val="decimal"/>
-      <w:lvlText w:val="%1)"/>
-      <w:lvlJc w:val="left"/>
-      <w:pPr>
-        <w:ind w:left="2138" w:hanging="360"/>
+        <w:ind w:left="1778" w:hanging="360"/>
       </w:pPr>
       <w:rPr>
         <w:rFonts w:hint="default"/>
@@ -55538,7 +54873,7 @@
       <w:lvlText w:val="%2."/>
       <w:lvlJc w:val="left"/>
       <w:pPr>
-        <w:ind w:left="2858" w:hanging="360"/>
+        <w:ind w:left="2498" w:hanging="360"/>
       </w:pPr>
     </w:lvl>
     <w:lvl w:ilvl="2" w:tplc="FFFFFFFF" w:tentative="1">
@@ -55547,7 +54882,7 @@
       <w:lvlText w:val="%3."/>
       <w:lvlJc w:val="right"/>
       <w:pPr>
-        <w:ind w:left="3578" w:hanging="180"/>
+        <w:ind w:left="3218" w:hanging="180"/>
       </w:pPr>
     </w:lvl>
     <w:lvl w:ilvl="3" w:tplc="FFFFFFFF" w:tentative="1">
@@ -55556,7 +54891,7 @@
       <w:lvlText w:val="%4."/>
       <w:lvlJc w:val="left"/>
       <w:pPr>
-        <w:ind w:left="4298" w:hanging="360"/>
+        <w:ind w:left="3938" w:hanging="360"/>
       </w:pPr>
     </w:lvl>
     <w:lvl w:ilvl="4" w:tplc="FFFFFFFF" w:tentative="1">
@@ -55565,7 +54900,7 @@
       <w:lvlText w:val="%5."/>
       <w:lvlJc w:val="left"/>
       <w:pPr>
-        <w:ind w:left="5018" w:hanging="360"/>
+        <w:ind w:left="4658" w:hanging="360"/>
       </w:pPr>
     </w:lvl>
     <w:lvl w:ilvl="5" w:tplc="FFFFFFFF" w:tentative="1">
@@ -55574,7 +54909,7 @@
       <w:lvlText w:val="%6."/>
       <w:lvlJc w:val="right"/>
       <w:pPr>
-        <w:ind w:left="5738" w:hanging="180"/>
+        <w:ind w:left="5378" w:hanging="180"/>
       </w:pPr>
     </w:lvl>
     <w:lvl w:ilvl="6" w:tplc="FFFFFFFF" w:tentative="1">
@@ -55583,7 +54918,7 @@
       <w:lvlText w:val="%7."/>
       <w:lvlJc w:val="left"/>
       <w:pPr>
-        <w:ind w:left="6458" w:hanging="360"/>
+        <w:ind w:left="6098" w:hanging="360"/>
       </w:pPr>
     </w:lvl>
     <w:lvl w:ilvl="7" w:tplc="FFFFFFFF" w:tentative="1">
@@ -55592,7 +54927,7 @@
       <w:lvlText w:val="%8."/>
       <w:lvlJc w:val="left"/>
       <w:pPr>
-        <w:ind w:left="7178" w:hanging="360"/>
+        <w:ind w:left="6818" w:hanging="360"/>
       </w:pPr>
     </w:lvl>
     <w:lvl w:ilvl="8" w:tplc="FFFFFFFF" w:tentative="1">
@@ -55601,518 +54936,11 @@
       <w:lvlText w:val="%9."/>
       <w:lvlJc w:val="right"/>
       <w:pPr>
-        <w:ind w:left="7898" w:hanging="180"/>
+        <w:ind w:left="7538" w:hanging="180"/>
       </w:pPr>
     </w:lvl>
   </w:abstractNum>
-  <w:abstractNum w:abstractNumId="36" w15:restartNumberingAfterBreak="0">
-    <w:nsid w:val="5C044487"/>
-    <w:multiLevelType w:val="hybridMultilevel"/>
-    <w:tmpl w:val="B1E2D932"/>
-    <w:lvl w:ilvl="0" w:tplc="FFFFFFFF">
-      <w:start w:val="1"/>
-      <w:numFmt w:val="lowerLetter"/>
-      <w:lvlText w:val="%1."/>
-      <w:lvlJc w:val="left"/>
-      <w:pPr>
-        <w:ind w:left="1778" w:hanging="360"/>
-      </w:pPr>
-      <w:rPr>
-        <w:rFonts w:hint="default"/>
-      </w:rPr>
-    </w:lvl>
-    <w:lvl w:ilvl="1" w:tplc="FFFFFFFF">
-      <w:start w:val="1"/>
-      <w:numFmt w:val="decimal"/>
-      <w:lvlText w:val="%2)"/>
-      <w:lvlJc w:val="left"/>
-      <w:pPr>
-        <w:ind w:left="2498" w:hanging="360"/>
-      </w:pPr>
-      <w:rPr>
-        <w:rFonts w:hint="default"/>
-      </w:rPr>
-    </w:lvl>
-    <w:lvl w:ilvl="2" w:tplc="FFFFFFFF" w:tentative="1">
-      <w:start w:val="1"/>
-      <w:numFmt w:val="lowerRoman"/>
-      <w:lvlText w:val="%3."/>
-      <w:lvlJc w:val="right"/>
-      <w:pPr>
-        <w:ind w:left="3218" w:hanging="180"/>
-      </w:pPr>
-    </w:lvl>
-    <w:lvl w:ilvl="3" w:tplc="FFFFFFFF" w:tentative="1">
-      <w:start w:val="1"/>
-      <w:numFmt w:val="decimal"/>
-      <w:lvlText w:val="%4."/>
-      <w:lvlJc w:val="left"/>
-      <w:pPr>
-        <w:ind w:left="3938" w:hanging="360"/>
-      </w:pPr>
-    </w:lvl>
-    <w:lvl w:ilvl="4" w:tplc="FFFFFFFF" w:tentative="1">
-      <w:start w:val="1"/>
-      <w:numFmt w:val="lowerLetter"/>
-      <w:lvlText w:val="%5."/>
-      <w:lvlJc w:val="left"/>
-      <w:pPr>
-        <w:ind w:left="4658" w:hanging="360"/>
-      </w:pPr>
-    </w:lvl>
-    <w:lvl w:ilvl="5" w:tplc="FFFFFFFF" w:tentative="1">
-      <w:start w:val="1"/>
-      <w:numFmt w:val="lowerRoman"/>
-      <w:lvlText w:val="%6."/>
-      <w:lvlJc w:val="right"/>
-      <w:pPr>
-        <w:ind w:left="5378" w:hanging="180"/>
-      </w:pPr>
-    </w:lvl>
-    <w:lvl w:ilvl="6" w:tplc="FFFFFFFF" w:tentative="1">
-      <w:start w:val="1"/>
-      <w:numFmt w:val="decimal"/>
-      <w:lvlText w:val="%7."/>
-      <w:lvlJc w:val="left"/>
-      <w:pPr>
-        <w:ind w:left="6098" w:hanging="360"/>
-      </w:pPr>
-    </w:lvl>
-    <w:lvl w:ilvl="7" w:tplc="FFFFFFFF" w:tentative="1">
-      <w:start w:val="1"/>
-      <w:numFmt w:val="lowerLetter"/>
-      <w:lvlText w:val="%8."/>
-      <w:lvlJc w:val="left"/>
-      <w:pPr>
-        <w:ind w:left="6818" w:hanging="360"/>
-      </w:pPr>
-    </w:lvl>
-    <w:lvl w:ilvl="8" w:tplc="FFFFFFFF" w:tentative="1">
-      <w:start w:val="1"/>
-      <w:numFmt w:val="lowerRoman"/>
-      <w:lvlText w:val="%9."/>
-      <w:lvlJc w:val="right"/>
-      <w:pPr>
-        <w:ind w:left="7538" w:hanging="180"/>
-      </w:pPr>
-    </w:lvl>
-  </w:abstractNum>
-  <w:abstractNum w:abstractNumId="37" w15:restartNumberingAfterBreak="0">
-    <w:nsid w:val="5DBD58C9"/>
-    <w:multiLevelType w:val="hybridMultilevel"/>
-    <w:tmpl w:val="AB14B3BE"/>
-    <w:lvl w:ilvl="0" w:tplc="04210019">
-      <w:start w:val="1"/>
-      <w:numFmt w:val="lowerLetter"/>
-      <w:lvlText w:val="%1."/>
-      <w:lvlJc w:val="left"/>
-      <w:pPr>
-        <w:ind w:left="1778" w:hanging="360"/>
-      </w:pPr>
-      <w:rPr>
-        <w:rFonts w:hint="default"/>
-      </w:rPr>
-    </w:lvl>
-    <w:lvl w:ilvl="1" w:tplc="C654317A">
-      <w:start w:val="1"/>
-      <w:numFmt w:val="decimal"/>
-      <w:lvlText w:val="%2)"/>
-      <w:lvlJc w:val="left"/>
-      <w:pPr>
-        <w:ind w:left="2498" w:hanging="360"/>
-      </w:pPr>
-      <w:rPr>
-        <w:rFonts w:hint="default"/>
-      </w:rPr>
-    </w:lvl>
-    <w:lvl w:ilvl="2" w:tplc="0421001B" w:tentative="1">
-      <w:start w:val="1"/>
-      <w:numFmt w:val="lowerRoman"/>
-      <w:lvlText w:val="%3."/>
-      <w:lvlJc w:val="right"/>
-      <w:pPr>
-        <w:ind w:left="3218" w:hanging="180"/>
-      </w:pPr>
-    </w:lvl>
-    <w:lvl w:ilvl="3" w:tplc="0421000F" w:tentative="1">
-      <w:start w:val="1"/>
-      <w:numFmt w:val="decimal"/>
-      <w:lvlText w:val="%4."/>
-      <w:lvlJc w:val="left"/>
-      <w:pPr>
-        <w:ind w:left="3938" w:hanging="360"/>
-      </w:pPr>
-    </w:lvl>
-    <w:lvl w:ilvl="4" w:tplc="04210019" w:tentative="1">
-      <w:start w:val="1"/>
-      <w:numFmt w:val="lowerLetter"/>
-      <w:lvlText w:val="%5."/>
-      <w:lvlJc w:val="left"/>
-      <w:pPr>
-        <w:ind w:left="4658" w:hanging="360"/>
-      </w:pPr>
-    </w:lvl>
-    <w:lvl w:ilvl="5" w:tplc="0421001B" w:tentative="1">
-      <w:start w:val="1"/>
-      <w:numFmt w:val="lowerRoman"/>
-      <w:lvlText w:val="%6."/>
-      <w:lvlJc w:val="right"/>
-      <w:pPr>
-        <w:ind w:left="5378" w:hanging="180"/>
-      </w:pPr>
-    </w:lvl>
-    <w:lvl w:ilvl="6" w:tplc="0421000F" w:tentative="1">
-      <w:start w:val="1"/>
-      <w:numFmt w:val="decimal"/>
-      <w:lvlText w:val="%7."/>
-      <w:lvlJc w:val="left"/>
-      <w:pPr>
-        <w:ind w:left="6098" w:hanging="360"/>
-      </w:pPr>
-    </w:lvl>
-    <w:lvl w:ilvl="7" w:tplc="04210019" w:tentative="1">
-      <w:start w:val="1"/>
-      <w:numFmt w:val="lowerLetter"/>
-      <w:lvlText w:val="%8."/>
-      <w:lvlJc w:val="left"/>
-      <w:pPr>
-        <w:ind w:left="6818" w:hanging="360"/>
-      </w:pPr>
-    </w:lvl>
-    <w:lvl w:ilvl="8" w:tplc="0421001B" w:tentative="1">
-      <w:start w:val="1"/>
-      <w:numFmt w:val="lowerRoman"/>
-      <w:lvlText w:val="%9."/>
-      <w:lvlJc w:val="right"/>
-      <w:pPr>
-        <w:ind w:left="7538" w:hanging="180"/>
-      </w:pPr>
-    </w:lvl>
-  </w:abstractNum>
-  <w:abstractNum w:abstractNumId="38" w15:restartNumberingAfterBreak="0">
-    <w:nsid w:val="603A5AD2"/>
-    <w:multiLevelType w:val="hybridMultilevel"/>
-    <w:tmpl w:val="34840F40"/>
-    <w:lvl w:ilvl="0" w:tplc="04210019">
-      <w:start w:val="1"/>
-      <w:numFmt w:val="lowerLetter"/>
-      <w:lvlText w:val="%1."/>
-      <w:lvlJc w:val="left"/>
-      <w:pPr>
-        <w:ind w:left="1778" w:hanging="360"/>
-      </w:pPr>
-      <w:rPr>
-        <w:rFonts w:hint="default"/>
-      </w:rPr>
-    </w:lvl>
-    <w:lvl w:ilvl="1" w:tplc="38090019" w:tentative="1">
-      <w:start w:val="1"/>
-      <w:numFmt w:val="lowerLetter"/>
-      <w:lvlText w:val="%2."/>
-      <w:lvlJc w:val="left"/>
-      <w:pPr>
-        <w:ind w:left="2498" w:hanging="360"/>
-      </w:pPr>
-    </w:lvl>
-    <w:lvl w:ilvl="2" w:tplc="3809001B" w:tentative="1">
-      <w:start w:val="1"/>
-      <w:numFmt w:val="lowerRoman"/>
-      <w:lvlText w:val="%3."/>
-      <w:lvlJc w:val="right"/>
-      <w:pPr>
-        <w:ind w:left="3218" w:hanging="180"/>
-      </w:pPr>
-    </w:lvl>
-    <w:lvl w:ilvl="3" w:tplc="3809000F" w:tentative="1">
-      <w:start w:val="1"/>
-      <w:numFmt w:val="decimal"/>
-      <w:lvlText w:val="%4."/>
-      <w:lvlJc w:val="left"/>
-      <w:pPr>
-        <w:ind w:left="3938" w:hanging="360"/>
-      </w:pPr>
-    </w:lvl>
-    <w:lvl w:ilvl="4" w:tplc="38090019" w:tentative="1">
-      <w:start w:val="1"/>
-      <w:numFmt w:val="lowerLetter"/>
-      <w:lvlText w:val="%5."/>
-      <w:lvlJc w:val="left"/>
-      <w:pPr>
-        <w:ind w:left="4658" w:hanging="360"/>
-      </w:pPr>
-    </w:lvl>
-    <w:lvl w:ilvl="5" w:tplc="3809001B" w:tentative="1">
-      <w:start w:val="1"/>
-      <w:numFmt w:val="lowerRoman"/>
-      <w:lvlText w:val="%6."/>
-      <w:lvlJc w:val="right"/>
-      <w:pPr>
-        <w:ind w:left="5378" w:hanging="180"/>
-      </w:pPr>
-    </w:lvl>
-    <w:lvl w:ilvl="6" w:tplc="3809000F" w:tentative="1">
-      <w:start w:val="1"/>
-      <w:numFmt w:val="decimal"/>
-      <w:lvlText w:val="%7."/>
-      <w:lvlJc w:val="left"/>
-      <w:pPr>
-        <w:ind w:left="6098" w:hanging="360"/>
-      </w:pPr>
-    </w:lvl>
-    <w:lvl w:ilvl="7" w:tplc="38090019" w:tentative="1">
-      <w:start w:val="1"/>
-      <w:numFmt w:val="lowerLetter"/>
-      <w:lvlText w:val="%8."/>
-      <w:lvlJc w:val="left"/>
-      <w:pPr>
-        <w:ind w:left="6818" w:hanging="360"/>
-      </w:pPr>
-    </w:lvl>
-    <w:lvl w:ilvl="8" w:tplc="3809001B" w:tentative="1">
-      <w:start w:val="1"/>
-      <w:numFmt w:val="lowerRoman"/>
-      <w:lvlText w:val="%9."/>
-      <w:lvlJc w:val="right"/>
-      <w:pPr>
-        <w:ind w:left="7538" w:hanging="180"/>
-      </w:pPr>
-    </w:lvl>
-  </w:abstractNum>
-  <w:abstractNum w:abstractNumId="39" w15:restartNumberingAfterBreak="0">
-    <w:nsid w:val="63A923DB"/>
-    <w:multiLevelType w:val="hybridMultilevel"/>
-    <w:tmpl w:val="6C264C56"/>
-    <w:lvl w:ilvl="0" w:tplc="E8580378">
-      <w:start w:val="1"/>
-      <w:numFmt w:val="lowerLetter"/>
-      <w:lvlText w:val="%1."/>
-      <w:lvlJc w:val="left"/>
-      <w:pPr>
-        <w:ind w:left="1778" w:hanging="360"/>
-      </w:pPr>
-      <w:rPr>
-        <w:rFonts w:hint="default"/>
-      </w:rPr>
-    </w:lvl>
-    <w:lvl w:ilvl="1" w:tplc="FFFFFFFF" w:tentative="1">
-      <w:start w:val="1"/>
-      <w:numFmt w:val="lowerLetter"/>
-      <w:lvlText w:val="%2."/>
-      <w:lvlJc w:val="left"/>
-      <w:pPr>
-        <w:ind w:left="2498" w:hanging="360"/>
-      </w:pPr>
-    </w:lvl>
-    <w:lvl w:ilvl="2" w:tplc="FFFFFFFF" w:tentative="1">
-      <w:start w:val="1"/>
-      <w:numFmt w:val="lowerRoman"/>
-      <w:lvlText w:val="%3."/>
-      <w:lvlJc w:val="right"/>
-      <w:pPr>
-        <w:ind w:left="3218" w:hanging="180"/>
-      </w:pPr>
-    </w:lvl>
-    <w:lvl w:ilvl="3" w:tplc="FFFFFFFF" w:tentative="1">
-      <w:start w:val="1"/>
-      <w:numFmt w:val="decimal"/>
-      <w:lvlText w:val="%4."/>
-      <w:lvlJc w:val="left"/>
-      <w:pPr>
-        <w:ind w:left="3938" w:hanging="360"/>
-      </w:pPr>
-    </w:lvl>
-    <w:lvl w:ilvl="4" w:tplc="FFFFFFFF" w:tentative="1">
-      <w:start w:val="1"/>
-      <w:numFmt w:val="lowerLetter"/>
-      <w:lvlText w:val="%5."/>
-      <w:lvlJc w:val="left"/>
-      <w:pPr>
-        <w:ind w:left="4658" w:hanging="360"/>
-      </w:pPr>
-    </w:lvl>
-    <w:lvl w:ilvl="5" w:tplc="FFFFFFFF" w:tentative="1">
-      <w:start w:val="1"/>
-      <w:numFmt w:val="lowerRoman"/>
-      <w:lvlText w:val="%6."/>
-      <w:lvlJc w:val="right"/>
-      <w:pPr>
-        <w:ind w:left="5378" w:hanging="180"/>
-      </w:pPr>
-    </w:lvl>
-    <w:lvl w:ilvl="6" w:tplc="FFFFFFFF" w:tentative="1">
-      <w:start w:val="1"/>
-      <w:numFmt w:val="decimal"/>
-      <w:lvlText w:val="%7."/>
-      <w:lvlJc w:val="left"/>
-      <w:pPr>
-        <w:ind w:left="6098" w:hanging="360"/>
-      </w:pPr>
-    </w:lvl>
-    <w:lvl w:ilvl="7" w:tplc="FFFFFFFF" w:tentative="1">
-      <w:start w:val="1"/>
-      <w:numFmt w:val="lowerLetter"/>
-      <w:lvlText w:val="%8."/>
-      <w:lvlJc w:val="left"/>
-      <w:pPr>
-        <w:ind w:left="6818" w:hanging="360"/>
-      </w:pPr>
-    </w:lvl>
-    <w:lvl w:ilvl="8" w:tplc="FFFFFFFF" w:tentative="1">
-      <w:start w:val="1"/>
-      <w:numFmt w:val="lowerRoman"/>
-      <w:lvlText w:val="%9."/>
-      <w:lvlJc w:val="right"/>
-      <w:pPr>
-        <w:ind w:left="7538" w:hanging="180"/>
-      </w:pPr>
-    </w:lvl>
-  </w:abstractNum>
-  <w:abstractNum w:abstractNumId="40" w15:restartNumberingAfterBreak="0">
-    <w:nsid w:val="650D7359"/>
-    <w:multiLevelType w:val="multilevel"/>
-    <w:tmpl w:val="F95AA640"/>
-    <w:lvl w:ilvl="0">
-      <w:start w:val="1"/>
-      <w:numFmt w:val="decimal"/>
-      <w:lvlText w:val="%1."/>
-      <w:lvlJc w:val="left"/>
-      <w:pPr>
-        <w:tabs>
-          <w:tab w:val="num" w:pos="720"/>
-        </w:tabs>
-        <w:ind w:left="720" w:hanging="360"/>
-      </w:pPr>
-      <w:rPr>
-        <w:rFonts w:hint="default"/>
-        <w:sz w:val="20"/>
-      </w:rPr>
-    </w:lvl>
-    <w:lvl w:ilvl="1">
-      <w:start w:val="1"/>
-      <w:numFmt w:val="decimal"/>
-      <w:lvlText w:val="%2."/>
-      <w:lvlJc w:val="left"/>
-      <w:pPr>
-        <w:ind w:left="1440" w:hanging="360"/>
-      </w:pPr>
-      <w:rPr>
-        <w:rFonts w:hint="default"/>
-      </w:rPr>
-    </w:lvl>
-    <w:lvl w:ilvl="2" w:tentative="1">
-      <w:start w:val="1"/>
-      <w:numFmt w:val="bullet"/>
-      <w:lvlText w:val=""/>
-      <w:lvlJc w:val="left"/>
-      <w:pPr>
-        <w:tabs>
-          <w:tab w:val="num" w:pos="2160"/>
-        </w:tabs>
-        <w:ind w:left="2160" w:hanging="360"/>
-      </w:pPr>
-      <w:rPr>
-        <w:rFonts w:ascii="Symbol" w:hAnsi="Symbol" w:hint="default"/>
-        <w:sz w:val="20"/>
-      </w:rPr>
-    </w:lvl>
-    <w:lvl w:ilvl="3" w:tentative="1">
-      <w:start w:val="1"/>
-      <w:numFmt w:val="bullet"/>
-      <w:lvlText w:val=""/>
-      <w:lvlJc w:val="left"/>
-      <w:pPr>
-        <w:tabs>
-          <w:tab w:val="num" w:pos="2880"/>
-        </w:tabs>
-        <w:ind w:left="2880" w:hanging="360"/>
-      </w:pPr>
-      <w:rPr>
-        <w:rFonts w:ascii="Symbol" w:hAnsi="Symbol" w:hint="default"/>
-        <w:sz w:val="20"/>
-      </w:rPr>
-    </w:lvl>
-    <w:lvl w:ilvl="4" w:tentative="1">
-      <w:start w:val="1"/>
-      <w:numFmt w:val="bullet"/>
-      <w:lvlText w:val=""/>
-      <w:lvlJc w:val="left"/>
-      <w:pPr>
-        <w:tabs>
-          <w:tab w:val="num" w:pos="3600"/>
-        </w:tabs>
-        <w:ind w:left="3600" w:hanging="360"/>
-      </w:pPr>
-      <w:rPr>
-        <w:rFonts w:ascii="Symbol" w:hAnsi="Symbol" w:hint="default"/>
-        <w:sz w:val="20"/>
-      </w:rPr>
-    </w:lvl>
-    <w:lvl w:ilvl="5" w:tentative="1">
-      <w:start w:val="1"/>
-      <w:numFmt w:val="bullet"/>
-      <w:lvlText w:val=""/>
-      <w:lvlJc w:val="left"/>
-      <w:pPr>
-        <w:tabs>
-          <w:tab w:val="num" w:pos="4320"/>
-        </w:tabs>
-        <w:ind w:left="4320" w:hanging="360"/>
-      </w:pPr>
-      <w:rPr>
-        <w:rFonts w:ascii="Symbol" w:hAnsi="Symbol" w:hint="default"/>
-        <w:sz w:val="20"/>
-      </w:rPr>
-    </w:lvl>
-    <w:lvl w:ilvl="6" w:tentative="1">
-      <w:start w:val="1"/>
-      <w:numFmt w:val="bullet"/>
-      <w:lvlText w:val=""/>
-      <w:lvlJc w:val="left"/>
-      <w:pPr>
-        <w:tabs>
-          <w:tab w:val="num" w:pos="5040"/>
-        </w:tabs>
-        <w:ind w:left="5040" w:hanging="360"/>
-      </w:pPr>
-      <w:rPr>
-        <w:rFonts w:ascii="Symbol" w:hAnsi="Symbol" w:hint="default"/>
-        <w:sz w:val="20"/>
-      </w:rPr>
-    </w:lvl>
-    <w:lvl w:ilvl="7" w:tentative="1">
-      <w:start w:val="1"/>
-      <w:numFmt w:val="bullet"/>
-      <w:lvlText w:val=""/>
-      <w:lvlJc w:val="left"/>
-      <w:pPr>
-        <w:tabs>
-          <w:tab w:val="num" w:pos="5760"/>
-        </w:tabs>
-        <w:ind w:left="5760" w:hanging="360"/>
-      </w:pPr>
-      <w:rPr>
-        <w:rFonts w:ascii="Symbol" w:hAnsi="Symbol" w:hint="default"/>
-        <w:sz w:val="20"/>
-      </w:rPr>
-    </w:lvl>
-    <w:lvl w:ilvl="8" w:tentative="1">
-      <w:start w:val="1"/>
-      <w:numFmt w:val="bullet"/>
-      <w:lvlText w:val=""/>
-      <w:lvlJc w:val="left"/>
-      <w:pPr>
-        <w:tabs>
-          <w:tab w:val="num" w:pos="6480"/>
-        </w:tabs>
-        <w:ind w:left="6480" w:hanging="360"/>
-      </w:pPr>
-      <w:rPr>
-        <w:rFonts w:ascii="Symbol" w:hAnsi="Symbol" w:hint="default"/>
-        <w:sz w:val="20"/>
-      </w:rPr>
-    </w:lvl>
-  </w:abstractNum>
-  <w:abstractNum w:abstractNumId="41" w15:restartNumberingAfterBreak="0">
+  <w:abstractNum w:abstractNumId="29" w15:restartNumberingAfterBreak="0">
     <w:nsid w:val="672D6B4B"/>
     <w:multiLevelType w:val="hybridMultilevel"/>
     <w:tmpl w:val="B4803EC2"/>
@@ -56198,96 +55026,7 @@
       </w:pPr>
     </w:lvl>
   </w:abstractNum>
-  <w:abstractNum w:abstractNumId="42" w15:restartNumberingAfterBreak="0">
-    <w:nsid w:val="6B35220B"/>
-    <w:multiLevelType w:val="hybridMultilevel"/>
-    <w:tmpl w:val="15FE08F2"/>
-    <w:lvl w:ilvl="0" w:tplc="04210011">
-      <w:start w:val="1"/>
-      <w:numFmt w:val="decimal"/>
-      <w:lvlText w:val="%1)"/>
-      <w:lvlJc w:val="left"/>
-      <w:pPr>
-        <w:ind w:left="2138" w:hanging="360"/>
-      </w:pPr>
-      <w:rPr>
-        <w:rFonts w:hint="default"/>
-      </w:rPr>
-    </w:lvl>
-    <w:lvl w:ilvl="1" w:tplc="38090019" w:tentative="1">
-      <w:start w:val="1"/>
-      <w:numFmt w:val="lowerLetter"/>
-      <w:lvlText w:val="%2."/>
-      <w:lvlJc w:val="left"/>
-      <w:pPr>
-        <w:ind w:left="2858" w:hanging="360"/>
-      </w:pPr>
-    </w:lvl>
-    <w:lvl w:ilvl="2" w:tplc="3809001B" w:tentative="1">
-      <w:start w:val="1"/>
-      <w:numFmt w:val="lowerRoman"/>
-      <w:lvlText w:val="%3."/>
-      <w:lvlJc w:val="right"/>
-      <w:pPr>
-        <w:ind w:left="3578" w:hanging="180"/>
-      </w:pPr>
-    </w:lvl>
-    <w:lvl w:ilvl="3" w:tplc="3809000F" w:tentative="1">
-      <w:start w:val="1"/>
-      <w:numFmt w:val="decimal"/>
-      <w:lvlText w:val="%4."/>
-      <w:lvlJc w:val="left"/>
-      <w:pPr>
-        <w:ind w:left="4298" w:hanging="360"/>
-      </w:pPr>
-    </w:lvl>
-    <w:lvl w:ilvl="4" w:tplc="38090019" w:tentative="1">
-      <w:start w:val="1"/>
-      <w:numFmt w:val="lowerLetter"/>
-      <w:lvlText w:val="%5."/>
-      <w:lvlJc w:val="left"/>
-      <w:pPr>
-        <w:ind w:left="5018" w:hanging="360"/>
-      </w:pPr>
-    </w:lvl>
-    <w:lvl w:ilvl="5" w:tplc="3809001B" w:tentative="1">
-      <w:start w:val="1"/>
-      <w:numFmt w:val="lowerRoman"/>
-      <w:lvlText w:val="%6."/>
-      <w:lvlJc w:val="right"/>
-      <w:pPr>
-        <w:ind w:left="5738" w:hanging="180"/>
-      </w:pPr>
-    </w:lvl>
-    <w:lvl w:ilvl="6" w:tplc="3809000F" w:tentative="1">
-      <w:start w:val="1"/>
-      <w:numFmt w:val="decimal"/>
-      <w:lvlText w:val="%7."/>
-      <w:lvlJc w:val="left"/>
-      <w:pPr>
-        <w:ind w:left="6458" w:hanging="360"/>
-      </w:pPr>
-    </w:lvl>
-    <w:lvl w:ilvl="7" w:tplc="38090019" w:tentative="1">
-      <w:start w:val="1"/>
-      <w:numFmt w:val="lowerLetter"/>
-      <w:lvlText w:val="%8."/>
-      <w:lvlJc w:val="left"/>
-      <w:pPr>
-        <w:ind w:left="7178" w:hanging="360"/>
-      </w:pPr>
-    </w:lvl>
-    <w:lvl w:ilvl="8" w:tplc="3809001B" w:tentative="1">
-      <w:start w:val="1"/>
-      <w:numFmt w:val="lowerRoman"/>
-      <w:lvlText w:val="%9."/>
-      <w:lvlJc w:val="right"/>
-      <w:pPr>
-        <w:ind w:left="7898" w:hanging="180"/>
-      </w:pPr>
-    </w:lvl>
-  </w:abstractNum>
-  <w:abstractNum w:abstractNumId="43" w15:restartNumberingAfterBreak="0">
+  <w:abstractNum w:abstractNumId="30" w15:restartNumberingAfterBreak="0">
     <w:nsid w:val="6B514265"/>
     <w:multiLevelType w:val="multilevel"/>
     <w:tmpl w:val="9850E024"/>
@@ -56417,133 +55156,7 @@
       </w:rPr>
     </w:lvl>
   </w:abstractNum>
-  <w:abstractNum w:abstractNumId="44" w15:restartNumberingAfterBreak="0">
-    <w:nsid w:val="6C9C5A37"/>
-    <w:multiLevelType w:val="multilevel"/>
-    <w:tmpl w:val="4E906BF4"/>
-    <w:lvl w:ilvl="0">
-      <w:start w:val="1"/>
-      <w:numFmt w:val="upperRoman"/>
-      <w:suff w:val="nothing"/>
-      <w:lvlText w:val="BAB %1"/>
-      <w:lvlJc w:val="left"/>
-      <w:pPr>
-        <w:ind w:left="0" w:firstLine="0"/>
-      </w:pPr>
-      <w:rPr>
-        <w:rFonts w:ascii="Times New Roman" w:hAnsi="Times New Roman" w:hint="default"/>
-        <w:b/>
-        <w:i w:val="0"/>
-        <w:sz w:val="24"/>
-      </w:rPr>
-    </w:lvl>
-    <w:lvl w:ilvl="1">
-      <w:start w:val="1"/>
-      <w:numFmt w:val="decimal"/>
-      <w:isLgl/>
-      <w:lvlText w:val="%1.%2"/>
-      <w:lvlJc w:val="left"/>
-      <w:pPr>
-        <w:tabs>
-          <w:tab w:val="num" w:pos="567"/>
-        </w:tabs>
-        <w:ind w:left="567" w:hanging="567"/>
-      </w:pPr>
-      <w:rPr>
-        <w:rFonts w:ascii="Times New Roman" w:hAnsi="Times New Roman" w:hint="default"/>
-        <w:b/>
-        <w:i w:val="0"/>
-        <w:sz w:val="24"/>
-      </w:rPr>
-    </w:lvl>
-    <w:lvl w:ilvl="2">
-      <w:start w:val="1"/>
-      <w:numFmt w:val="decimal"/>
-      <w:isLgl/>
-      <w:lvlText w:val="%1.%2.%3"/>
-      <w:lvlJc w:val="left"/>
-      <w:pPr>
-        <w:tabs>
-          <w:tab w:val="num" w:pos="851"/>
-        </w:tabs>
-        <w:ind w:left="851" w:hanging="851"/>
-      </w:pPr>
-      <w:rPr>
-        <w:i w:val="0"/>
-        <w:iCs w:val="0"/>
-      </w:rPr>
-    </w:lvl>
-    <w:lvl w:ilvl="3">
-      <w:start w:val="1"/>
-      <w:numFmt w:val="decimal"/>
-      <w:lvlText w:val="(%4)"/>
-      <w:lvlJc w:val="left"/>
-      <w:pPr>
-        <w:ind w:left="1440" w:hanging="360"/>
-      </w:pPr>
-      <w:rPr>
-        <w:rFonts w:hint="default"/>
-      </w:rPr>
-    </w:lvl>
-    <w:lvl w:ilvl="4">
-      <w:start w:val="1"/>
-      <w:numFmt w:val="lowerLetter"/>
-      <w:lvlText w:val="(%5)"/>
-      <w:lvlJc w:val="left"/>
-      <w:pPr>
-        <w:ind w:left="1800" w:hanging="360"/>
-      </w:pPr>
-      <w:rPr>
-        <w:rFonts w:hint="default"/>
-      </w:rPr>
-    </w:lvl>
-    <w:lvl w:ilvl="5">
-      <w:start w:val="1"/>
-      <w:numFmt w:val="lowerRoman"/>
-      <w:lvlText w:val="(%6)"/>
-      <w:lvlJc w:val="left"/>
-      <w:pPr>
-        <w:ind w:left="2160" w:hanging="360"/>
-      </w:pPr>
-      <w:rPr>
-        <w:rFonts w:hint="default"/>
-      </w:rPr>
-    </w:lvl>
-    <w:lvl w:ilvl="6">
-      <w:start w:val="1"/>
-      <w:numFmt w:val="decimal"/>
-      <w:lvlText w:val="%7)"/>
-      <w:lvlJc w:val="left"/>
-      <w:pPr>
-        <w:ind w:left="2520" w:hanging="360"/>
-      </w:pPr>
-    </w:lvl>
-    <w:lvl w:ilvl="7">
-      <w:start w:val="1"/>
-      <w:numFmt w:val="lowerLetter"/>
-      <w:lvlText w:val="%8."/>
-      <w:lvlJc w:val="left"/>
-      <w:pPr>
-        <w:ind w:left="2880" w:hanging="360"/>
-      </w:pPr>
-      <w:rPr>
-        <w:rFonts w:hint="default"/>
-      </w:rPr>
-    </w:lvl>
-    <w:lvl w:ilvl="8">
-      <w:start w:val="1"/>
-      <w:numFmt w:val="lowerRoman"/>
-      <w:lvlText w:val="%9."/>
-      <w:lvlJc w:val="left"/>
-      <w:pPr>
-        <w:ind w:left="3240" w:hanging="360"/>
-      </w:pPr>
-      <w:rPr>
-        <w:rFonts w:hint="default"/>
-      </w:rPr>
-    </w:lvl>
-  </w:abstractNum>
-  <w:abstractNum w:abstractNumId="45" w15:restartNumberingAfterBreak="0">
+  <w:abstractNum w:abstractNumId="31" w15:restartNumberingAfterBreak="0">
     <w:nsid w:val="79935BB6"/>
     <w:multiLevelType w:val="hybridMultilevel"/>
     <w:tmpl w:val="0E5E71E0"/>
@@ -56635,7 +55248,7 @@
       </w:pPr>
     </w:lvl>
   </w:abstractNum>
-  <w:abstractNum w:abstractNumId="46" w15:restartNumberingAfterBreak="0">
+  <w:abstractNum w:abstractNumId="32" w15:restartNumberingAfterBreak="0">
     <w:nsid w:val="7D5742F7"/>
     <w:multiLevelType w:val="hybridMultilevel"/>
     <w:tmpl w:val="7C3EE1E2"/>
@@ -56722,296 +55335,105 @@
     </w:lvl>
   </w:abstractNum>
   <w:num w:numId="1" w16cid:durableId="348261777">
-    <w:abstractNumId w:val="43"/>
+    <w:abstractNumId w:val="30"/>
   </w:num>
   <w:num w:numId="2" w16cid:durableId="1682392986">
+    <w:abstractNumId w:val="19"/>
+  </w:num>
+  <w:num w:numId="3" w16cid:durableId="1223298687">
+    <w:abstractNumId w:val="17"/>
+  </w:num>
+  <w:num w:numId="4" w16cid:durableId="1341933875">
+    <w:abstractNumId w:val="20"/>
+  </w:num>
+  <w:num w:numId="5" w16cid:durableId="635263667">
     <w:abstractNumId w:val="27"/>
   </w:num>
-  <w:num w:numId="3" w16cid:durableId="1223298687">
+  <w:num w:numId="6" w16cid:durableId="119424421">
+    <w:abstractNumId w:val="6"/>
+  </w:num>
+  <w:num w:numId="7" w16cid:durableId="1947732391">
+    <w:abstractNumId w:val="14"/>
+  </w:num>
+  <w:num w:numId="8" w16cid:durableId="2025787778">
+    <w:abstractNumId w:val="8"/>
+  </w:num>
+  <w:num w:numId="9" w16cid:durableId="187573465">
+    <w:abstractNumId w:val="13"/>
+  </w:num>
+  <w:num w:numId="10" w16cid:durableId="14963004">
+    <w:abstractNumId w:val="0"/>
+  </w:num>
+  <w:num w:numId="11" w16cid:durableId="444614920">
+    <w:abstractNumId w:val="26"/>
+  </w:num>
+  <w:num w:numId="12" w16cid:durableId="736249592">
+    <w:abstractNumId w:val="11"/>
+  </w:num>
+  <w:num w:numId="13" w16cid:durableId="795371147">
+    <w:abstractNumId w:val="12"/>
+  </w:num>
+  <w:num w:numId="14" w16cid:durableId="1819106530">
+    <w:abstractNumId w:val="5"/>
+  </w:num>
+  <w:num w:numId="15" w16cid:durableId="872810132">
+    <w:abstractNumId w:val="15"/>
+  </w:num>
+  <w:num w:numId="16" w16cid:durableId="975179141">
+    <w:abstractNumId w:val="21"/>
+  </w:num>
+  <w:num w:numId="17" w16cid:durableId="855533953">
+    <w:abstractNumId w:val="3"/>
+  </w:num>
+  <w:num w:numId="18" w16cid:durableId="1113014265">
     <w:abstractNumId w:val="22"/>
   </w:num>
-  <w:num w:numId="4" w16cid:durableId="1067531655">
-    <w:abstractNumId w:val="12"/>
+  <w:num w:numId="19" w16cid:durableId="1938293610">
+    <w:abstractNumId w:val="29"/>
   </w:num>
-  <w:num w:numId="5" w16cid:durableId="1399866298">
-    <w:abstractNumId w:val="40"/>
+  <w:num w:numId="20" w16cid:durableId="399138324">
+    <w:abstractNumId w:val="32"/>
   </w:num>
-  <w:num w:numId="6" w16cid:durableId="601035866">
-    <w:abstractNumId w:val="3"/>
+  <w:num w:numId="21" w16cid:durableId="1382822835">
+    <w:abstractNumId w:val="4"/>
   </w:num>
-  <w:num w:numId="7" w16cid:durableId="880365826">
-    <w:abstractNumId w:val="43"/>
-    <w:lvlOverride w:ilvl="0">
-      <w:startOverride w:val="1"/>
-    </w:lvlOverride>
-    <w:lvlOverride w:ilvl="1">
-      <w:startOverride w:val="1"/>
-    </w:lvlOverride>
-    <w:lvlOverride w:ilvl="2">
-      <w:startOverride w:val="1"/>
-    </w:lvlOverride>
-    <w:lvlOverride w:ilvl="3">
-      <w:startOverride w:val="1"/>
-    </w:lvlOverride>
-    <w:lvlOverride w:ilvl="4">
-      <w:startOverride w:val="1"/>
-    </w:lvlOverride>
-    <w:lvlOverride w:ilvl="5">
-      <w:startOverride w:val="1"/>
-    </w:lvlOverride>
-    <w:lvlOverride w:ilvl="6">
-      <w:startOverride w:val="1"/>
-    </w:lvlOverride>
-    <w:lvlOverride w:ilvl="7">
-      <w:startOverride w:val="1"/>
-    </w:lvlOverride>
-    <w:lvlOverride w:ilvl="8">
-      <w:startOverride w:val="1"/>
-    </w:lvlOverride>
+  <w:num w:numId="22" w16cid:durableId="805928275">
+    <w:abstractNumId w:val="25"/>
   </w:num>
-  <w:num w:numId="8" w16cid:durableId="970474180">
-    <w:abstractNumId w:val="33"/>
-  </w:num>
-  <w:num w:numId="9" w16cid:durableId="1341933875">
+  <w:num w:numId="23" w16cid:durableId="1059860172">
     <w:abstractNumId w:val="28"/>
   </w:num>
-  <w:num w:numId="10" w16cid:durableId="226190396">
-    <w:abstractNumId w:val="26"/>
+  <w:num w:numId="24" w16cid:durableId="2068064553">
+    <w:abstractNumId w:val="23"/>
   </w:num>
-  <w:num w:numId="11" w16cid:durableId="863634255">
-    <w:abstractNumId w:val="42"/>
+  <w:num w:numId="25" w16cid:durableId="818615529">
+    <w:abstractNumId w:val="10"/>
   </w:num>
-  <w:num w:numId="12" w16cid:durableId="635263667">
-    <w:abstractNumId w:val="38"/>
+  <w:num w:numId="26" w16cid:durableId="383915765">
+    <w:abstractNumId w:val="31"/>
   </w:num>
-  <w:num w:numId="13" w16cid:durableId="119424421">
+  <w:num w:numId="27" w16cid:durableId="80880399">
+    <w:abstractNumId w:val="9"/>
+  </w:num>
+  <w:num w:numId="28" w16cid:durableId="1481843471">
+    <w:abstractNumId w:val="16"/>
+  </w:num>
+  <w:num w:numId="29" w16cid:durableId="56250128">
+    <w:abstractNumId w:val="1"/>
+  </w:num>
+  <w:num w:numId="30" w16cid:durableId="546065674">
+    <w:abstractNumId w:val="24"/>
+  </w:num>
+  <w:num w:numId="31" w16cid:durableId="811409183">
     <w:abstractNumId w:val="7"/>
   </w:num>
-  <w:num w:numId="14" w16cid:durableId="240917673">
-    <w:abstractNumId w:val="43"/>
-    <w:lvlOverride w:ilvl="0">
-      <w:startOverride w:val="1"/>
-    </w:lvlOverride>
-    <w:lvlOverride w:ilvl="1">
-      <w:startOverride w:val="1"/>
-    </w:lvlOverride>
-    <w:lvlOverride w:ilvl="2">
-      <w:startOverride w:val="1"/>
-    </w:lvlOverride>
-    <w:lvlOverride w:ilvl="3">
-      <w:startOverride w:val="1"/>
-    </w:lvlOverride>
-    <w:lvlOverride w:ilvl="4">
-      <w:startOverride w:val="1"/>
-    </w:lvlOverride>
-    <w:lvlOverride w:ilvl="5">
-      <w:startOverride w:val="1"/>
-    </w:lvlOverride>
-    <w:lvlOverride w:ilvl="6">
-      <w:startOverride w:val="1"/>
-    </w:lvlOverride>
-    <w:lvlOverride w:ilvl="7">
-      <w:startOverride w:val="1"/>
-    </w:lvlOverride>
-    <w:lvlOverride w:ilvl="8">
-      <w:startOverride w:val="1"/>
-    </w:lvlOverride>
-  </w:num>
-  <w:num w:numId="15" w16cid:durableId="1947732391">
+  <w:num w:numId="32" w16cid:durableId="1352491252">
     <w:abstractNumId w:val="18"/>
   </w:num>
-  <w:num w:numId="16" w16cid:durableId="2025787778">
-    <w:abstractNumId w:val="10"/>
-  </w:num>
-  <w:num w:numId="17" w16cid:durableId="187573465">
-    <w:abstractNumId w:val="17"/>
-  </w:num>
-  <w:num w:numId="18" w16cid:durableId="14963004">
-    <w:abstractNumId w:val="0"/>
-  </w:num>
-  <w:num w:numId="19" w16cid:durableId="1665015042">
-    <w:abstractNumId w:val="43"/>
-    <w:lvlOverride w:ilvl="0">
-      <w:startOverride w:val="1"/>
-    </w:lvlOverride>
-    <w:lvlOverride w:ilvl="1">
-      <w:startOverride w:val="1"/>
-    </w:lvlOverride>
-    <w:lvlOverride w:ilvl="2">
-      <w:startOverride w:val="1"/>
-    </w:lvlOverride>
-    <w:lvlOverride w:ilvl="3">
-      <w:startOverride w:val="1"/>
-    </w:lvlOverride>
-    <w:lvlOverride w:ilvl="4">
-      <w:startOverride w:val="1"/>
-    </w:lvlOverride>
-    <w:lvlOverride w:ilvl="5">
-      <w:startOverride w:val="1"/>
-    </w:lvlOverride>
-    <w:lvlOverride w:ilvl="6">
-      <w:startOverride w:val="1"/>
-    </w:lvlOverride>
-    <w:lvlOverride w:ilvl="7">
-      <w:startOverride w:val="1"/>
-    </w:lvlOverride>
-    <w:lvlOverride w:ilvl="8">
-      <w:startOverride w:val="1"/>
-    </w:lvlOverride>
-  </w:num>
-  <w:num w:numId="20" w16cid:durableId="444614920">
-    <w:abstractNumId w:val="37"/>
-  </w:num>
-  <w:num w:numId="21" w16cid:durableId="429589290">
-    <w:abstractNumId w:val="34"/>
-  </w:num>
-  <w:num w:numId="22" w16cid:durableId="736249592">
-    <w:abstractNumId w:val="15"/>
-  </w:num>
-  <w:num w:numId="23" w16cid:durableId="753554811">
-    <w:abstractNumId w:val="43"/>
-    <w:lvlOverride w:ilvl="0">
-      <w:startOverride w:val="1"/>
-    </w:lvlOverride>
-    <w:lvlOverride w:ilvl="1">
-      <w:startOverride w:val="1"/>
-    </w:lvlOverride>
-    <w:lvlOverride w:ilvl="2">
-      <w:startOverride w:val="1"/>
-    </w:lvlOverride>
-    <w:lvlOverride w:ilvl="3">
-      <w:startOverride w:val="1"/>
-    </w:lvlOverride>
-    <w:lvlOverride w:ilvl="4">
-      <w:startOverride w:val="1"/>
-    </w:lvlOverride>
-    <w:lvlOverride w:ilvl="5">
-      <w:startOverride w:val="1"/>
-    </w:lvlOverride>
-    <w:lvlOverride w:ilvl="6">
-      <w:startOverride w:val="1"/>
-    </w:lvlOverride>
-    <w:lvlOverride w:ilvl="7">
-      <w:startOverride w:val="1"/>
-    </w:lvlOverride>
-    <w:lvlOverride w:ilvl="8">
-      <w:startOverride w:val="1"/>
-    </w:lvlOverride>
-  </w:num>
-  <w:num w:numId="24" w16cid:durableId="1677687427">
-    <w:abstractNumId w:val="14"/>
-  </w:num>
-  <w:num w:numId="25" w16cid:durableId="1930850436">
-    <w:abstractNumId w:val="24"/>
-  </w:num>
-  <w:num w:numId="26" w16cid:durableId="1995062044">
-    <w:abstractNumId w:val="23"/>
-  </w:num>
-  <w:num w:numId="27" w16cid:durableId="1653098911">
-    <w:abstractNumId w:val="43"/>
-    <w:lvlOverride w:ilvl="0">
-      <w:startOverride w:val="1"/>
-    </w:lvlOverride>
-    <w:lvlOverride w:ilvl="1">
-      <w:startOverride w:val="1"/>
-    </w:lvlOverride>
-    <w:lvlOverride w:ilvl="2">
-      <w:startOverride w:val="1"/>
-    </w:lvlOverride>
-    <w:lvlOverride w:ilvl="3">
-      <w:startOverride w:val="1"/>
-    </w:lvlOverride>
-    <w:lvlOverride w:ilvl="4">
-      <w:startOverride w:val="1"/>
-    </w:lvlOverride>
-    <w:lvlOverride w:ilvl="5">
-      <w:startOverride w:val="1"/>
-    </w:lvlOverride>
-    <w:lvlOverride w:ilvl="6">
-      <w:startOverride w:val="1"/>
-    </w:lvlOverride>
-    <w:lvlOverride w:ilvl="7">
-      <w:startOverride w:val="1"/>
-    </w:lvlOverride>
-    <w:lvlOverride w:ilvl="8">
-      <w:startOverride w:val="1"/>
-    </w:lvlOverride>
-  </w:num>
-  <w:num w:numId="28" w16cid:durableId="1026977916">
-    <w:abstractNumId w:val="44"/>
-  </w:num>
-  <w:num w:numId="29" w16cid:durableId="795371147">
-    <w:abstractNumId w:val="16"/>
-  </w:num>
-  <w:num w:numId="30" w16cid:durableId="1819106530">
-    <w:abstractNumId w:val="6"/>
-  </w:num>
-  <w:num w:numId="31" w16cid:durableId="872810132">
-    <w:abstractNumId w:val="20"/>
-  </w:num>
-  <w:num w:numId="32" w16cid:durableId="975179141">
-    <w:abstractNumId w:val="29"/>
-  </w:num>
-  <w:num w:numId="33" w16cid:durableId="855533953">
-    <w:abstractNumId w:val="4"/>
-  </w:num>
-  <w:num w:numId="34" w16cid:durableId="1113014265">
-    <w:abstractNumId w:val="31"/>
-  </w:num>
-  <w:num w:numId="35" w16cid:durableId="1938293610">
-    <w:abstractNumId w:val="41"/>
-  </w:num>
-  <w:num w:numId="36" w16cid:durableId="180320502">
-    <w:abstractNumId w:val="30"/>
-  </w:num>
-  <w:num w:numId="37" w16cid:durableId="399138324">
-    <w:abstractNumId w:val="46"/>
-  </w:num>
-  <w:num w:numId="38" w16cid:durableId="1382822835">
-    <w:abstractNumId w:val="5"/>
-  </w:num>
-  <w:num w:numId="39" w16cid:durableId="805928275">
-    <w:abstractNumId w:val="36"/>
-  </w:num>
-  <w:num w:numId="40" w16cid:durableId="1059860172">
-    <w:abstractNumId w:val="39"/>
-  </w:num>
-  <w:num w:numId="41" w16cid:durableId="735052792">
-    <w:abstractNumId w:val="9"/>
-  </w:num>
-  <w:num w:numId="42" w16cid:durableId="2068064553">
-    <w:abstractNumId w:val="32"/>
-  </w:num>
-  <w:num w:numId="43" w16cid:durableId="818615529">
-    <w:abstractNumId w:val="13"/>
-  </w:num>
-  <w:num w:numId="44" w16cid:durableId="1607075688">
-    <w:abstractNumId w:val="19"/>
-  </w:num>
-  <w:num w:numId="45" w16cid:durableId="383915765">
-    <w:abstractNumId w:val="45"/>
-  </w:num>
-  <w:num w:numId="46" w16cid:durableId="80880399">
-    <w:abstractNumId w:val="11"/>
-  </w:num>
-  <w:num w:numId="47" w16cid:durableId="1481843471">
-    <w:abstractNumId w:val="21"/>
-  </w:num>
-  <w:num w:numId="48" w16cid:durableId="56250128">
-    <w:abstractNumId w:val="1"/>
-  </w:num>
-  <w:num w:numId="49" w16cid:durableId="546065674">
-    <w:abstractNumId w:val="35"/>
-  </w:num>
-  <w:num w:numId="50" w16cid:durableId="811409183">
-    <w:abstractNumId w:val="8"/>
-  </w:num>
-  <w:num w:numId="51" w16cid:durableId="1352491252">
-    <w:abstractNumId w:val="25"/>
-  </w:num>
-  <w:num w:numId="52" w16cid:durableId="585920542">
+  <w:num w:numId="33" w16cid:durableId="585920542">
     <w:abstractNumId w:val="2"/>
   </w:num>
+  <w:numIdMacAtCleanup w:val="33"/>
 </w:numbering>
 </file>
 
@@ -57594,8 +56016,10 @@
     <w:rPr>
       <w:rFonts w:ascii="Times New Roman" w:eastAsiaTheme="majorEastAsia" w:hAnsi="Times New Roman" w:cstheme="majorBidi"/>
       <w:b/>
+      <w:noProof/>
       <w:sz w:val="24"/>
       <w:szCs w:val="40"/>
+      <w:lang w:val="en-ID"/>
     </w:rPr>
   </w:style>
   <w:style w:type="character" w:customStyle="1" w:styleId="Heading2Char">
